--- a/Finalised Templates/Word/Azure_LLD_Template_CQC.docx
+++ b/Finalised Templates/Word/Azure_LLD_Template_CQC.docx
@@ -707,19 +707,29 @@
       <w:pPr>
         <w:pStyle w:val="Heading1"/>
       </w:pPr>
+      <w:bookmarkStart w:id="0" w:name="_Toc235607024"/>
       <w:r>
         <w:lastRenderedPageBreak/>
         <w:t>Table of Contents</w:t>
       </w:r>
+      <w:bookmarkEnd w:id="0"/>
     </w:p>
     <w:sdt>
       <w:sdtPr>
         <w:alias w:val="Table of Contents"/>
         <w:id w:val="908199895"/>
       </w:sdtPr>
-      <w:sdtEndPr/>
       <w:sdtContent>
         <w:p>
+          <w:pPr>
+            <w:pStyle w:val="TOC1"/>
+            <w:tabs>
+              <w:tab w:val="right" w:leader="dot" w:pos="9350"/>
+            </w:tabs>
+            <w:rPr>
+              <w:noProof/>
+            </w:rPr>
+          </w:pPr>
           <w:r>
             <w:fldChar w:fldCharType="begin"/>
           </w:r>
@@ -729,6 +739,3777 @@
           <w:r>
             <w:fldChar w:fldCharType="separate"/>
           </w:r>
+          <w:hyperlink w:anchor="_Toc235607024" w:history="1">
+            <w:r>
+              <w:rPr>
+                <w:rStyle w:val="Hyperlink"/>
+                <w:noProof/>
+              </w:rPr>
+              <w:t>Table of Contents</w:t>
+            </w:r>
+            <w:r>
+              <w:rPr>
+                <w:noProof/>
+              </w:rPr>
+              <w:tab/>
+            </w:r>
+            <w:r>
+              <w:rPr>
+                <w:noProof/>
+              </w:rPr>
+              <w:fldChar w:fldCharType="begin"/>
+            </w:r>
+            <w:r>
+              <w:rPr>
+                <w:noProof/>
+              </w:rPr>
+              <w:instrText xml:space="preserve"> PAGEREF _Toc235607024 \h </w:instrText>
+            </w:r>
+            <w:r>
+              <w:rPr>
+                <w:noProof/>
+              </w:rPr>
+            </w:r>
+            <w:r>
+              <w:rPr>
+                <w:noProof/>
+              </w:rPr>
+              <w:fldChar w:fldCharType="separate"/>
+            </w:r>
+            <w:r>
+              <w:rPr>
+                <w:noProof/>
+              </w:rPr>
+              <w:t>2</w:t>
+            </w:r>
+            <w:r>
+              <w:rPr>
+                <w:noProof/>
+              </w:rPr>
+              <w:fldChar w:fldCharType="end"/>
+            </w:r>
+          </w:hyperlink>
+        </w:p>
+        <w:p>
+          <w:pPr>
+            <w:pStyle w:val="TOC1"/>
+            <w:tabs>
+              <w:tab w:val="right" w:leader="dot" w:pos="9350"/>
+            </w:tabs>
+            <w:rPr>
+              <w:noProof/>
+            </w:rPr>
+          </w:pPr>
+          <w:hyperlink w:anchor="_Toc235607025" w:history="1">
+            <w:r>
+              <w:rPr>
+                <w:rStyle w:val="Hyperlink"/>
+                <w:noProof/>
+              </w:rPr>
+              <w:t>1. Introduction</w:t>
+            </w:r>
+            <w:r>
+              <w:rPr>
+                <w:noProof/>
+              </w:rPr>
+              <w:tab/>
+            </w:r>
+            <w:r>
+              <w:rPr>
+                <w:noProof/>
+              </w:rPr>
+              <w:fldChar w:fldCharType="begin"/>
+            </w:r>
+            <w:r>
+              <w:rPr>
+                <w:noProof/>
+              </w:rPr>
+              <w:instrText xml:space="preserve"> PAGEREF _Toc235607025 \h </w:instrText>
+            </w:r>
+            <w:r>
+              <w:rPr>
+                <w:noProof/>
+              </w:rPr>
+            </w:r>
+            <w:r>
+              <w:rPr>
+                <w:noProof/>
+              </w:rPr>
+              <w:fldChar w:fldCharType="separate"/>
+            </w:r>
+            <w:r>
+              <w:rPr>
+                <w:noProof/>
+              </w:rPr>
+              <w:t>4</w:t>
+            </w:r>
+            <w:r>
+              <w:rPr>
+                <w:noProof/>
+              </w:rPr>
+              <w:fldChar w:fldCharType="end"/>
+            </w:r>
+          </w:hyperlink>
+        </w:p>
+        <w:p>
+          <w:pPr>
+            <w:pStyle w:val="TOC2"/>
+            <w:tabs>
+              <w:tab w:val="right" w:leader="dot" w:pos="9350"/>
+            </w:tabs>
+            <w:rPr>
+              <w:noProof/>
+            </w:rPr>
+          </w:pPr>
+          <w:hyperlink w:anchor="_Toc235607026" w:history="1">
+            <w:r>
+              <w:rPr>
+                <w:rStyle w:val="Hyperlink"/>
+                <w:noProof/>
+              </w:rPr>
+              <w:t>1.1 Document Purpose</w:t>
+            </w:r>
+            <w:r>
+              <w:rPr>
+                <w:noProof/>
+              </w:rPr>
+              <w:tab/>
+            </w:r>
+            <w:r>
+              <w:rPr>
+                <w:noProof/>
+              </w:rPr>
+              <w:fldChar w:fldCharType="begin"/>
+            </w:r>
+            <w:r>
+              <w:rPr>
+                <w:noProof/>
+              </w:rPr>
+              <w:instrText xml:space="preserve"> PAGEREF _Toc235607026 \h </w:instrText>
+            </w:r>
+            <w:r>
+              <w:rPr>
+                <w:noProof/>
+              </w:rPr>
+            </w:r>
+            <w:r>
+              <w:rPr>
+                <w:noProof/>
+              </w:rPr>
+              <w:fldChar w:fldCharType="separate"/>
+            </w:r>
+            <w:r>
+              <w:rPr>
+                <w:noProof/>
+              </w:rPr>
+              <w:t>4</w:t>
+            </w:r>
+            <w:r>
+              <w:rPr>
+                <w:noProof/>
+              </w:rPr>
+              <w:fldChar w:fldCharType="end"/>
+            </w:r>
+          </w:hyperlink>
+        </w:p>
+        <w:p>
+          <w:pPr>
+            <w:pStyle w:val="TOC2"/>
+            <w:tabs>
+              <w:tab w:val="right" w:leader="dot" w:pos="9350"/>
+            </w:tabs>
+            <w:rPr>
+              <w:noProof/>
+            </w:rPr>
+          </w:pPr>
+          <w:hyperlink w:anchor="_Toc235607027" w:history="1">
+            <w:r>
+              <w:rPr>
+                <w:rStyle w:val="Hyperlink"/>
+                <w:noProof/>
+              </w:rPr>
+              <w:t>1.2 Document Scope</w:t>
+            </w:r>
+            <w:r>
+              <w:rPr>
+                <w:noProof/>
+              </w:rPr>
+              <w:tab/>
+            </w:r>
+            <w:r>
+              <w:rPr>
+                <w:noProof/>
+              </w:rPr>
+              <w:fldChar w:fldCharType="begin"/>
+            </w:r>
+            <w:r>
+              <w:rPr>
+                <w:noProof/>
+              </w:rPr>
+              <w:instrText xml:space="preserve"> PAGEREF _Toc235607027 \h </w:instrText>
+            </w:r>
+            <w:r>
+              <w:rPr>
+                <w:noProof/>
+              </w:rPr>
+            </w:r>
+            <w:r>
+              <w:rPr>
+                <w:noProof/>
+              </w:rPr>
+              <w:fldChar w:fldCharType="separate"/>
+            </w:r>
+            <w:r>
+              <w:rPr>
+                <w:noProof/>
+              </w:rPr>
+              <w:t>4</w:t>
+            </w:r>
+            <w:r>
+              <w:rPr>
+                <w:noProof/>
+              </w:rPr>
+              <w:fldChar w:fldCharType="end"/>
+            </w:r>
+          </w:hyperlink>
+        </w:p>
+        <w:p>
+          <w:pPr>
+            <w:pStyle w:val="TOC2"/>
+            <w:tabs>
+              <w:tab w:val="right" w:leader="dot" w:pos="9350"/>
+            </w:tabs>
+            <w:rPr>
+              <w:noProof/>
+            </w:rPr>
+          </w:pPr>
+          <w:hyperlink w:anchor="_Toc235607028" w:history="1">
+            <w:r>
+              <w:rPr>
+                <w:rStyle w:val="Hyperlink"/>
+                <w:noProof/>
+              </w:rPr>
+              <w:t>1.3 Relationship to High Level Design</w:t>
+            </w:r>
+            <w:r>
+              <w:rPr>
+                <w:noProof/>
+              </w:rPr>
+              <w:tab/>
+            </w:r>
+            <w:r>
+              <w:rPr>
+                <w:noProof/>
+              </w:rPr>
+              <w:fldChar w:fldCharType="begin"/>
+            </w:r>
+            <w:r>
+              <w:rPr>
+                <w:noProof/>
+              </w:rPr>
+              <w:instrText xml:space="preserve"> PAGEREF _Toc235607028 \h </w:instrText>
+            </w:r>
+            <w:r>
+              <w:rPr>
+                <w:noProof/>
+              </w:rPr>
+            </w:r>
+            <w:r>
+              <w:rPr>
+                <w:noProof/>
+              </w:rPr>
+              <w:fldChar w:fldCharType="separate"/>
+            </w:r>
+            <w:r>
+              <w:rPr>
+                <w:noProof/>
+              </w:rPr>
+              <w:t>4</w:t>
+            </w:r>
+            <w:r>
+              <w:rPr>
+                <w:noProof/>
+              </w:rPr>
+              <w:fldChar w:fldCharType="end"/>
+            </w:r>
+          </w:hyperlink>
+        </w:p>
+        <w:p>
+          <w:pPr>
+            <w:pStyle w:val="TOC2"/>
+            <w:tabs>
+              <w:tab w:val="right" w:leader="dot" w:pos="9350"/>
+            </w:tabs>
+            <w:rPr>
+              <w:noProof/>
+            </w:rPr>
+          </w:pPr>
+          <w:hyperlink w:anchor="_Toc235607029" w:history="1">
+            <w:r>
+              <w:rPr>
+                <w:rStyle w:val="Hyperlink"/>
+                <w:noProof/>
+              </w:rPr>
+              <w:t>1.4 Assumptions, Dependencies and Constraints</w:t>
+            </w:r>
+            <w:r>
+              <w:rPr>
+                <w:noProof/>
+              </w:rPr>
+              <w:tab/>
+            </w:r>
+            <w:r>
+              <w:rPr>
+                <w:noProof/>
+              </w:rPr>
+              <w:fldChar w:fldCharType="begin"/>
+            </w:r>
+            <w:r>
+              <w:rPr>
+                <w:noProof/>
+              </w:rPr>
+              <w:instrText xml:space="preserve"> PAGEREF _Toc235607029 \h </w:instrText>
+            </w:r>
+            <w:r>
+              <w:rPr>
+                <w:noProof/>
+              </w:rPr>
+            </w:r>
+            <w:r>
+              <w:rPr>
+                <w:noProof/>
+              </w:rPr>
+              <w:fldChar w:fldCharType="separate"/>
+            </w:r>
+            <w:r>
+              <w:rPr>
+                <w:noProof/>
+              </w:rPr>
+              <w:t>4</w:t>
+            </w:r>
+            <w:r>
+              <w:rPr>
+                <w:noProof/>
+              </w:rPr>
+              <w:fldChar w:fldCharType="end"/>
+            </w:r>
+          </w:hyperlink>
+        </w:p>
+        <w:p>
+          <w:pPr>
+            <w:pStyle w:val="TOC1"/>
+            <w:tabs>
+              <w:tab w:val="right" w:leader="dot" w:pos="9350"/>
+            </w:tabs>
+            <w:rPr>
+              <w:noProof/>
+            </w:rPr>
+          </w:pPr>
+          <w:hyperlink w:anchor="_Toc235607030" w:history="1">
+            <w:r>
+              <w:rPr>
+                <w:rStyle w:val="Hyperlink"/>
+                <w:noProof/>
+              </w:rPr>
+              <w:t>2. Document Information</w:t>
+            </w:r>
+            <w:r>
+              <w:rPr>
+                <w:noProof/>
+              </w:rPr>
+              <w:tab/>
+            </w:r>
+            <w:r>
+              <w:rPr>
+                <w:noProof/>
+              </w:rPr>
+              <w:fldChar w:fldCharType="begin"/>
+            </w:r>
+            <w:r>
+              <w:rPr>
+                <w:noProof/>
+              </w:rPr>
+              <w:instrText xml:space="preserve"> PAGEREF _Toc235607030 \h </w:instrText>
+            </w:r>
+            <w:r>
+              <w:rPr>
+                <w:noProof/>
+              </w:rPr>
+            </w:r>
+            <w:r>
+              <w:rPr>
+                <w:noProof/>
+              </w:rPr>
+              <w:fldChar w:fldCharType="separate"/>
+            </w:r>
+            <w:r>
+              <w:rPr>
+                <w:noProof/>
+              </w:rPr>
+              <w:t>5</w:t>
+            </w:r>
+            <w:r>
+              <w:rPr>
+                <w:noProof/>
+              </w:rPr>
+              <w:fldChar w:fldCharType="end"/>
+            </w:r>
+          </w:hyperlink>
+        </w:p>
+        <w:p>
+          <w:pPr>
+            <w:pStyle w:val="TOC2"/>
+            <w:tabs>
+              <w:tab w:val="right" w:leader="dot" w:pos="9350"/>
+            </w:tabs>
+            <w:rPr>
+              <w:noProof/>
+            </w:rPr>
+          </w:pPr>
+          <w:hyperlink w:anchor="_Toc235607031" w:history="1">
+            <w:r>
+              <w:rPr>
+                <w:rStyle w:val="Hyperlink"/>
+                <w:noProof/>
+              </w:rPr>
+              <w:t>2.1 Version History</w:t>
+            </w:r>
+            <w:r>
+              <w:rPr>
+                <w:noProof/>
+              </w:rPr>
+              <w:tab/>
+            </w:r>
+            <w:r>
+              <w:rPr>
+                <w:noProof/>
+              </w:rPr>
+              <w:fldChar w:fldCharType="begin"/>
+            </w:r>
+            <w:r>
+              <w:rPr>
+                <w:noProof/>
+              </w:rPr>
+              <w:instrText xml:space="preserve"> PAGEREF _Toc235607031 \h </w:instrText>
+            </w:r>
+            <w:r>
+              <w:rPr>
+                <w:noProof/>
+              </w:rPr>
+            </w:r>
+            <w:r>
+              <w:rPr>
+                <w:noProof/>
+              </w:rPr>
+              <w:fldChar w:fldCharType="separate"/>
+            </w:r>
+            <w:r>
+              <w:rPr>
+                <w:noProof/>
+              </w:rPr>
+              <w:t>5</w:t>
+            </w:r>
+            <w:r>
+              <w:rPr>
+                <w:noProof/>
+              </w:rPr>
+              <w:fldChar w:fldCharType="end"/>
+            </w:r>
+          </w:hyperlink>
+        </w:p>
+        <w:p>
+          <w:pPr>
+            <w:pStyle w:val="TOC2"/>
+            <w:tabs>
+              <w:tab w:val="right" w:leader="dot" w:pos="9350"/>
+            </w:tabs>
+            <w:rPr>
+              <w:noProof/>
+            </w:rPr>
+          </w:pPr>
+          <w:hyperlink w:anchor="_Toc235607032" w:history="1">
+            <w:r>
+              <w:rPr>
+                <w:rStyle w:val="Hyperlink"/>
+                <w:noProof/>
+              </w:rPr>
+              <w:t>2.2 Reviewers and Approvers</w:t>
+            </w:r>
+            <w:r>
+              <w:rPr>
+                <w:noProof/>
+              </w:rPr>
+              <w:tab/>
+            </w:r>
+            <w:r>
+              <w:rPr>
+                <w:noProof/>
+              </w:rPr>
+              <w:fldChar w:fldCharType="begin"/>
+            </w:r>
+            <w:r>
+              <w:rPr>
+                <w:noProof/>
+              </w:rPr>
+              <w:instrText xml:space="preserve"> PAGEREF _Toc235607032 \h </w:instrText>
+            </w:r>
+            <w:r>
+              <w:rPr>
+                <w:noProof/>
+              </w:rPr>
+            </w:r>
+            <w:r>
+              <w:rPr>
+                <w:noProof/>
+              </w:rPr>
+              <w:fldChar w:fldCharType="separate"/>
+            </w:r>
+            <w:r>
+              <w:rPr>
+                <w:noProof/>
+              </w:rPr>
+              <w:t>5</w:t>
+            </w:r>
+            <w:r>
+              <w:rPr>
+                <w:noProof/>
+              </w:rPr>
+              <w:fldChar w:fldCharType="end"/>
+            </w:r>
+          </w:hyperlink>
+        </w:p>
+        <w:p>
+          <w:pPr>
+            <w:pStyle w:val="TOC2"/>
+            <w:tabs>
+              <w:tab w:val="right" w:leader="dot" w:pos="9350"/>
+            </w:tabs>
+            <w:rPr>
+              <w:noProof/>
+            </w:rPr>
+          </w:pPr>
+          <w:hyperlink w:anchor="_Toc235607033" w:history="1">
+            <w:r>
+              <w:rPr>
+                <w:rStyle w:val="Hyperlink"/>
+                <w:noProof/>
+              </w:rPr>
+              <w:t>2.3 Related Documents</w:t>
+            </w:r>
+            <w:r>
+              <w:rPr>
+                <w:noProof/>
+              </w:rPr>
+              <w:tab/>
+            </w:r>
+            <w:r>
+              <w:rPr>
+                <w:noProof/>
+              </w:rPr>
+              <w:fldChar w:fldCharType="begin"/>
+            </w:r>
+            <w:r>
+              <w:rPr>
+                <w:noProof/>
+              </w:rPr>
+              <w:instrText xml:space="preserve"> PAGEREF _Toc235607033 \h </w:instrText>
+            </w:r>
+            <w:r>
+              <w:rPr>
+                <w:noProof/>
+              </w:rPr>
+            </w:r>
+            <w:r>
+              <w:rPr>
+                <w:noProof/>
+              </w:rPr>
+              <w:fldChar w:fldCharType="separate"/>
+            </w:r>
+            <w:r>
+              <w:rPr>
+                <w:noProof/>
+              </w:rPr>
+              <w:t>5</w:t>
+            </w:r>
+            <w:r>
+              <w:rPr>
+                <w:noProof/>
+              </w:rPr>
+              <w:fldChar w:fldCharType="end"/>
+            </w:r>
+          </w:hyperlink>
+        </w:p>
+        <w:p>
+          <w:pPr>
+            <w:pStyle w:val="TOC1"/>
+            <w:tabs>
+              <w:tab w:val="right" w:leader="dot" w:pos="9350"/>
+            </w:tabs>
+            <w:rPr>
+              <w:noProof/>
+            </w:rPr>
+          </w:pPr>
+          <w:hyperlink w:anchor="_Toc235607034" w:history="1">
+            <w:r>
+              <w:rPr>
+                <w:rStyle w:val="Hyperlink"/>
+                <w:noProof/>
+              </w:rPr>
+              <w:t>3. Solution Component Design</w:t>
+            </w:r>
+            <w:r>
+              <w:rPr>
+                <w:noProof/>
+              </w:rPr>
+              <w:tab/>
+            </w:r>
+            <w:r>
+              <w:rPr>
+                <w:noProof/>
+              </w:rPr>
+              <w:fldChar w:fldCharType="begin"/>
+            </w:r>
+            <w:r>
+              <w:rPr>
+                <w:noProof/>
+              </w:rPr>
+              <w:instrText xml:space="preserve"> PAGEREF _Toc235607034 \h </w:instrText>
+            </w:r>
+            <w:r>
+              <w:rPr>
+                <w:noProof/>
+              </w:rPr>
+            </w:r>
+            <w:r>
+              <w:rPr>
+                <w:noProof/>
+              </w:rPr>
+              <w:fldChar w:fldCharType="separate"/>
+            </w:r>
+            <w:r>
+              <w:rPr>
+                <w:noProof/>
+              </w:rPr>
+              <w:t>5</w:t>
+            </w:r>
+            <w:r>
+              <w:rPr>
+                <w:noProof/>
+              </w:rPr>
+              <w:fldChar w:fldCharType="end"/>
+            </w:r>
+          </w:hyperlink>
+        </w:p>
+        <w:p>
+          <w:pPr>
+            <w:pStyle w:val="TOC2"/>
+            <w:tabs>
+              <w:tab w:val="right" w:leader="dot" w:pos="9350"/>
+            </w:tabs>
+            <w:rPr>
+              <w:noProof/>
+            </w:rPr>
+          </w:pPr>
+          <w:hyperlink w:anchor="_Toc235607035" w:history="1">
+            <w:r>
+              <w:rPr>
+                <w:rStyle w:val="Hyperlink"/>
+                <w:noProof/>
+              </w:rPr>
+              <w:t>3.1 Component Inventory</w:t>
+            </w:r>
+            <w:r>
+              <w:rPr>
+                <w:noProof/>
+              </w:rPr>
+              <w:tab/>
+            </w:r>
+            <w:r>
+              <w:rPr>
+                <w:noProof/>
+              </w:rPr>
+              <w:fldChar w:fldCharType="begin"/>
+            </w:r>
+            <w:r>
+              <w:rPr>
+                <w:noProof/>
+              </w:rPr>
+              <w:instrText xml:space="preserve"> PAGEREF _Toc235607035 \h </w:instrText>
+            </w:r>
+            <w:r>
+              <w:rPr>
+                <w:noProof/>
+              </w:rPr>
+            </w:r>
+            <w:r>
+              <w:rPr>
+                <w:noProof/>
+              </w:rPr>
+              <w:fldChar w:fldCharType="separate"/>
+            </w:r>
+            <w:r>
+              <w:rPr>
+                <w:noProof/>
+              </w:rPr>
+              <w:t>5</w:t>
+            </w:r>
+            <w:r>
+              <w:rPr>
+                <w:noProof/>
+              </w:rPr>
+              <w:fldChar w:fldCharType="end"/>
+            </w:r>
+          </w:hyperlink>
+        </w:p>
+        <w:p>
+          <w:pPr>
+            <w:pStyle w:val="TOC2"/>
+            <w:tabs>
+              <w:tab w:val="right" w:leader="dot" w:pos="9350"/>
+            </w:tabs>
+            <w:rPr>
+              <w:noProof/>
+            </w:rPr>
+          </w:pPr>
+          <w:hyperlink w:anchor="_Toc235607036" w:history="1">
+            <w:r>
+              <w:rPr>
+                <w:rStyle w:val="Hyperlink"/>
+                <w:noProof/>
+              </w:rPr>
+              <w:t>3.2 Detailed Component Specifications</w:t>
+            </w:r>
+            <w:r>
+              <w:rPr>
+                <w:noProof/>
+              </w:rPr>
+              <w:tab/>
+            </w:r>
+            <w:r>
+              <w:rPr>
+                <w:noProof/>
+              </w:rPr>
+              <w:fldChar w:fldCharType="begin"/>
+            </w:r>
+            <w:r>
+              <w:rPr>
+                <w:noProof/>
+              </w:rPr>
+              <w:instrText xml:space="preserve"> PAGEREF _Toc235607036 \h </w:instrText>
+            </w:r>
+            <w:r>
+              <w:rPr>
+                <w:noProof/>
+              </w:rPr>
+            </w:r>
+            <w:r>
+              <w:rPr>
+                <w:noProof/>
+              </w:rPr>
+              <w:fldChar w:fldCharType="separate"/>
+            </w:r>
+            <w:r>
+              <w:rPr>
+                <w:noProof/>
+              </w:rPr>
+              <w:t>6</w:t>
+            </w:r>
+            <w:r>
+              <w:rPr>
+                <w:noProof/>
+              </w:rPr>
+              <w:fldChar w:fldCharType="end"/>
+            </w:r>
+          </w:hyperlink>
+        </w:p>
+        <w:p>
+          <w:pPr>
+            <w:pStyle w:val="TOC1"/>
+            <w:tabs>
+              <w:tab w:val="right" w:leader="dot" w:pos="9350"/>
+            </w:tabs>
+            <w:rPr>
+              <w:noProof/>
+            </w:rPr>
+          </w:pPr>
+          <w:hyperlink w:anchor="_Toc235607037" w:history="1">
+            <w:r>
+              <w:rPr>
+                <w:rStyle w:val="Hyperlink"/>
+                <w:noProof/>
+              </w:rPr>
+              <w:t>4. Resource Organisation and Naming</w:t>
+            </w:r>
+            <w:r>
+              <w:rPr>
+                <w:noProof/>
+              </w:rPr>
+              <w:tab/>
+            </w:r>
+            <w:r>
+              <w:rPr>
+                <w:noProof/>
+              </w:rPr>
+              <w:fldChar w:fldCharType="begin"/>
+            </w:r>
+            <w:r>
+              <w:rPr>
+                <w:noProof/>
+              </w:rPr>
+              <w:instrText xml:space="preserve"> PAGEREF _Toc235607037 \h </w:instrText>
+            </w:r>
+            <w:r>
+              <w:rPr>
+                <w:noProof/>
+              </w:rPr>
+            </w:r>
+            <w:r>
+              <w:rPr>
+                <w:noProof/>
+              </w:rPr>
+              <w:fldChar w:fldCharType="separate"/>
+            </w:r>
+            <w:r>
+              <w:rPr>
+                <w:noProof/>
+              </w:rPr>
+              <w:t>6</w:t>
+            </w:r>
+            <w:r>
+              <w:rPr>
+                <w:noProof/>
+              </w:rPr>
+              <w:fldChar w:fldCharType="end"/>
+            </w:r>
+          </w:hyperlink>
+        </w:p>
+        <w:p>
+          <w:pPr>
+            <w:pStyle w:val="TOC2"/>
+            <w:tabs>
+              <w:tab w:val="right" w:leader="dot" w:pos="9350"/>
+            </w:tabs>
+            <w:rPr>
+              <w:noProof/>
+            </w:rPr>
+          </w:pPr>
+          <w:hyperlink w:anchor="_Toc235607038" w:history="1">
+            <w:r>
+              <w:rPr>
+                <w:rStyle w:val="Hyperlink"/>
+                <w:noProof/>
+              </w:rPr>
+              <w:t>4.1 Subscription, Resource Group and Naming Convention</w:t>
+            </w:r>
+            <w:r>
+              <w:rPr>
+                <w:noProof/>
+              </w:rPr>
+              <w:tab/>
+            </w:r>
+            <w:r>
+              <w:rPr>
+                <w:noProof/>
+              </w:rPr>
+              <w:fldChar w:fldCharType="begin"/>
+            </w:r>
+            <w:r>
+              <w:rPr>
+                <w:noProof/>
+              </w:rPr>
+              <w:instrText xml:space="preserve"> PAGEREF _Toc235607038 \h </w:instrText>
+            </w:r>
+            <w:r>
+              <w:rPr>
+                <w:noProof/>
+              </w:rPr>
+            </w:r>
+            <w:r>
+              <w:rPr>
+                <w:noProof/>
+              </w:rPr>
+              <w:fldChar w:fldCharType="separate"/>
+            </w:r>
+            <w:r>
+              <w:rPr>
+                <w:noProof/>
+              </w:rPr>
+              <w:t>6</w:t>
+            </w:r>
+            <w:r>
+              <w:rPr>
+                <w:noProof/>
+              </w:rPr>
+              <w:fldChar w:fldCharType="end"/>
+            </w:r>
+          </w:hyperlink>
+        </w:p>
+        <w:p>
+          <w:pPr>
+            <w:pStyle w:val="TOC2"/>
+            <w:tabs>
+              <w:tab w:val="right" w:leader="dot" w:pos="9350"/>
+            </w:tabs>
+            <w:rPr>
+              <w:noProof/>
+            </w:rPr>
+          </w:pPr>
+          <w:hyperlink w:anchor="_Toc235607039" w:history="1">
+            <w:r>
+              <w:rPr>
+                <w:rStyle w:val="Hyperlink"/>
+                <w:noProof/>
+              </w:rPr>
+              <w:t>4.2 Tagging Schema</w:t>
+            </w:r>
+            <w:r>
+              <w:rPr>
+                <w:noProof/>
+              </w:rPr>
+              <w:tab/>
+            </w:r>
+            <w:r>
+              <w:rPr>
+                <w:noProof/>
+              </w:rPr>
+              <w:fldChar w:fldCharType="begin"/>
+            </w:r>
+            <w:r>
+              <w:rPr>
+                <w:noProof/>
+              </w:rPr>
+              <w:instrText xml:space="preserve"> PAGEREF _Toc235607039 \h </w:instrText>
+            </w:r>
+            <w:r>
+              <w:rPr>
+                <w:noProof/>
+              </w:rPr>
+            </w:r>
+            <w:r>
+              <w:rPr>
+                <w:noProof/>
+              </w:rPr>
+              <w:fldChar w:fldCharType="separate"/>
+            </w:r>
+            <w:r>
+              <w:rPr>
+                <w:noProof/>
+              </w:rPr>
+              <w:t>6</w:t>
+            </w:r>
+            <w:r>
+              <w:rPr>
+                <w:noProof/>
+              </w:rPr>
+              <w:fldChar w:fldCharType="end"/>
+            </w:r>
+          </w:hyperlink>
+        </w:p>
+        <w:p>
+          <w:pPr>
+            <w:pStyle w:val="TOC1"/>
+            <w:tabs>
+              <w:tab w:val="right" w:leader="dot" w:pos="9350"/>
+            </w:tabs>
+            <w:rPr>
+              <w:noProof/>
+            </w:rPr>
+          </w:pPr>
+          <w:hyperlink w:anchor="_Toc235607040" w:history="1">
+            <w:r>
+              <w:rPr>
+                <w:rStyle w:val="Hyperlink"/>
+                <w:noProof/>
+              </w:rPr>
+              <w:t>5. Network Design Detail</w:t>
+            </w:r>
+            <w:r>
+              <w:rPr>
+                <w:noProof/>
+              </w:rPr>
+              <w:tab/>
+            </w:r>
+            <w:r>
+              <w:rPr>
+                <w:noProof/>
+              </w:rPr>
+              <w:fldChar w:fldCharType="begin"/>
+            </w:r>
+            <w:r>
+              <w:rPr>
+                <w:noProof/>
+              </w:rPr>
+              <w:instrText xml:space="preserve"> PAGEREF _Toc235607040 \h </w:instrText>
+            </w:r>
+            <w:r>
+              <w:rPr>
+                <w:noProof/>
+              </w:rPr>
+            </w:r>
+            <w:r>
+              <w:rPr>
+                <w:noProof/>
+              </w:rPr>
+              <w:fldChar w:fldCharType="separate"/>
+            </w:r>
+            <w:r>
+              <w:rPr>
+                <w:noProof/>
+              </w:rPr>
+              <w:t>7</w:t>
+            </w:r>
+            <w:r>
+              <w:rPr>
+                <w:noProof/>
+              </w:rPr>
+              <w:fldChar w:fldCharType="end"/>
+            </w:r>
+          </w:hyperlink>
+        </w:p>
+        <w:p>
+          <w:pPr>
+            <w:pStyle w:val="TOC2"/>
+            <w:tabs>
+              <w:tab w:val="right" w:leader="dot" w:pos="9350"/>
+            </w:tabs>
+            <w:rPr>
+              <w:noProof/>
+            </w:rPr>
+          </w:pPr>
+          <w:hyperlink w:anchor="_Toc235607041" w:history="1">
+            <w:r>
+              <w:rPr>
+                <w:rStyle w:val="Hyperlink"/>
+                <w:noProof/>
+              </w:rPr>
+              <w:t>5.1 IP Address Allocation Plan</w:t>
+            </w:r>
+            <w:r>
+              <w:rPr>
+                <w:noProof/>
+              </w:rPr>
+              <w:tab/>
+            </w:r>
+            <w:r>
+              <w:rPr>
+                <w:noProof/>
+              </w:rPr>
+              <w:fldChar w:fldCharType="begin"/>
+            </w:r>
+            <w:r>
+              <w:rPr>
+                <w:noProof/>
+              </w:rPr>
+              <w:instrText xml:space="preserve"> PAGEREF _Toc235607041 \h </w:instrText>
+            </w:r>
+            <w:r>
+              <w:rPr>
+                <w:noProof/>
+              </w:rPr>
+            </w:r>
+            <w:r>
+              <w:rPr>
+                <w:noProof/>
+              </w:rPr>
+              <w:fldChar w:fldCharType="separate"/>
+            </w:r>
+            <w:r>
+              <w:rPr>
+                <w:noProof/>
+              </w:rPr>
+              <w:t>7</w:t>
+            </w:r>
+            <w:r>
+              <w:rPr>
+                <w:noProof/>
+              </w:rPr>
+              <w:fldChar w:fldCharType="end"/>
+            </w:r>
+          </w:hyperlink>
+        </w:p>
+        <w:p>
+          <w:pPr>
+            <w:pStyle w:val="TOC2"/>
+            <w:tabs>
+              <w:tab w:val="right" w:leader="dot" w:pos="9350"/>
+            </w:tabs>
+            <w:rPr>
+              <w:noProof/>
+            </w:rPr>
+          </w:pPr>
+          <w:hyperlink w:anchor="_Toc235607042" w:history="1">
+            <w:r>
+              <w:rPr>
+                <w:rStyle w:val="Hyperlink"/>
+                <w:noProof/>
+              </w:rPr>
+              <w:t>5.2 Subnet and NSG Rule Detail</w:t>
+            </w:r>
+            <w:r>
+              <w:rPr>
+                <w:noProof/>
+              </w:rPr>
+              <w:tab/>
+            </w:r>
+            <w:r>
+              <w:rPr>
+                <w:noProof/>
+              </w:rPr>
+              <w:fldChar w:fldCharType="begin"/>
+            </w:r>
+            <w:r>
+              <w:rPr>
+                <w:noProof/>
+              </w:rPr>
+              <w:instrText xml:space="preserve"> PAGEREF _Toc235607042 \h </w:instrText>
+            </w:r>
+            <w:r>
+              <w:rPr>
+                <w:noProof/>
+              </w:rPr>
+            </w:r>
+            <w:r>
+              <w:rPr>
+                <w:noProof/>
+              </w:rPr>
+              <w:fldChar w:fldCharType="separate"/>
+            </w:r>
+            <w:r>
+              <w:rPr>
+                <w:noProof/>
+              </w:rPr>
+              <w:t>7</w:t>
+            </w:r>
+            <w:r>
+              <w:rPr>
+                <w:noProof/>
+              </w:rPr>
+              <w:fldChar w:fldCharType="end"/>
+            </w:r>
+          </w:hyperlink>
+        </w:p>
+        <w:p>
+          <w:pPr>
+            <w:pStyle w:val="TOC2"/>
+            <w:tabs>
+              <w:tab w:val="right" w:leader="dot" w:pos="9350"/>
+            </w:tabs>
+            <w:rPr>
+              <w:noProof/>
+            </w:rPr>
+          </w:pPr>
+          <w:hyperlink w:anchor="_Toc235607043" w:history="1">
+            <w:r>
+              <w:rPr>
+                <w:rStyle w:val="Hyperlink"/>
+                <w:noProof/>
+              </w:rPr>
+              <w:t>5.3 Route Tables (UDRs)</w:t>
+            </w:r>
+            <w:r>
+              <w:rPr>
+                <w:noProof/>
+              </w:rPr>
+              <w:tab/>
+            </w:r>
+            <w:r>
+              <w:rPr>
+                <w:noProof/>
+              </w:rPr>
+              <w:fldChar w:fldCharType="begin"/>
+            </w:r>
+            <w:r>
+              <w:rPr>
+                <w:noProof/>
+              </w:rPr>
+              <w:instrText xml:space="preserve"> PAGEREF _Toc235607043 \h </w:instrText>
+            </w:r>
+            <w:r>
+              <w:rPr>
+                <w:noProof/>
+              </w:rPr>
+            </w:r>
+            <w:r>
+              <w:rPr>
+                <w:noProof/>
+              </w:rPr>
+              <w:fldChar w:fldCharType="separate"/>
+            </w:r>
+            <w:r>
+              <w:rPr>
+                <w:noProof/>
+              </w:rPr>
+              <w:t>7</w:t>
+            </w:r>
+            <w:r>
+              <w:rPr>
+                <w:noProof/>
+              </w:rPr>
+              <w:fldChar w:fldCharType="end"/>
+            </w:r>
+          </w:hyperlink>
+        </w:p>
+        <w:p>
+          <w:pPr>
+            <w:pStyle w:val="TOC2"/>
+            <w:tabs>
+              <w:tab w:val="right" w:leader="dot" w:pos="9350"/>
+            </w:tabs>
+            <w:rPr>
+              <w:noProof/>
+            </w:rPr>
+          </w:pPr>
+          <w:hyperlink w:anchor="_Toc235607044" w:history="1">
+            <w:r>
+              <w:rPr>
+                <w:rStyle w:val="Hyperlink"/>
+                <w:noProof/>
+              </w:rPr>
+              <w:t>5.4 DNS and Private Endpoint Detail</w:t>
+            </w:r>
+            <w:r>
+              <w:rPr>
+                <w:noProof/>
+              </w:rPr>
+              <w:tab/>
+            </w:r>
+            <w:r>
+              <w:rPr>
+                <w:noProof/>
+              </w:rPr>
+              <w:fldChar w:fldCharType="begin"/>
+            </w:r>
+            <w:r>
+              <w:rPr>
+                <w:noProof/>
+              </w:rPr>
+              <w:instrText xml:space="preserve"> PAGEREF _Toc235607044 \h </w:instrText>
+            </w:r>
+            <w:r>
+              <w:rPr>
+                <w:noProof/>
+              </w:rPr>
+            </w:r>
+            <w:r>
+              <w:rPr>
+                <w:noProof/>
+              </w:rPr>
+              <w:fldChar w:fldCharType="separate"/>
+            </w:r>
+            <w:r>
+              <w:rPr>
+                <w:noProof/>
+              </w:rPr>
+              <w:t>7</w:t>
+            </w:r>
+            <w:r>
+              <w:rPr>
+                <w:noProof/>
+              </w:rPr>
+              <w:fldChar w:fldCharType="end"/>
+            </w:r>
+          </w:hyperlink>
+        </w:p>
+        <w:p>
+          <w:pPr>
+            <w:pStyle w:val="TOC1"/>
+            <w:tabs>
+              <w:tab w:val="right" w:leader="dot" w:pos="9350"/>
+            </w:tabs>
+            <w:rPr>
+              <w:noProof/>
+            </w:rPr>
+          </w:pPr>
+          <w:hyperlink w:anchor="_Toc235607045" w:history="1">
+            <w:r>
+              <w:rPr>
+                <w:rStyle w:val="Hyperlink"/>
+                <w:noProof/>
+              </w:rPr>
+              <w:t>6. Identity, Access and Security Configuration</w:t>
+            </w:r>
+            <w:r>
+              <w:rPr>
+                <w:noProof/>
+              </w:rPr>
+              <w:tab/>
+            </w:r>
+            <w:r>
+              <w:rPr>
+                <w:noProof/>
+              </w:rPr>
+              <w:fldChar w:fldCharType="begin"/>
+            </w:r>
+            <w:r>
+              <w:rPr>
+                <w:noProof/>
+              </w:rPr>
+              <w:instrText xml:space="preserve"> PAGEREF _Toc235607045 \h </w:instrText>
+            </w:r>
+            <w:r>
+              <w:rPr>
+                <w:noProof/>
+              </w:rPr>
+            </w:r>
+            <w:r>
+              <w:rPr>
+                <w:noProof/>
+              </w:rPr>
+              <w:fldChar w:fldCharType="separate"/>
+            </w:r>
+            <w:r>
+              <w:rPr>
+                <w:noProof/>
+              </w:rPr>
+              <w:t>8</w:t>
+            </w:r>
+            <w:r>
+              <w:rPr>
+                <w:noProof/>
+              </w:rPr>
+              <w:fldChar w:fldCharType="end"/>
+            </w:r>
+          </w:hyperlink>
+        </w:p>
+        <w:p>
+          <w:pPr>
+            <w:pStyle w:val="TOC2"/>
+            <w:tabs>
+              <w:tab w:val="right" w:leader="dot" w:pos="9350"/>
+            </w:tabs>
+            <w:rPr>
+              <w:noProof/>
+            </w:rPr>
+          </w:pPr>
+          <w:hyperlink w:anchor="_Toc235607046" w:history="1">
+            <w:r>
+              <w:rPr>
+                <w:rStyle w:val="Hyperlink"/>
+                <w:noProof/>
+              </w:rPr>
+              <w:t>6.1 RBAC Role Assignments</w:t>
+            </w:r>
+            <w:r>
+              <w:rPr>
+                <w:noProof/>
+              </w:rPr>
+              <w:tab/>
+            </w:r>
+            <w:r>
+              <w:rPr>
+                <w:noProof/>
+              </w:rPr>
+              <w:fldChar w:fldCharType="begin"/>
+            </w:r>
+            <w:r>
+              <w:rPr>
+                <w:noProof/>
+              </w:rPr>
+              <w:instrText xml:space="preserve"> PAGEREF _Toc235607046 \h </w:instrText>
+            </w:r>
+            <w:r>
+              <w:rPr>
+                <w:noProof/>
+              </w:rPr>
+            </w:r>
+            <w:r>
+              <w:rPr>
+                <w:noProof/>
+              </w:rPr>
+              <w:fldChar w:fldCharType="separate"/>
+            </w:r>
+            <w:r>
+              <w:rPr>
+                <w:noProof/>
+              </w:rPr>
+              <w:t>8</w:t>
+            </w:r>
+            <w:r>
+              <w:rPr>
+                <w:noProof/>
+              </w:rPr>
+              <w:fldChar w:fldCharType="end"/>
+            </w:r>
+          </w:hyperlink>
+        </w:p>
+        <w:p>
+          <w:pPr>
+            <w:pStyle w:val="TOC2"/>
+            <w:tabs>
+              <w:tab w:val="right" w:leader="dot" w:pos="9350"/>
+            </w:tabs>
+            <w:rPr>
+              <w:noProof/>
+            </w:rPr>
+          </w:pPr>
+          <w:hyperlink w:anchor="_Toc235607047" w:history="1">
+            <w:r>
+              <w:rPr>
+                <w:rStyle w:val="Hyperlink"/>
+                <w:noProof/>
+              </w:rPr>
+              <w:t>6.2 Managed Identity Configuration</w:t>
+            </w:r>
+            <w:r>
+              <w:rPr>
+                <w:noProof/>
+              </w:rPr>
+              <w:tab/>
+            </w:r>
+            <w:r>
+              <w:rPr>
+                <w:noProof/>
+              </w:rPr>
+              <w:fldChar w:fldCharType="begin"/>
+            </w:r>
+            <w:r>
+              <w:rPr>
+                <w:noProof/>
+              </w:rPr>
+              <w:instrText xml:space="preserve"> PAGEREF _Toc235607047 \h </w:instrText>
+            </w:r>
+            <w:r>
+              <w:rPr>
+                <w:noProof/>
+              </w:rPr>
+            </w:r>
+            <w:r>
+              <w:rPr>
+                <w:noProof/>
+              </w:rPr>
+              <w:fldChar w:fldCharType="separate"/>
+            </w:r>
+            <w:r>
+              <w:rPr>
+                <w:noProof/>
+              </w:rPr>
+              <w:t>8</w:t>
+            </w:r>
+            <w:r>
+              <w:rPr>
+                <w:noProof/>
+              </w:rPr>
+              <w:fldChar w:fldCharType="end"/>
+            </w:r>
+          </w:hyperlink>
+        </w:p>
+        <w:p>
+          <w:pPr>
+            <w:pStyle w:val="TOC2"/>
+            <w:tabs>
+              <w:tab w:val="right" w:leader="dot" w:pos="9350"/>
+            </w:tabs>
+            <w:rPr>
+              <w:noProof/>
+            </w:rPr>
+          </w:pPr>
+          <w:hyperlink w:anchor="_Toc235607048" w:history="1">
+            <w:r>
+              <w:rPr>
+                <w:rStyle w:val="Hyperlink"/>
+                <w:noProof/>
+              </w:rPr>
+              <w:t>6.3 Conditional Access Policy Detail</w:t>
+            </w:r>
+            <w:r>
+              <w:rPr>
+                <w:noProof/>
+              </w:rPr>
+              <w:tab/>
+            </w:r>
+            <w:r>
+              <w:rPr>
+                <w:noProof/>
+              </w:rPr>
+              <w:fldChar w:fldCharType="begin"/>
+            </w:r>
+            <w:r>
+              <w:rPr>
+                <w:noProof/>
+              </w:rPr>
+              <w:instrText xml:space="preserve"> PAGEREF _Toc235607048 \h </w:instrText>
+            </w:r>
+            <w:r>
+              <w:rPr>
+                <w:noProof/>
+              </w:rPr>
+            </w:r>
+            <w:r>
+              <w:rPr>
+                <w:noProof/>
+              </w:rPr>
+              <w:fldChar w:fldCharType="separate"/>
+            </w:r>
+            <w:r>
+              <w:rPr>
+                <w:noProof/>
+              </w:rPr>
+              <w:t>8</w:t>
+            </w:r>
+            <w:r>
+              <w:rPr>
+                <w:noProof/>
+              </w:rPr>
+              <w:fldChar w:fldCharType="end"/>
+            </w:r>
+          </w:hyperlink>
+        </w:p>
+        <w:p>
+          <w:pPr>
+            <w:pStyle w:val="TOC2"/>
+            <w:tabs>
+              <w:tab w:val="right" w:leader="dot" w:pos="9350"/>
+            </w:tabs>
+            <w:rPr>
+              <w:noProof/>
+            </w:rPr>
+          </w:pPr>
+          <w:hyperlink w:anchor="_Toc235607049" w:history="1">
+            <w:r>
+              <w:rPr>
+                <w:rStyle w:val="Hyperlink"/>
+                <w:noProof/>
+              </w:rPr>
+              <w:t>6.4 Key Vault, Secrets and Certificate Configuration</w:t>
+            </w:r>
+            <w:r>
+              <w:rPr>
+                <w:noProof/>
+              </w:rPr>
+              <w:tab/>
+            </w:r>
+            <w:r>
+              <w:rPr>
+                <w:noProof/>
+              </w:rPr>
+              <w:fldChar w:fldCharType="begin"/>
+            </w:r>
+            <w:r>
+              <w:rPr>
+                <w:noProof/>
+              </w:rPr>
+              <w:instrText xml:space="preserve"> PAGEREF _Toc235607049 \h </w:instrText>
+            </w:r>
+            <w:r>
+              <w:rPr>
+                <w:noProof/>
+              </w:rPr>
+            </w:r>
+            <w:r>
+              <w:rPr>
+                <w:noProof/>
+              </w:rPr>
+              <w:fldChar w:fldCharType="separate"/>
+            </w:r>
+            <w:r>
+              <w:rPr>
+                <w:noProof/>
+              </w:rPr>
+              <w:t>8</w:t>
+            </w:r>
+            <w:r>
+              <w:rPr>
+                <w:noProof/>
+              </w:rPr>
+              <w:fldChar w:fldCharType="end"/>
+            </w:r>
+          </w:hyperlink>
+        </w:p>
+        <w:p>
+          <w:pPr>
+            <w:pStyle w:val="TOC1"/>
+            <w:tabs>
+              <w:tab w:val="right" w:leader="dot" w:pos="9350"/>
+            </w:tabs>
+            <w:rPr>
+              <w:noProof/>
+            </w:rPr>
+          </w:pPr>
+          <w:hyperlink w:anchor="_Toc235607050" w:history="1">
+            <w:r>
+              <w:rPr>
+                <w:rStyle w:val="Hyperlink"/>
+                <w:noProof/>
+              </w:rPr>
+              <w:t>7. Data Design Detail</w:t>
+            </w:r>
+            <w:r>
+              <w:rPr>
+                <w:noProof/>
+              </w:rPr>
+              <w:tab/>
+            </w:r>
+            <w:r>
+              <w:rPr>
+                <w:noProof/>
+              </w:rPr>
+              <w:fldChar w:fldCharType="begin"/>
+            </w:r>
+            <w:r>
+              <w:rPr>
+                <w:noProof/>
+              </w:rPr>
+              <w:instrText xml:space="preserve"> PAGEREF _Toc235607050 \h </w:instrText>
+            </w:r>
+            <w:r>
+              <w:rPr>
+                <w:noProof/>
+              </w:rPr>
+            </w:r>
+            <w:r>
+              <w:rPr>
+                <w:noProof/>
+              </w:rPr>
+              <w:fldChar w:fldCharType="separate"/>
+            </w:r>
+            <w:r>
+              <w:rPr>
+                <w:noProof/>
+              </w:rPr>
+              <w:t>9</w:t>
+            </w:r>
+            <w:r>
+              <w:rPr>
+                <w:noProof/>
+              </w:rPr>
+              <w:fldChar w:fldCharType="end"/>
+            </w:r>
+          </w:hyperlink>
+        </w:p>
+        <w:p>
+          <w:pPr>
+            <w:pStyle w:val="TOC2"/>
+            <w:tabs>
+              <w:tab w:val="right" w:leader="dot" w:pos="9350"/>
+            </w:tabs>
+            <w:rPr>
+              <w:noProof/>
+            </w:rPr>
+          </w:pPr>
+          <w:hyperlink w:anchor="_Toc235607051" w:history="1">
+            <w:r>
+              <w:rPr>
+                <w:rStyle w:val="Hyperlink"/>
+                <w:noProof/>
+              </w:rPr>
+              <w:t>7.1 Data Model / Schema Design</w:t>
+            </w:r>
+            <w:r>
+              <w:rPr>
+                <w:noProof/>
+              </w:rPr>
+              <w:tab/>
+            </w:r>
+            <w:r>
+              <w:rPr>
+                <w:noProof/>
+              </w:rPr>
+              <w:fldChar w:fldCharType="begin"/>
+            </w:r>
+            <w:r>
+              <w:rPr>
+                <w:noProof/>
+              </w:rPr>
+              <w:instrText xml:space="preserve"> PAGEREF _Toc235607051 \h </w:instrText>
+            </w:r>
+            <w:r>
+              <w:rPr>
+                <w:noProof/>
+              </w:rPr>
+            </w:r>
+            <w:r>
+              <w:rPr>
+                <w:noProof/>
+              </w:rPr>
+              <w:fldChar w:fldCharType="separate"/>
+            </w:r>
+            <w:r>
+              <w:rPr>
+                <w:noProof/>
+              </w:rPr>
+              <w:t>9</w:t>
+            </w:r>
+            <w:r>
+              <w:rPr>
+                <w:noProof/>
+              </w:rPr>
+              <w:fldChar w:fldCharType="end"/>
+            </w:r>
+          </w:hyperlink>
+        </w:p>
+        <w:p>
+          <w:pPr>
+            <w:pStyle w:val="TOC2"/>
+            <w:tabs>
+              <w:tab w:val="right" w:leader="dot" w:pos="9350"/>
+            </w:tabs>
+            <w:rPr>
+              <w:noProof/>
+            </w:rPr>
+          </w:pPr>
+          <w:hyperlink w:anchor="_Toc235607052" w:history="1">
+            <w:r>
+              <w:rPr>
+                <w:rStyle w:val="Hyperlink"/>
+                <w:noProof/>
+              </w:rPr>
+              <w:t>7.2 Storage Container and Table Definitions</w:t>
+            </w:r>
+            <w:r>
+              <w:rPr>
+                <w:noProof/>
+              </w:rPr>
+              <w:tab/>
+            </w:r>
+            <w:r>
+              <w:rPr>
+                <w:noProof/>
+              </w:rPr>
+              <w:fldChar w:fldCharType="begin"/>
+            </w:r>
+            <w:r>
+              <w:rPr>
+                <w:noProof/>
+              </w:rPr>
+              <w:instrText xml:space="preserve"> PAGEREF _Toc235607052 \h </w:instrText>
+            </w:r>
+            <w:r>
+              <w:rPr>
+                <w:noProof/>
+              </w:rPr>
+            </w:r>
+            <w:r>
+              <w:rPr>
+                <w:noProof/>
+              </w:rPr>
+              <w:fldChar w:fldCharType="separate"/>
+            </w:r>
+            <w:r>
+              <w:rPr>
+                <w:noProof/>
+              </w:rPr>
+              <w:t>9</w:t>
+            </w:r>
+            <w:r>
+              <w:rPr>
+                <w:noProof/>
+              </w:rPr>
+              <w:fldChar w:fldCharType="end"/>
+            </w:r>
+          </w:hyperlink>
+        </w:p>
+        <w:p>
+          <w:pPr>
+            <w:pStyle w:val="TOC2"/>
+            <w:tabs>
+              <w:tab w:val="right" w:leader="dot" w:pos="9350"/>
+            </w:tabs>
+            <w:rPr>
+              <w:noProof/>
+            </w:rPr>
+          </w:pPr>
+          <w:hyperlink w:anchor="_Toc235607053" w:history="1">
+            <w:r>
+              <w:rPr>
+                <w:rStyle w:val="Hyperlink"/>
+                <w:noProof/>
+              </w:rPr>
+              <w:t>7.3 Indexing and Partitioning Strategy</w:t>
+            </w:r>
+            <w:r>
+              <w:rPr>
+                <w:noProof/>
+              </w:rPr>
+              <w:tab/>
+            </w:r>
+            <w:r>
+              <w:rPr>
+                <w:noProof/>
+              </w:rPr>
+              <w:fldChar w:fldCharType="begin"/>
+            </w:r>
+            <w:r>
+              <w:rPr>
+                <w:noProof/>
+              </w:rPr>
+              <w:instrText xml:space="preserve"> PAGEREF _Toc235607053 \h </w:instrText>
+            </w:r>
+            <w:r>
+              <w:rPr>
+                <w:noProof/>
+              </w:rPr>
+            </w:r>
+            <w:r>
+              <w:rPr>
+                <w:noProof/>
+              </w:rPr>
+              <w:fldChar w:fldCharType="separate"/>
+            </w:r>
+            <w:r>
+              <w:rPr>
+                <w:noProof/>
+              </w:rPr>
+              <w:t>9</w:t>
+            </w:r>
+            <w:r>
+              <w:rPr>
+                <w:noProof/>
+              </w:rPr>
+              <w:fldChar w:fldCharType="end"/>
+            </w:r>
+          </w:hyperlink>
+        </w:p>
+        <w:p>
+          <w:pPr>
+            <w:pStyle w:val="TOC2"/>
+            <w:tabs>
+              <w:tab w:val="right" w:leader="dot" w:pos="9350"/>
+            </w:tabs>
+            <w:rPr>
+              <w:noProof/>
+            </w:rPr>
+          </w:pPr>
+          <w:hyperlink w:anchor="_Toc235607054" w:history="1">
+            <w:r>
+              <w:rPr>
+                <w:rStyle w:val="Hyperlink"/>
+                <w:noProof/>
+              </w:rPr>
+              <w:t>7.4 Data Retention, Archival and Purge Jobs</w:t>
+            </w:r>
+            <w:r>
+              <w:rPr>
+                <w:noProof/>
+              </w:rPr>
+              <w:tab/>
+            </w:r>
+            <w:r>
+              <w:rPr>
+                <w:noProof/>
+              </w:rPr>
+              <w:fldChar w:fldCharType="begin"/>
+            </w:r>
+            <w:r>
+              <w:rPr>
+                <w:noProof/>
+              </w:rPr>
+              <w:instrText xml:space="preserve"> PAGEREF _Toc235607054 \h </w:instrText>
+            </w:r>
+            <w:r>
+              <w:rPr>
+                <w:noProof/>
+              </w:rPr>
+            </w:r>
+            <w:r>
+              <w:rPr>
+                <w:noProof/>
+              </w:rPr>
+              <w:fldChar w:fldCharType="separate"/>
+            </w:r>
+            <w:r>
+              <w:rPr>
+                <w:noProof/>
+              </w:rPr>
+              <w:t>9</w:t>
+            </w:r>
+            <w:r>
+              <w:rPr>
+                <w:noProof/>
+              </w:rPr>
+              <w:fldChar w:fldCharType="end"/>
+            </w:r>
+          </w:hyperlink>
+        </w:p>
+        <w:p>
+          <w:pPr>
+            <w:pStyle w:val="TOC1"/>
+            <w:tabs>
+              <w:tab w:val="right" w:leader="dot" w:pos="9350"/>
+            </w:tabs>
+            <w:rPr>
+              <w:noProof/>
+            </w:rPr>
+          </w:pPr>
+          <w:hyperlink w:anchor="_Toc235607055" w:history="1">
+            <w:r>
+              <w:rPr>
+                <w:rStyle w:val="Hyperlink"/>
+                <w:noProof/>
+              </w:rPr>
+              <w:t>8. Integration and API Design Detail</w:t>
+            </w:r>
+            <w:r>
+              <w:rPr>
+                <w:noProof/>
+              </w:rPr>
+              <w:tab/>
+            </w:r>
+            <w:r>
+              <w:rPr>
+                <w:noProof/>
+              </w:rPr>
+              <w:fldChar w:fldCharType="begin"/>
+            </w:r>
+            <w:r>
+              <w:rPr>
+                <w:noProof/>
+              </w:rPr>
+              <w:instrText xml:space="preserve"> PAGEREF _Toc235607055 \h </w:instrText>
+            </w:r>
+            <w:r>
+              <w:rPr>
+                <w:noProof/>
+              </w:rPr>
+            </w:r>
+            <w:r>
+              <w:rPr>
+                <w:noProof/>
+              </w:rPr>
+              <w:fldChar w:fldCharType="separate"/>
+            </w:r>
+            <w:r>
+              <w:rPr>
+                <w:noProof/>
+              </w:rPr>
+              <w:t>10</w:t>
+            </w:r>
+            <w:r>
+              <w:rPr>
+                <w:noProof/>
+              </w:rPr>
+              <w:fldChar w:fldCharType="end"/>
+            </w:r>
+          </w:hyperlink>
+        </w:p>
+        <w:p>
+          <w:pPr>
+            <w:pStyle w:val="TOC2"/>
+            <w:tabs>
+              <w:tab w:val="right" w:leader="dot" w:pos="9350"/>
+            </w:tabs>
+            <w:rPr>
+              <w:noProof/>
+            </w:rPr>
+          </w:pPr>
+          <w:hyperlink w:anchor="_Toc235607056" w:history="1">
+            <w:r>
+              <w:rPr>
+                <w:rStyle w:val="Hyperlink"/>
+                <w:noProof/>
+              </w:rPr>
+              <w:t>8.1 API Endpoint Specification</w:t>
+            </w:r>
+            <w:r>
+              <w:rPr>
+                <w:noProof/>
+              </w:rPr>
+              <w:tab/>
+            </w:r>
+            <w:r>
+              <w:rPr>
+                <w:noProof/>
+              </w:rPr>
+              <w:fldChar w:fldCharType="begin"/>
+            </w:r>
+            <w:r>
+              <w:rPr>
+                <w:noProof/>
+              </w:rPr>
+              <w:instrText xml:space="preserve"> PAGEREF _Toc235607056 \h </w:instrText>
+            </w:r>
+            <w:r>
+              <w:rPr>
+                <w:noProof/>
+              </w:rPr>
+            </w:r>
+            <w:r>
+              <w:rPr>
+                <w:noProof/>
+              </w:rPr>
+              <w:fldChar w:fldCharType="separate"/>
+            </w:r>
+            <w:r>
+              <w:rPr>
+                <w:noProof/>
+              </w:rPr>
+              <w:t>10</w:t>
+            </w:r>
+            <w:r>
+              <w:rPr>
+                <w:noProof/>
+              </w:rPr>
+              <w:fldChar w:fldCharType="end"/>
+            </w:r>
+          </w:hyperlink>
+        </w:p>
+        <w:p>
+          <w:pPr>
+            <w:pStyle w:val="TOC2"/>
+            <w:tabs>
+              <w:tab w:val="right" w:leader="dot" w:pos="9350"/>
+            </w:tabs>
+            <w:rPr>
+              <w:noProof/>
+            </w:rPr>
+          </w:pPr>
+          <w:hyperlink w:anchor="_Toc235607057" w:history="1">
+            <w:r>
+              <w:rPr>
+                <w:rStyle w:val="Hyperlink"/>
+                <w:noProof/>
+              </w:rPr>
+              <w:t>8.2 Message / Event Schema Design</w:t>
+            </w:r>
+            <w:r>
+              <w:rPr>
+                <w:noProof/>
+              </w:rPr>
+              <w:tab/>
+            </w:r>
+            <w:r>
+              <w:rPr>
+                <w:noProof/>
+              </w:rPr>
+              <w:fldChar w:fldCharType="begin"/>
+            </w:r>
+            <w:r>
+              <w:rPr>
+                <w:noProof/>
+              </w:rPr>
+              <w:instrText xml:space="preserve"> PAGEREF _Toc235607057 \h </w:instrText>
+            </w:r>
+            <w:r>
+              <w:rPr>
+                <w:noProof/>
+              </w:rPr>
+            </w:r>
+            <w:r>
+              <w:rPr>
+                <w:noProof/>
+              </w:rPr>
+              <w:fldChar w:fldCharType="separate"/>
+            </w:r>
+            <w:r>
+              <w:rPr>
+                <w:noProof/>
+              </w:rPr>
+              <w:t>10</w:t>
+            </w:r>
+            <w:r>
+              <w:rPr>
+                <w:noProof/>
+              </w:rPr>
+              <w:fldChar w:fldCharType="end"/>
+            </w:r>
+          </w:hyperlink>
+        </w:p>
+        <w:p>
+          <w:pPr>
+            <w:pStyle w:val="TOC2"/>
+            <w:tabs>
+              <w:tab w:val="right" w:leader="dot" w:pos="9350"/>
+            </w:tabs>
+            <w:rPr>
+              <w:noProof/>
+            </w:rPr>
+          </w:pPr>
+          <w:hyperlink w:anchor="_Toc235607058" w:history="1">
+            <w:r>
+              <w:rPr>
+                <w:rStyle w:val="Hyperlink"/>
+                <w:noProof/>
+              </w:rPr>
+              <w:t>8.3 Integration Authentication Detail</w:t>
+            </w:r>
+            <w:r>
+              <w:rPr>
+                <w:noProof/>
+              </w:rPr>
+              <w:tab/>
+            </w:r>
+            <w:r>
+              <w:rPr>
+                <w:noProof/>
+              </w:rPr>
+              <w:fldChar w:fldCharType="begin"/>
+            </w:r>
+            <w:r>
+              <w:rPr>
+                <w:noProof/>
+              </w:rPr>
+              <w:instrText xml:space="preserve"> PAGEREF _Toc235607058 \h </w:instrText>
+            </w:r>
+            <w:r>
+              <w:rPr>
+                <w:noProof/>
+              </w:rPr>
+            </w:r>
+            <w:r>
+              <w:rPr>
+                <w:noProof/>
+              </w:rPr>
+              <w:fldChar w:fldCharType="separate"/>
+            </w:r>
+            <w:r>
+              <w:rPr>
+                <w:noProof/>
+              </w:rPr>
+              <w:t>10</w:t>
+            </w:r>
+            <w:r>
+              <w:rPr>
+                <w:noProof/>
+              </w:rPr>
+              <w:fldChar w:fldCharType="end"/>
+            </w:r>
+          </w:hyperlink>
+        </w:p>
+        <w:p>
+          <w:pPr>
+            <w:pStyle w:val="TOC1"/>
+            <w:tabs>
+              <w:tab w:val="right" w:leader="dot" w:pos="9350"/>
+            </w:tabs>
+            <w:rPr>
+              <w:noProof/>
+            </w:rPr>
+          </w:pPr>
+          <w:hyperlink w:anchor="_Toc235607059" w:history="1">
+            <w:r>
+              <w:rPr>
+                <w:rStyle w:val="Hyperlink"/>
+                <w:noProof/>
+              </w:rPr>
+              <w:t>9. Infrastructure as Code and Deployment</w:t>
+            </w:r>
+            <w:r>
+              <w:rPr>
+                <w:noProof/>
+              </w:rPr>
+              <w:tab/>
+            </w:r>
+            <w:r>
+              <w:rPr>
+                <w:noProof/>
+              </w:rPr>
+              <w:fldChar w:fldCharType="begin"/>
+            </w:r>
+            <w:r>
+              <w:rPr>
+                <w:noProof/>
+              </w:rPr>
+              <w:instrText xml:space="preserve"> PAGEREF _Toc235607059 \h </w:instrText>
+            </w:r>
+            <w:r>
+              <w:rPr>
+                <w:noProof/>
+              </w:rPr>
+            </w:r>
+            <w:r>
+              <w:rPr>
+                <w:noProof/>
+              </w:rPr>
+              <w:fldChar w:fldCharType="separate"/>
+            </w:r>
+            <w:r>
+              <w:rPr>
+                <w:noProof/>
+              </w:rPr>
+              <w:t>10</w:t>
+            </w:r>
+            <w:r>
+              <w:rPr>
+                <w:noProof/>
+              </w:rPr>
+              <w:fldChar w:fldCharType="end"/>
+            </w:r>
+          </w:hyperlink>
+        </w:p>
+        <w:p>
+          <w:pPr>
+            <w:pStyle w:val="TOC2"/>
+            <w:tabs>
+              <w:tab w:val="right" w:leader="dot" w:pos="9350"/>
+            </w:tabs>
+            <w:rPr>
+              <w:noProof/>
+            </w:rPr>
+          </w:pPr>
+          <w:hyperlink w:anchor="_Toc235607060" w:history="1">
+            <w:r>
+              <w:rPr>
+                <w:rStyle w:val="Hyperlink"/>
+                <w:noProof/>
+              </w:rPr>
+              <w:t>9.1 IaC Repository and Module Structure</w:t>
+            </w:r>
+            <w:r>
+              <w:rPr>
+                <w:noProof/>
+              </w:rPr>
+              <w:tab/>
+            </w:r>
+            <w:r>
+              <w:rPr>
+                <w:noProof/>
+              </w:rPr>
+              <w:fldChar w:fldCharType="begin"/>
+            </w:r>
+            <w:r>
+              <w:rPr>
+                <w:noProof/>
+              </w:rPr>
+              <w:instrText xml:space="preserve"> PAGEREF _Toc235607060 \h </w:instrText>
+            </w:r>
+            <w:r>
+              <w:rPr>
+                <w:noProof/>
+              </w:rPr>
+            </w:r>
+            <w:r>
+              <w:rPr>
+                <w:noProof/>
+              </w:rPr>
+              <w:fldChar w:fldCharType="separate"/>
+            </w:r>
+            <w:r>
+              <w:rPr>
+                <w:noProof/>
+              </w:rPr>
+              <w:t>10</w:t>
+            </w:r>
+            <w:r>
+              <w:rPr>
+                <w:noProof/>
+              </w:rPr>
+              <w:fldChar w:fldCharType="end"/>
+            </w:r>
+          </w:hyperlink>
+        </w:p>
+        <w:p>
+          <w:pPr>
+            <w:pStyle w:val="TOC2"/>
+            <w:tabs>
+              <w:tab w:val="right" w:leader="dot" w:pos="9350"/>
+            </w:tabs>
+            <w:rPr>
+              <w:noProof/>
+            </w:rPr>
+          </w:pPr>
+          <w:hyperlink w:anchor="_Toc235607061" w:history="1">
+            <w:r>
+              <w:rPr>
+                <w:rStyle w:val="Hyperlink"/>
+                <w:noProof/>
+              </w:rPr>
+              <w:t>9.2 Environment Parameter Matrix</w:t>
+            </w:r>
+            <w:r>
+              <w:rPr>
+                <w:noProof/>
+              </w:rPr>
+              <w:tab/>
+            </w:r>
+            <w:r>
+              <w:rPr>
+                <w:noProof/>
+              </w:rPr>
+              <w:fldChar w:fldCharType="begin"/>
+            </w:r>
+            <w:r>
+              <w:rPr>
+                <w:noProof/>
+              </w:rPr>
+              <w:instrText xml:space="preserve"> PAGEREF _Toc235607061 \h </w:instrText>
+            </w:r>
+            <w:r>
+              <w:rPr>
+                <w:noProof/>
+              </w:rPr>
+            </w:r>
+            <w:r>
+              <w:rPr>
+                <w:noProof/>
+              </w:rPr>
+              <w:fldChar w:fldCharType="separate"/>
+            </w:r>
+            <w:r>
+              <w:rPr>
+                <w:noProof/>
+              </w:rPr>
+              <w:t>10</w:t>
+            </w:r>
+            <w:r>
+              <w:rPr>
+                <w:noProof/>
+              </w:rPr>
+              <w:fldChar w:fldCharType="end"/>
+            </w:r>
+          </w:hyperlink>
+        </w:p>
+        <w:p>
+          <w:pPr>
+            <w:pStyle w:val="TOC2"/>
+            <w:tabs>
+              <w:tab w:val="right" w:leader="dot" w:pos="9350"/>
+            </w:tabs>
+            <w:rPr>
+              <w:noProof/>
+            </w:rPr>
+          </w:pPr>
+          <w:hyperlink w:anchor="_Toc235607062" w:history="1">
+            <w:r>
+              <w:rPr>
+                <w:rStyle w:val="Hyperlink"/>
+                <w:noProof/>
+              </w:rPr>
+              <w:t>9.3 CI/CD Pipeline Design</w:t>
+            </w:r>
+            <w:r>
+              <w:rPr>
+                <w:noProof/>
+              </w:rPr>
+              <w:tab/>
+            </w:r>
+            <w:r>
+              <w:rPr>
+                <w:noProof/>
+              </w:rPr>
+              <w:fldChar w:fldCharType="begin"/>
+            </w:r>
+            <w:r>
+              <w:rPr>
+                <w:noProof/>
+              </w:rPr>
+              <w:instrText xml:space="preserve"> PAGEREF _Toc235607062 \h </w:instrText>
+            </w:r>
+            <w:r>
+              <w:rPr>
+                <w:noProof/>
+              </w:rPr>
+            </w:r>
+            <w:r>
+              <w:rPr>
+                <w:noProof/>
+              </w:rPr>
+              <w:fldChar w:fldCharType="separate"/>
+            </w:r>
+            <w:r>
+              <w:rPr>
+                <w:noProof/>
+              </w:rPr>
+              <w:t>11</w:t>
+            </w:r>
+            <w:r>
+              <w:rPr>
+                <w:noProof/>
+              </w:rPr>
+              <w:fldChar w:fldCharType="end"/>
+            </w:r>
+          </w:hyperlink>
+        </w:p>
+        <w:p>
+          <w:pPr>
+            <w:pStyle w:val="TOC2"/>
+            <w:tabs>
+              <w:tab w:val="right" w:leader="dot" w:pos="9350"/>
+            </w:tabs>
+            <w:rPr>
+              <w:noProof/>
+            </w:rPr>
+          </w:pPr>
+          <w:hyperlink w:anchor="_Toc235607063" w:history="1">
+            <w:r>
+              <w:rPr>
+                <w:rStyle w:val="Hyperlink"/>
+                <w:noProof/>
+              </w:rPr>
+              <w:t>9.4 Deployment Sequence</w:t>
+            </w:r>
+            <w:r>
+              <w:rPr>
+                <w:noProof/>
+              </w:rPr>
+              <w:tab/>
+            </w:r>
+            <w:r>
+              <w:rPr>
+                <w:noProof/>
+              </w:rPr>
+              <w:fldChar w:fldCharType="begin"/>
+            </w:r>
+            <w:r>
+              <w:rPr>
+                <w:noProof/>
+              </w:rPr>
+              <w:instrText xml:space="preserve"> PAGEREF _Toc235607063 \h </w:instrText>
+            </w:r>
+            <w:r>
+              <w:rPr>
+                <w:noProof/>
+              </w:rPr>
+            </w:r>
+            <w:r>
+              <w:rPr>
+                <w:noProof/>
+              </w:rPr>
+              <w:fldChar w:fldCharType="separate"/>
+            </w:r>
+            <w:r>
+              <w:rPr>
+                <w:noProof/>
+              </w:rPr>
+              <w:t>11</w:t>
+            </w:r>
+            <w:r>
+              <w:rPr>
+                <w:noProof/>
+              </w:rPr>
+              <w:fldChar w:fldCharType="end"/>
+            </w:r>
+          </w:hyperlink>
+        </w:p>
+        <w:p>
+          <w:pPr>
+            <w:pStyle w:val="TOC1"/>
+            <w:tabs>
+              <w:tab w:val="right" w:leader="dot" w:pos="9350"/>
+            </w:tabs>
+            <w:rPr>
+              <w:noProof/>
+            </w:rPr>
+          </w:pPr>
+          <w:hyperlink w:anchor="_Toc235607064" w:history="1">
+            <w:r>
+              <w:rPr>
+                <w:rStyle w:val="Hyperlink"/>
+                <w:noProof/>
+              </w:rPr>
+              <w:t>10. Configuration Management</w:t>
+            </w:r>
+            <w:r>
+              <w:rPr>
+                <w:noProof/>
+              </w:rPr>
+              <w:tab/>
+            </w:r>
+            <w:r>
+              <w:rPr>
+                <w:noProof/>
+              </w:rPr>
+              <w:fldChar w:fldCharType="begin"/>
+            </w:r>
+            <w:r>
+              <w:rPr>
+                <w:noProof/>
+              </w:rPr>
+              <w:instrText xml:space="preserve"> PAGEREF _Toc235607064 \h </w:instrText>
+            </w:r>
+            <w:r>
+              <w:rPr>
+                <w:noProof/>
+              </w:rPr>
+            </w:r>
+            <w:r>
+              <w:rPr>
+                <w:noProof/>
+              </w:rPr>
+              <w:fldChar w:fldCharType="separate"/>
+            </w:r>
+            <w:r>
+              <w:rPr>
+                <w:noProof/>
+              </w:rPr>
+              <w:t>11</w:t>
+            </w:r>
+            <w:r>
+              <w:rPr>
+                <w:noProof/>
+              </w:rPr>
+              <w:fldChar w:fldCharType="end"/>
+            </w:r>
+          </w:hyperlink>
+        </w:p>
+        <w:p>
+          <w:pPr>
+            <w:pStyle w:val="TOC2"/>
+            <w:tabs>
+              <w:tab w:val="right" w:leader="dot" w:pos="9350"/>
+            </w:tabs>
+            <w:rPr>
+              <w:noProof/>
+            </w:rPr>
+          </w:pPr>
+          <w:hyperlink w:anchor="_Toc235607065" w:history="1">
+            <w:r>
+              <w:rPr>
+                <w:rStyle w:val="Hyperlink"/>
+                <w:noProof/>
+              </w:rPr>
+              <w:t>10.1 Application Settings and Environment Variables</w:t>
+            </w:r>
+            <w:r>
+              <w:rPr>
+                <w:noProof/>
+              </w:rPr>
+              <w:tab/>
+            </w:r>
+            <w:r>
+              <w:rPr>
+                <w:noProof/>
+              </w:rPr>
+              <w:fldChar w:fldCharType="begin"/>
+            </w:r>
+            <w:r>
+              <w:rPr>
+                <w:noProof/>
+              </w:rPr>
+              <w:instrText xml:space="preserve"> PAGEREF _Toc235607065 \h </w:instrText>
+            </w:r>
+            <w:r>
+              <w:rPr>
+                <w:noProof/>
+              </w:rPr>
+            </w:r>
+            <w:r>
+              <w:rPr>
+                <w:noProof/>
+              </w:rPr>
+              <w:fldChar w:fldCharType="separate"/>
+            </w:r>
+            <w:r>
+              <w:rPr>
+                <w:noProof/>
+              </w:rPr>
+              <w:t>11</w:t>
+            </w:r>
+            <w:r>
+              <w:rPr>
+                <w:noProof/>
+              </w:rPr>
+              <w:fldChar w:fldCharType="end"/>
+            </w:r>
+          </w:hyperlink>
+        </w:p>
+        <w:p>
+          <w:pPr>
+            <w:pStyle w:val="TOC2"/>
+            <w:tabs>
+              <w:tab w:val="right" w:leader="dot" w:pos="9350"/>
+            </w:tabs>
+            <w:rPr>
+              <w:noProof/>
+            </w:rPr>
+          </w:pPr>
+          <w:hyperlink w:anchor="_Toc235607066" w:history="1">
+            <w:r>
+              <w:rPr>
+                <w:rStyle w:val="Hyperlink"/>
+                <w:noProof/>
+              </w:rPr>
+              <w:t>10.2 Feature Flags</w:t>
+            </w:r>
+            <w:r>
+              <w:rPr>
+                <w:noProof/>
+              </w:rPr>
+              <w:tab/>
+            </w:r>
+            <w:r>
+              <w:rPr>
+                <w:noProof/>
+              </w:rPr>
+              <w:fldChar w:fldCharType="begin"/>
+            </w:r>
+            <w:r>
+              <w:rPr>
+                <w:noProof/>
+              </w:rPr>
+              <w:instrText xml:space="preserve"> PAGEREF _Toc235607066 \h </w:instrText>
+            </w:r>
+            <w:r>
+              <w:rPr>
+                <w:noProof/>
+              </w:rPr>
+            </w:r>
+            <w:r>
+              <w:rPr>
+                <w:noProof/>
+              </w:rPr>
+              <w:fldChar w:fldCharType="separate"/>
+            </w:r>
+            <w:r>
+              <w:rPr>
+                <w:noProof/>
+              </w:rPr>
+              <w:t>11</w:t>
+            </w:r>
+            <w:r>
+              <w:rPr>
+                <w:noProof/>
+              </w:rPr>
+              <w:fldChar w:fldCharType="end"/>
+            </w:r>
+          </w:hyperlink>
+        </w:p>
+        <w:p>
+          <w:pPr>
+            <w:pStyle w:val="TOC2"/>
+            <w:tabs>
+              <w:tab w:val="right" w:leader="dot" w:pos="9350"/>
+            </w:tabs>
+            <w:rPr>
+              <w:noProof/>
+            </w:rPr>
+          </w:pPr>
+          <w:hyperlink w:anchor="_Toc235607067" w:history="1">
+            <w:r>
+              <w:rPr>
+                <w:rStyle w:val="Hyperlink"/>
+                <w:noProof/>
+              </w:rPr>
+              <w:t>10.3 Scaling and Autoscale Rule Configuration</w:t>
+            </w:r>
+            <w:r>
+              <w:rPr>
+                <w:noProof/>
+              </w:rPr>
+              <w:tab/>
+            </w:r>
+            <w:r>
+              <w:rPr>
+                <w:noProof/>
+              </w:rPr>
+              <w:fldChar w:fldCharType="begin"/>
+            </w:r>
+            <w:r>
+              <w:rPr>
+                <w:noProof/>
+              </w:rPr>
+              <w:instrText xml:space="preserve"> PAGEREF _Toc235607067 \h </w:instrText>
+            </w:r>
+            <w:r>
+              <w:rPr>
+                <w:noProof/>
+              </w:rPr>
+            </w:r>
+            <w:r>
+              <w:rPr>
+                <w:noProof/>
+              </w:rPr>
+              <w:fldChar w:fldCharType="separate"/>
+            </w:r>
+            <w:r>
+              <w:rPr>
+                <w:noProof/>
+              </w:rPr>
+              <w:t>11</w:t>
+            </w:r>
+            <w:r>
+              <w:rPr>
+                <w:noProof/>
+              </w:rPr>
+              <w:fldChar w:fldCharType="end"/>
+            </w:r>
+          </w:hyperlink>
+        </w:p>
+        <w:p>
+          <w:pPr>
+            <w:pStyle w:val="TOC1"/>
+            <w:tabs>
+              <w:tab w:val="right" w:leader="dot" w:pos="9350"/>
+            </w:tabs>
+            <w:rPr>
+              <w:noProof/>
+            </w:rPr>
+          </w:pPr>
+          <w:hyperlink w:anchor="_Toc235607068" w:history="1">
+            <w:r>
+              <w:rPr>
+                <w:rStyle w:val="Hyperlink"/>
+                <w:noProof/>
+              </w:rPr>
+              <w:t>11. Monitoring, Logging and Alerting Detail</w:t>
+            </w:r>
+            <w:r>
+              <w:rPr>
+                <w:noProof/>
+              </w:rPr>
+              <w:tab/>
+            </w:r>
+            <w:r>
+              <w:rPr>
+                <w:noProof/>
+              </w:rPr>
+              <w:fldChar w:fldCharType="begin"/>
+            </w:r>
+            <w:r>
+              <w:rPr>
+                <w:noProof/>
+              </w:rPr>
+              <w:instrText xml:space="preserve"> PAGEREF _Toc235607068 \h </w:instrText>
+            </w:r>
+            <w:r>
+              <w:rPr>
+                <w:noProof/>
+              </w:rPr>
+            </w:r>
+            <w:r>
+              <w:rPr>
+                <w:noProof/>
+              </w:rPr>
+              <w:fldChar w:fldCharType="separate"/>
+            </w:r>
+            <w:r>
+              <w:rPr>
+                <w:noProof/>
+              </w:rPr>
+              <w:t>12</w:t>
+            </w:r>
+            <w:r>
+              <w:rPr>
+                <w:noProof/>
+              </w:rPr>
+              <w:fldChar w:fldCharType="end"/>
+            </w:r>
+          </w:hyperlink>
+        </w:p>
+        <w:p>
+          <w:pPr>
+            <w:pStyle w:val="TOC2"/>
+            <w:tabs>
+              <w:tab w:val="right" w:leader="dot" w:pos="9350"/>
+            </w:tabs>
+            <w:rPr>
+              <w:noProof/>
+            </w:rPr>
+          </w:pPr>
+          <w:hyperlink w:anchor="_Toc235607069" w:history="1">
+            <w:r>
+              <w:rPr>
+                <w:rStyle w:val="Hyperlink"/>
+                <w:noProof/>
+              </w:rPr>
+              <w:t>11.1 Metrics and Diagnostic Settings</w:t>
+            </w:r>
+            <w:r>
+              <w:rPr>
+                <w:noProof/>
+              </w:rPr>
+              <w:tab/>
+            </w:r>
+            <w:r>
+              <w:rPr>
+                <w:noProof/>
+              </w:rPr>
+              <w:fldChar w:fldCharType="begin"/>
+            </w:r>
+            <w:r>
+              <w:rPr>
+                <w:noProof/>
+              </w:rPr>
+              <w:instrText xml:space="preserve"> PAGEREF _Toc235607069 \h </w:instrText>
+            </w:r>
+            <w:r>
+              <w:rPr>
+                <w:noProof/>
+              </w:rPr>
+            </w:r>
+            <w:r>
+              <w:rPr>
+                <w:noProof/>
+              </w:rPr>
+              <w:fldChar w:fldCharType="separate"/>
+            </w:r>
+            <w:r>
+              <w:rPr>
+                <w:noProof/>
+              </w:rPr>
+              <w:t>12</w:t>
+            </w:r>
+            <w:r>
+              <w:rPr>
+                <w:noProof/>
+              </w:rPr>
+              <w:fldChar w:fldCharType="end"/>
+            </w:r>
+          </w:hyperlink>
+        </w:p>
+        <w:p>
+          <w:pPr>
+            <w:pStyle w:val="TOC2"/>
+            <w:tabs>
+              <w:tab w:val="right" w:leader="dot" w:pos="9350"/>
+            </w:tabs>
+            <w:rPr>
+              <w:noProof/>
+            </w:rPr>
+          </w:pPr>
+          <w:hyperlink w:anchor="_Toc235607070" w:history="1">
+            <w:r>
+              <w:rPr>
+                <w:rStyle w:val="Hyperlink"/>
+                <w:noProof/>
+              </w:rPr>
+              <w:t>11.2 Alert Rule Definitions</w:t>
+            </w:r>
+            <w:r>
+              <w:rPr>
+                <w:noProof/>
+              </w:rPr>
+              <w:tab/>
+            </w:r>
+            <w:r>
+              <w:rPr>
+                <w:noProof/>
+              </w:rPr>
+              <w:fldChar w:fldCharType="begin"/>
+            </w:r>
+            <w:r>
+              <w:rPr>
+                <w:noProof/>
+              </w:rPr>
+              <w:instrText xml:space="preserve"> PAGEREF _Toc235607070 \h </w:instrText>
+            </w:r>
+            <w:r>
+              <w:rPr>
+                <w:noProof/>
+              </w:rPr>
+            </w:r>
+            <w:r>
+              <w:rPr>
+                <w:noProof/>
+              </w:rPr>
+              <w:fldChar w:fldCharType="separate"/>
+            </w:r>
+            <w:r>
+              <w:rPr>
+                <w:noProof/>
+              </w:rPr>
+              <w:t>12</w:t>
+            </w:r>
+            <w:r>
+              <w:rPr>
+                <w:noProof/>
+              </w:rPr>
+              <w:fldChar w:fldCharType="end"/>
+            </w:r>
+          </w:hyperlink>
+        </w:p>
+        <w:p>
+          <w:pPr>
+            <w:pStyle w:val="TOC2"/>
+            <w:tabs>
+              <w:tab w:val="right" w:leader="dot" w:pos="9350"/>
+            </w:tabs>
+            <w:rPr>
+              <w:noProof/>
+            </w:rPr>
+          </w:pPr>
+          <w:hyperlink w:anchor="_Toc235607071" w:history="1">
+            <w:r>
+              <w:rPr>
+                <w:rStyle w:val="Hyperlink"/>
+                <w:noProof/>
+              </w:rPr>
+              <w:t>11.3 Dashboards and Workbooks</w:t>
+            </w:r>
+            <w:r>
+              <w:rPr>
+                <w:noProof/>
+              </w:rPr>
+              <w:tab/>
+            </w:r>
+            <w:r>
+              <w:rPr>
+                <w:noProof/>
+              </w:rPr>
+              <w:fldChar w:fldCharType="begin"/>
+            </w:r>
+            <w:r>
+              <w:rPr>
+                <w:noProof/>
+              </w:rPr>
+              <w:instrText xml:space="preserve"> PAGEREF _Toc235607071 \h </w:instrText>
+            </w:r>
+            <w:r>
+              <w:rPr>
+                <w:noProof/>
+              </w:rPr>
+            </w:r>
+            <w:r>
+              <w:rPr>
+                <w:noProof/>
+              </w:rPr>
+              <w:fldChar w:fldCharType="separate"/>
+            </w:r>
+            <w:r>
+              <w:rPr>
+                <w:noProof/>
+              </w:rPr>
+              <w:t>12</w:t>
+            </w:r>
+            <w:r>
+              <w:rPr>
+                <w:noProof/>
+              </w:rPr>
+              <w:fldChar w:fldCharType="end"/>
+            </w:r>
+          </w:hyperlink>
+        </w:p>
+        <w:p>
+          <w:pPr>
+            <w:pStyle w:val="TOC1"/>
+            <w:tabs>
+              <w:tab w:val="right" w:leader="dot" w:pos="9350"/>
+            </w:tabs>
+            <w:rPr>
+              <w:noProof/>
+            </w:rPr>
+          </w:pPr>
+          <w:hyperlink w:anchor="_Toc235607072" w:history="1">
+            <w:r>
+              <w:rPr>
+                <w:rStyle w:val="Hyperlink"/>
+                <w:noProof/>
+              </w:rPr>
+              <w:t>12. Testing and Validation</w:t>
+            </w:r>
+            <w:r>
+              <w:rPr>
+                <w:noProof/>
+              </w:rPr>
+              <w:tab/>
+            </w:r>
+            <w:r>
+              <w:rPr>
+                <w:noProof/>
+              </w:rPr>
+              <w:fldChar w:fldCharType="begin"/>
+            </w:r>
+            <w:r>
+              <w:rPr>
+                <w:noProof/>
+              </w:rPr>
+              <w:instrText xml:space="preserve"> PAGEREF _Toc235607072 \h </w:instrText>
+            </w:r>
+            <w:r>
+              <w:rPr>
+                <w:noProof/>
+              </w:rPr>
+            </w:r>
+            <w:r>
+              <w:rPr>
+                <w:noProof/>
+              </w:rPr>
+              <w:fldChar w:fldCharType="separate"/>
+            </w:r>
+            <w:r>
+              <w:rPr>
+                <w:noProof/>
+              </w:rPr>
+              <w:t>12</w:t>
+            </w:r>
+            <w:r>
+              <w:rPr>
+                <w:noProof/>
+              </w:rPr>
+              <w:fldChar w:fldCharType="end"/>
+            </w:r>
+          </w:hyperlink>
+        </w:p>
+        <w:p>
+          <w:pPr>
+            <w:pStyle w:val="TOC2"/>
+            <w:tabs>
+              <w:tab w:val="right" w:leader="dot" w:pos="9350"/>
+            </w:tabs>
+            <w:rPr>
+              <w:noProof/>
+            </w:rPr>
+          </w:pPr>
+          <w:hyperlink w:anchor="_Toc235607073" w:history="1">
+            <w:r>
+              <w:rPr>
+                <w:rStyle w:val="Hyperlink"/>
+                <w:noProof/>
+              </w:rPr>
+              <w:t>12.1 Test Strategy</w:t>
+            </w:r>
+            <w:r>
+              <w:rPr>
+                <w:noProof/>
+              </w:rPr>
+              <w:tab/>
+            </w:r>
+            <w:r>
+              <w:rPr>
+                <w:noProof/>
+              </w:rPr>
+              <w:fldChar w:fldCharType="begin"/>
+            </w:r>
+            <w:r>
+              <w:rPr>
+                <w:noProof/>
+              </w:rPr>
+              <w:instrText xml:space="preserve"> PAGEREF _Toc235607073 \h </w:instrText>
+            </w:r>
+            <w:r>
+              <w:rPr>
+                <w:noProof/>
+              </w:rPr>
+            </w:r>
+            <w:r>
+              <w:rPr>
+                <w:noProof/>
+              </w:rPr>
+              <w:fldChar w:fldCharType="separate"/>
+            </w:r>
+            <w:r>
+              <w:rPr>
+                <w:noProof/>
+              </w:rPr>
+              <w:t>12</w:t>
+            </w:r>
+            <w:r>
+              <w:rPr>
+                <w:noProof/>
+              </w:rPr>
+              <w:fldChar w:fldCharType="end"/>
+            </w:r>
+          </w:hyperlink>
+        </w:p>
+        <w:p>
+          <w:pPr>
+            <w:pStyle w:val="TOC2"/>
+            <w:tabs>
+              <w:tab w:val="right" w:leader="dot" w:pos="9350"/>
+            </w:tabs>
+            <w:rPr>
+              <w:noProof/>
+            </w:rPr>
+          </w:pPr>
+          <w:hyperlink w:anchor="_Toc235607074" w:history="1">
+            <w:r>
+              <w:rPr>
+                <w:rStyle w:val="Hyperlink"/>
+                <w:noProof/>
+              </w:rPr>
+              <w:t>12.2 Test Case Summary</w:t>
+            </w:r>
+            <w:r>
+              <w:rPr>
+                <w:noProof/>
+              </w:rPr>
+              <w:tab/>
+            </w:r>
+            <w:r>
+              <w:rPr>
+                <w:noProof/>
+              </w:rPr>
+              <w:fldChar w:fldCharType="begin"/>
+            </w:r>
+            <w:r>
+              <w:rPr>
+                <w:noProof/>
+              </w:rPr>
+              <w:instrText xml:space="preserve"> PAGEREF _Toc235607074 \h </w:instrText>
+            </w:r>
+            <w:r>
+              <w:rPr>
+                <w:noProof/>
+              </w:rPr>
+            </w:r>
+            <w:r>
+              <w:rPr>
+                <w:noProof/>
+              </w:rPr>
+              <w:fldChar w:fldCharType="separate"/>
+            </w:r>
+            <w:r>
+              <w:rPr>
+                <w:noProof/>
+              </w:rPr>
+              <w:t>12</w:t>
+            </w:r>
+            <w:r>
+              <w:rPr>
+                <w:noProof/>
+              </w:rPr>
+              <w:fldChar w:fldCharType="end"/>
+            </w:r>
+          </w:hyperlink>
+        </w:p>
+        <w:p>
+          <w:pPr>
+            <w:pStyle w:val="TOC2"/>
+            <w:tabs>
+              <w:tab w:val="right" w:leader="dot" w:pos="9350"/>
+            </w:tabs>
+            <w:rPr>
+              <w:noProof/>
+            </w:rPr>
+          </w:pPr>
+          <w:hyperlink w:anchor="_Toc235607075" w:history="1">
+            <w:r>
+              <w:rPr>
+                <w:rStyle w:val="Hyperlink"/>
+                <w:noProof/>
+              </w:rPr>
+              <w:t>12.3 Performance and Load Test Targets</w:t>
+            </w:r>
+            <w:r>
+              <w:rPr>
+                <w:noProof/>
+              </w:rPr>
+              <w:tab/>
+            </w:r>
+            <w:r>
+              <w:rPr>
+                <w:noProof/>
+              </w:rPr>
+              <w:fldChar w:fldCharType="begin"/>
+            </w:r>
+            <w:r>
+              <w:rPr>
+                <w:noProof/>
+              </w:rPr>
+              <w:instrText xml:space="preserve"> PAGEREF _Toc235607075 \h </w:instrText>
+            </w:r>
+            <w:r>
+              <w:rPr>
+                <w:noProof/>
+              </w:rPr>
+            </w:r>
+            <w:r>
+              <w:rPr>
+                <w:noProof/>
+              </w:rPr>
+              <w:fldChar w:fldCharType="separate"/>
+            </w:r>
+            <w:r>
+              <w:rPr>
+                <w:noProof/>
+              </w:rPr>
+              <w:t>13</w:t>
+            </w:r>
+            <w:r>
+              <w:rPr>
+                <w:noProof/>
+              </w:rPr>
+              <w:fldChar w:fldCharType="end"/>
+            </w:r>
+          </w:hyperlink>
+        </w:p>
+        <w:p>
+          <w:pPr>
+            <w:pStyle w:val="TOC2"/>
+            <w:tabs>
+              <w:tab w:val="right" w:leader="dot" w:pos="9350"/>
+            </w:tabs>
+            <w:rPr>
+              <w:noProof/>
+            </w:rPr>
+          </w:pPr>
+          <w:hyperlink w:anchor="_Toc235607076" w:history="1">
+            <w:r>
+              <w:rPr>
+                <w:rStyle w:val="Hyperlink"/>
+                <w:noProof/>
+              </w:rPr>
+              <w:t>12.4 DR / Failover Test Plan</w:t>
+            </w:r>
+            <w:r>
+              <w:rPr>
+                <w:noProof/>
+              </w:rPr>
+              <w:tab/>
+            </w:r>
+            <w:r>
+              <w:rPr>
+                <w:noProof/>
+              </w:rPr>
+              <w:fldChar w:fldCharType="begin"/>
+            </w:r>
+            <w:r>
+              <w:rPr>
+                <w:noProof/>
+              </w:rPr>
+              <w:instrText xml:space="preserve"> PAGEREF _Toc235607076 \h </w:instrText>
+            </w:r>
+            <w:r>
+              <w:rPr>
+                <w:noProof/>
+              </w:rPr>
+            </w:r>
+            <w:r>
+              <w:rPr>
+                <w:noProof/>
+              </w:rPr>
+              <w:fldChar w:fldCharType="separate"/>
+            </w:r>
+            <w:r>
+              <w:rPr>
+                <w:noProof/>
+              </w:rPr>
+              <w:t>13</w:t>
+            </w:r>
+            <w:r>
+              <w:rPr>
+                <w:noProof/>
+              </w:rPr>
+              <w:fldChar w:fldCharType="end"/>
+            </w:r>
+          </w:hyperlink>
+        </w:p>
+        <w:p>
+          <w:pPr>
+            <w:pStyle w:val="TOC1"/>
+            <w:tabs>
+              <w:tab w:val="right" w:leader="dot" w:pos="9350"/>
+            </w:tabs>
+            <w:rPr>
+              <w:noProof/>
+            </w:rPr>
+          </w:pPr>
+          <w:hyperlink w:anchor="_Toc235607077" w:history="1">
+            <w:r>
+              <w:rPr>
+                <w:rStyle w:val="Hyperlink"/>
+                <w:noProof/>
+              </w:rPr>
+              <w:t>13. Operational Runbooks</w:t>
+            </w:r>
+            <w:r>
+              <w:rPr>
+                <w:noProof/>
+              </w:rPr>
+              <w:tab/>
+            </w:r>
+            <w:r>
+              <w:rPr>
+                <w:noProof/>
+              </w:rPr>
+              <w:fldChar w:fldCharType="begin"/>
+            </w:r>
+            <w:r>
+              <w:rPr>
+                <w:noProof/>
+              </w:rPr>
+              <w:instrText xml:space="preserve"> PAGEREF _Toc235607077 \h </w:instrText>
+            </w:r>
+            <w:r>
+              <w:rPr>
+                <w:noProof/>
+              </w:rPr>
+            </w:r>
+            <w:r>
+              <w:rPr>
+                <w:noProof/>
+              </w:rPr>
+              <w:fldChar w:fldCharType="separate"/>
+            </w:r>
+            <w:r>
+              <w:rPr>
+                <w:noProof/>
+              </w:rPr>
+              <w:t>13</w:t>
+            </w:r>
+            <w:r>
+              <w:rPr>
+                <w:noProof/>
+              </w:rPr>
+              <w:fldChar w:fldCharType="end"/>
+            </w:r>
+          </w:hyperlink>
+        </w:p>
+        <w:p>
+          <w:pPr>
+            <w:pStyle w:val="TOC2"/>
+            <w:tabs>
+              <w:tab w:val="right" w:leader="dot" w:pos="9350"/>
+            </w:tabs>
+            <w:rPr>
+              <w:noProof/>
+            </w:rPr>
+          </w:pPr>
+          <w:hyperlink w:anchor="_Toc235607078" w:history="1">
+            <w:r>
+              <w:rPr>
+                <w:rStyle w:val="Hyperlink"/>
+                <w:noProof/>
+              </w:rPr>
+              <w:t>13.1 Deployment Runbook</w:t>
+            </w:r>
+            <w:r>
+              <w:rPr>
+                <w:noProof/>
+              </w:rPr>
+              <w:tab/>
+            </w:r>
+            <w:r>
+              <w:rPr>
+                <w:noProof/>
+              </w:rPr>
+              <w:fldChar w:fldCharType="begin"/>
+            </w:r>
+            <w:r>
+              <w:rPr>
+                <w:noProof/>
+              </w:rPr>
+              <w:instrText xml:space="preserve"> PAGEREF _Toc235607078 \h </w:instrText>
+            </w:r>
+            <w:r>
+              <w:rPr>
+                <w:noProof/>
+              </w:rPr>
+            </w:r>
+            <w:r>
+              <w:rPr>
+                <w:noProof/>
+              </w:rPr>
+              <w:fldChar w:fldCharType="separate"/>
+            </w:r>
+            <w:r>
+              <w:rPr>
+                <w:noProof/>
+              </w:rPr>
+              <w:t>13</w:t>
+            </w:r>
+            <w:r>
+              <w:rPr>
+                <w:noProof/>
+              </w:rPr>
+              <w:fldChar w:fldCharType="end"/>
+            </w:r>
+          </w:hyperlink>
+        </w:p>
+        <w:p>
+          <w:pPr>
+            <w:pStyle w:val="TOC2"/>
+            <w:tabs>
+              <w:tab w:val="right" w:leader="dot" w:pos="9350"/>
+            </w:tabs>
+            <w:rPr>
+              <w:noProof/>
+            </w:rPr>
+          </w:pPr>
+          <w:hyperlink w:anchor="_Toc235607079" w:history="1">
+            <w:r>
+              <w:rPr>
+                <w:rStyle w:val="Hyperlink"/>
+                <w:noProof/>
+              </w:rPr>
+              <w:t>13.2 Rollback Procedure</w:t>
+            </w:r>
+            <w:r>
+              <w:rPr>
+                <w:noProof/>
+              </w:rPr>
+              <w:tab/>
+            </w:r>
+            <w:r>
+              <w:rPr>
+                <w:noProof/>
+              </w:rPr>
+              <w:fldChar w:fldCharType="begin"/>
+            </w:r>
+            <w:r>
+              <w:rPr>
+                <w:noProof/>
+              </w:rPr>
+              <w:instrText xml:space="preserve"> PAGEREF _Toc235607079 \h </w:instrText>
+            </w:r>
+            <w:r>
+              <w:rPr>
+                <w:noProof/>
+              </w:rPr>
+            </w:r>
+            <w:r>
+              <w:rPr>
+                <w:noProof/>
+              </w:rPr>
+              <w:fldChar w:fldCharType="separate"/>
+            </w:r>
+            <w:r>
+              <w:rPr>
+                <w:noProof/>
+              </w:rPr>
+              <w:t>13</w:t>
+            </w:r>
+            <w:r>
+              <w:rPr>
+                <w:noProof/>
+              </w:rPr>
+              <w:fldChar w:fldCharType="end"/>
+            </w:r>
+          </w:hyperlink>
+        </w:p>
+        <w:p>
+          <w:pPr>
+            <w:pStyle w:val="TOC2"/>
+            <w:tabs>
+              <w:tab w:val="right" w:leader="dot" w:pos="9350"/>
+            </w:tabs>
+            <w:rPr>
+              <w:noProof/>
+            </w:rPr>
+          </w:pPr>
+          <w:hyperlink w:anchor="_Toc235607080" w:history="1">
+            <w:r>
+              <w:rPr>
+                <w:rStyle w:val="Hyperlink"/>
+                <w:noProof/>
+              </w:rPr>
+              <w:t>13.3 Scaling Procedure</w:t>
+            </w:r>
+            <w:r>
+              <w:rPr>
+                <w:noProof/>
+              </w:rPr>
+              <w:tab/>
+            </w:r>
+            <w:r>
+              <w:rPr>
+                <w:noProof/>
+              </w:rPr>
+              <w:fldChar w:fldCharType="begin"/>
+            </w:r>
+            <w:r>
+              <w:rPr>
+                <w:noProof/>
+              </w:rPr>
+              <w:instrText xml:space="preserve"> PAGEREF _Toc235607080 \h </w:instrText>
+            </w:r>
+            <w:r>
+              <w:rPr>
+                <w:noProof/>
+              </w:rPr>
+            </w:r>
+            <w:r>
+              <w:rPr>
+                <w:noProof/>
+              </w:rPr>
+              <w:fldChar w:fldCharType="separate"/>
+            </w:r>
+            <w:r>
+              <w:rPr>
+                <w:noProof/>
+              </w:rPr>
+              <w:t>13</w:t>
+            </w:r>
+            <w:r>
+              <w:rPr>
+                <w:noProof/>
+              </w:rPr>
+              <w:fldChar w:fldCharType="end"/>
+            </w:r>
+          </w:hyperlink>
+        </w:p>
+        <w:p>
+          <w:pPr>
+            <w:pStyle w:val="TOC2"/>
+            <w:tabs>
+              <w:tab w:val="right" w:leader="dot" w:pos="9350"/>
+            </w:tabs>
+            <w:rPr>
+              <w:noProof/>
+            </w:rPr>
+          </w:pPr>
+          <w:hyperlink w:anchor="_Toc235607081" w:history="1">
+            <w:r>
+              <w:rPr>
+                <w:rStyle w:val="Hyperlink"/>
+                <w:noProof/>
+              </w:rPr>
+              <w:t>13.4 Incident Response and Troubleshooting</w:t>
+            </w:r>
+            <w:r>
+              <w:rPr>
+                <w:noProof/>
+              </w:rPr>
+              <w:tab/>
+            </w:r>
+            <w:r>
+              <w:rPr>
+                <w:noProof/>
+              </w:rPr>
+              <w:fldChar w:fldCharType="begin"/>
+            </w:r>
+            <w:r>
+              <w:rPr>
+                <w:noProof/>
+              </w:rPr>
+              <w:instrText xml:space="preserve"> PAGEREF _Toc235607081 \h </w:instrText>
+            </w:r>
+            <w:r>
+              <w:rPr>
+                <w:noProof/>
+              </w:rPr>
+            </w:r>
+            <w:r>
+              <w:rPr>
+                <w:noProof/>
+              </w:rPr>
+              <w:fldChar w:fldCharType="separate"/>
+            </w:r>
+            <w:r>
+              <w:rPr>
+                <w:noProof/>
+              </w:rPr>
+              <w:t>14</w:t>
+            </w:r>
+            <w:r>
+              <w:rPr>
+                <w:noProof/>
+              </w:rPr>
+              <w:fldChar w:fldCharType="end"/>
+            </w:r>
+          </w:hyperlink>
+        </w:p>
+        <w:p>
+          <w:pPr>
+            <w:pStyle w:val="TOC1"/>
+            <w:tabs>
+              <w:tab w:val="right" w:leader="dot" w:pos="9350"/>
+            </w:tabs>
+            <w:rPr>
+              <w:noProof/>
+            </w:rPr>
+          </w:pPr>
+          <w:hyperlink w:anchor="_Toc235607082" w:history="1">
+            <w:r>
+              <w:rPr>
+                <w:rStyle w:val="Hyperlink"/>
+                <w:noProof/>
+              </w:rPr>
+              <w:t>14. Open Issues and Decisions</w:t>
+            </w:r>
+            <w:r>
+              <w:rPr>
+                <w:noProof/>
+              </w:rPr>
+              <w:tab/>
+            </w:r>
+            <w:r>
+              <w:rPr>
+                <w:noProof/>
+              </w:rPr>
+              <w:fldChar w:fldCharType="begin"/>
+            </w:r>
+            <w:r>
+              <w:rPr>
+                <w:noProof/>
+              </w:rPr>
+              <w:instrText xml:space="preserve"> PAGEREF _Toc235607082 \h </w:instrText>
+            </w:r>
+            <w:r>
+              <w:rPr>
+                <w:noProof/>
+              </w:rPr>
+            </w:r>
+            <w:r>
+              <w:rPr>
+                <w:noProof/>
+              </w:rPr>
+              <w:fldChar w:fldCharType="separate"/>
+            </w:r>
+            <w:r>
+              <w:rPr>
+                <w:noProof/>
+              </w:rPr>
+              <w:t>14</w:t>
+            </w:r>
+            <w:r>
+              <w:rPr>
+                <w:noProof/>
+              </w:rPr>
+              <w:fldChar w:fldCharType="end"/>
+            </w:r>
+          </w:hyperlink>
+        </w:p>
+        <w:p>
+          <w:pPr>
+            <w:pStyle w:val="TOC1"/>
+            <w:tabs>
+              <w:tab w:val="right" w:leader="dot" w:pos="9350"/>
+            </w:tabs>
+            <w:rPr>
+              <w:noProof/>
+            </w:rPr>
+          </w:pPr>
+          <w:hyperlink w:anchor="_Toc235607083" w:history="1">
+            <w:r>
+              <w:rPr>
+                <w:rStyle w:val="Hyperlink"/>
+                <w:noProof/>
+              </w:rPr>
+              <w:t>Appendix A -- Configuration and Script Reference</w:t>
+            </w:r>
+            <w:r>
+              <w:rPr>
+                <w:noProof/>
+              </w:rPr>
+              <w:tab/>
+            </w:r>
+            <w:r>
+              <w:rPr>
+                <w:noProof/>
+              </w:rPr>
+              <w:fldChar w:fldCharType="begin"/>
+            </w:r>
+            <w:r>
+              <w:rPr>
+                <w:noProof/>
+              </w:rPr>
+              <w:instrText xml:space="preserve"> PAGEREF _Toc235607083 \h </w:instrText>
+            </w:r>
+            <w:r>
+              <w:rPr>
+                <w:noProof/>
+              </w:rPr>
+            </w:r>
+            <w:r>
+              <w:rPr>
+                <w:noProof/>
+              </w:rPr>
+              <w:fldChar w:fldCharType="separate"/>
+            </w:r>
+            <w:r>
+              <w:rPr>
+                <w:noProof/>
+              </w:rPr>
+              <w:t>14</w:t>
+            </w:r>
+            <w:r>
+              <w:rPr>
+                <w:noProof/>
+              </w:rPr>
+              <w:fldChar w:fldCharType="end"/>
+            </w:r>
+          </w:hyperlink>
+        </w:p>
+        <w:p>
+          <w:pPr>
+            <w:pStyle w:val="TOC1"/>
+            <w:tabs>
+              <w:tab w:val="right" w:leader="dot" w:pos="9350"/>
+            </w:tabs>
+            <w:rPr>
+              <w:noProof/>
+            </w:rPr>
+          </w:pPr>
+          <w:hyperlink w:anchor="_Toc235607084" w:history="1">
+            <w:r>
+              <w:rPr>
+                <w:rStyle w:val="Hyperlink"/>
+                <w:noProof/>
+              </w:rPr>
+              <w:t>Appendix B -- Glossary</w:t>
+            </w:r>
+            <w:r>
+              <w:rPr>
+                <w:noProof/>
+              </w:rPr>
+              <w:tab/>
+            </w:r>
+            <w:r>
+              <w:rPr>
+                <w:noProof/>
+              </w:rPr>
+              <w:fldChar w:fldCharType="begin"/>
+            </w:r>
+            <w:r>
+              <w:rPr>
+                <w:noProof/>
+              </w:rPr>
+              <w:instrText xml:space="preserve"> PAGEREF _Toc235607084 \h </w:instrText>
+            </w:r>
+            <w:r>
+              <w:rPr>
+                <w:noProof/>
+              </w:rPr>
+            </w:r>
+            <w:r>
+              <w:rPr>
+                <w:noProof/>
+              </w:rPr>
+              <w:fldChar w:fldCharType="separate"/>
+            </w:r>
+            <w:r>
+              <w:rPr>
+                <w:noProof/>
+              </w:rPr>
+              <w:t>14</w:t>
+            </w:r>
+            <w:r>
+              <w:rPr>
+                <w:noProof/>
+              </w:rPr>
+              <w:fldChar w:fldCharType="end"/>
+            </w:r>
+          </w:hyperlink>
+        </w:p>
+        <w:p>
+          <w:pPr>
+            <w:pStyle w:val="TOC1"/>
+            <w:tabs>
+              <w:tab w:val="right" w:leader="dot" w:pos="9350"/>
+            </w:tabs>
+            <w:rPr>
+              <w:noProof/>
+            </w:rPr>
+          </w:pPr>
+          <w:hyperlink w:anchor="_Toc235607085" w:history="1">
+            <w:r>
+              <w:rPr>
+                <w:rStyle w:val="Hyperlink"/>
+                <w:noProof/>
+              </w:rPr>
+              <w:t>Appendix C -- Reference Architecture Links</w:t>
+            </w:r>
+            <w:r>
+              <w:rPr>
+                <w:noProof/>
+              </w:rPr>
+              <w:tab/>
+            </w:r>
+            <w:r>
+              <w:rPr>
+                <w:noProof/>
+              </w:rPr>
+              <w:fldChar w:fldCharType="begin"/>
+            </w:r>
+            <w:r>
+              <w:rPr>
+                <w:noProof/>
+              </w:rPr>
+              <w:instrText xml:space="preserve"> PAGEREF _Toc235607085 \h </w:instrText>
+            </w:r>
+            <w:r>
+              <w:rPr>
+                <w:noProof/>
+              </w:rPr>
+            </w:r>
+            <w:r>
+              <w:rPr>
+                <w:noProof/>
+              </w:rPr>
+              <w:fldChar w:fldCharType="separate"/>
+            </w:r>
+            <w:r>
+              <w:rPr>
+                <w:noProof/>
+              </w:rPr>
+              <w:t>15</w:t>
+            </w:r>
+            <w:r>
+              <w:rPr>
+                <w:noProof/>
+              </w:rPr>
+              <w:fldChar w:fldCharType="end"/>
+            </w:r>
+          </w:hyperlink>
         </w:p>
         <w:p>
           <w:r>
@@ -737,60 +4518,6 @@
         </w:p>
       </w:sdtContent>
     </w:sdt>
-    <w:tbl>
-      <w:tblPr>
-        <w:tblW w:w="9360" w:type="dxa"/>
-        <w:tblBorders>
-          <w:top w:val="single" w:sz="4" w:space="0" w:color="auto"/>
-          <w:left w:val="single" w:sz="4" w:space="0" w:color="auto"/>
-          <w:bottom w:val="single" w:sz="4" w:space="0" w:color="auto"/>
-          <w:right w:val="single" w:sz="4" w:space="0" w:color="auto"/>
-          <w:insideH w:val="single" w:sz="4" w:space="0" w:color="auto"/>
-          <w:insideV w:val="single" w:sz="4" w:space="0" w:color="auto"/>
-        </w:tblBorders>
-        <w:tblCellMar>
-          <w:left w:w="10" w:type="dxa"/>
-          <w:right w:w="10" w:type="dxa"/>
-        </w:tblCellMar>
-        <w:tblLook w:val="04A0" w:firstRow="1" w:lastRow="0" w:firstColumn="1" w:lastColumn="0" w:noHBand="0" w:noVBand="1"/>
-      </w:tblPr>
-      <w:tblGrid>
-        <w:gridCol w:w="9360"/>
-      </w:tblGrid>
-      <w:tr>
-        <w:tc>
-          <w:tcPr>
-            <w:tcW w:w="9360" w:type="dxa"/>
-            <w:tcBorders>
-              <w:top w:val="single" w:sz="1" w:space="0" w:color="D29200"/>
-              <w:left w:val="single" w:sz="12" w:space="0" w:color="D29200"/>
-              <w:bottom w:val="single" w:sz="1" w:space="0" w:color="D29200"/>
-              <w:right w:val="single" w:sz="1" w:space="0" w:color="D29200"/>
-            </w:tcBorders>
-            <w:shd w:val="clear" w:color="auto" w:fill="FFF4CE"/>
-            <w:tcMar>
-              <w:top w:w="120" w:type="dxa"/>
-              <w:left w:w="200" w:type="dxa"/>
-              <w:bottom w:w="120" w:type="dxa"/>
-              <w:right w:w="200" w:type="dxa"/>
-            </w:tcMar>
-          </w:tcPr>
-          <w:p>
-            <w:r>
-              <w:rPr>
-                <w:b/>
-                <w:bCs/>
-                <w:color w:val="5F2861"/>
-              </w:rPr>
-              <w:t xml:space="preserve">Note:  </w:t>
-            </w:r>
-            <w:r>
-              <w:t>After opening this document in Microsoft Word, right-click the Table of Contents and select 'Update Field' to populate page numbers.</w:t>
-            </w:r>
-          </w:p>
-        </w:tc>
-      </w:tr>
-    </w:tbl>
     <w:p>
       <w:r>
         <w:br w:type="page"/>
@@ -800,14 +4527,32 @@
       <w:pPr>
         <w:pStyle w:val="Heading1"/>
       </w:pPr>
+      <w:bookmarkStart w:id="1" w:name="_Toc235607025"/>
       <w:r>
         <w:lastRenderedPageBreak/>
         <w:t>1. Introduction</w:t>
       </w:r>
+      <w:bookmarkEnd w:id="1"/>
     </w:p>
     <w:p>
       <w:r>
-        <w:t>This Low Level Design (LLD) document provides the detailed technical design required to build, configure, and deploy [Project / Solution Name] on Microsoft Azure. It translates the approved High Level Design (HLD) into implementation-ready specifications, including exact resource configurations, network addressing, security controls, and deployment procedures.</w:t>
+        <w:t xml:space="preserve">This </w:t>
+      </w:r>
+      <w:proofErr w:type="gramStart"/>
+      <w:r>
+        <w:t>Low Level</w:t>
+      </w:r>
+      <w:proofErr w:type="gramEnd"/>
+      <w:r>
+        <w:t xml:space="preserve"> Design (LLD) document provides the detailed technical design required to build, configure, and deploy [Project / Solution Name] on Microsoft Azure. It translates the approved </w:t>
+      </w:r>
+      <w:proofErr w:type="gramStart"/>
+      <w:r>
+        <w:t>High Level</w:t>
+      </w:r>
+      <w:proofErr w:type="gramEnd"/>
+      <w:r>
+        <w:t xml:space="preserve"> Design (HLD) into implementation-ready specifications, including exact resource configurations, network addressing, security controls, and deployment procedures.</w:t>
       </w:r>
     </w:p>
     <w:p/>
@@ -819,7 +4564,15 @@
         <w:t xml:space="preserve">Scope:  </w:t>
       </w:r>
       <w:r>
-        <w:t>This document covers detailed component configuration, network and IP addressing, identity and access control detail, data and schema design, integration contracts, infrastructure-as-code structure, deployment runbooks, and test plans. It assumes the architecture, service selection, and high level decisions documented in the HLD have been approved.</w:t>
+        <w:t xml:space="preserve">This document covers detailed component configuration, network and IP addressing, identity and access control detail, data and schema design, integration contracts, infrastructure-as-code structure, deployment runbooks, and test plans. It assumes the architecture, service selection, and </w:t>
+      </w:r>
+      <w:proofErr w:type="gramStart"/>
+      <w:r>
+        <w:t>high level</w:t>
+      </w:r>
+      <w:proofErr w:type="gramEnd"/>
+      <w:r>
+        <w:t xml:space="preserve"> decisions documented in the HLD have been approved.</w:t>
       </w:r>
     </w:p>
     <w:p/>
@@ -827,9 +4580,11 @@
       <w:pPr>
         <w:pStyle w:val="Heading2"/>
       </w:pPr>
+      <w:bookmarkStart w:id="2" w:name="_Toc235607026"/>
       <w:r>
         <w:t>1.1 Document Purpose</w:t>
       </w:r>
+      <w:bookmarkEnd w:id="2"/>
     </w:p>
     <w:p>
       <w:r>
@@ -910,9 +4665,11 @@
       <w:pPr>
         <w:pStyle w:val="Heading2"/>
       </w:pPr>
+      <w:bookmarkStart w:id="3" w:name="_Toc235607027"/>
       <w:r>
         <w:t>1.2 Document Scope</w:t>
       </w:r>
+      <w:bookmarkEnd w:id="3"/>
     </w:p>
     <w:p>
       <w:r>
@@ -929,7 +4686,15 @@
         </w:numPr>
       </w:pPr>
       <w:r>
-        <w:t>In Scope: [e.g. Resource configuration, network addressing, RBAC, IaC modules, deployment runbooks]</w:t>
+        <w:t xml:space="preserve">In Scope: [e.g. Resource configuration, network addressing, RBAC, </w:t>
+      </w:r>
+      <w:proofErr w:type="spellStart"/>
+      <w:r>
+        <w:t>IaC</w:t>
+      </w:r>
+      <w:proofErr w:type="spellEnd"/>
+      <w:r>
+        <w:t xml:space="preserve"> modules, deployment runbooks]</w:t>
       </w:r>
     </w:p>
     <w:p>
@@ -957,9 +4722,11 @@
       <w:pPr>
         <w:pStyle w:val="Heading2"/>
       </w:pPr>
+      <w:bookmarkStart w:id="4" w:name="_Toc235607028"/>
       <w:r>
         <w:t>1.3 Relationship to High Level Design</w:t>
       </w:r>
+      <w:bookmarkEnd w:id="4"/>
     </w:p>
     <w:tbl>
       <w:tblPr>
@@ -979,12 +4746,6 @@
         <w:gridCol w:w="4675"/>
       </w:tblGrid>
       <w:tr>
-        <w:tblPrEx>
-          <w:tblCellMar>
-            <w:top w:w="0" w:type="dxa"/>
-            <w:bottom w:w="0" w:type="dxa"/>
-          </w:tblCellMar>
-        </w:tblPrEx>
         <w:tc>
           <w:tcPr>
             <w:tcW w:w="2500" w:type="pct"/>
@@ -1025,12 +4786,6 @@
         </w:tc>
       </w:tr>
       <w:tr>
-        <w:tblPrEx>
-          <w:tblCellMar>
-            <w:top w:w="0" w:type="dxa"/>
-            <w:bottom w:w="0" w:type="dxa"/>
-          </w:tblCellMar>
-        </w:tblPrEx>
         <w:tc>
           <w:tcPr>
             <w:tcW w:w="2500" w:type="pct"/>
@@ -1071,12 +4826,6 @@
         </w:tc>
       </w:tr>
       <w:tr>
-        <w:tblPrEx>
-          <w:tblCellMar>
-            <w:top w:w="0" w:type="dxa"/>
-            <w:bottom w:w="0" w:type="dxa"/>
-          </w:tblCellMar>
-        </w:tblPrEx>
         <w:tc>
           <w:tcPr>
             <w:tcW w:w="2500" w:type="pct"/>
@@ -1117,12 +4866,6 @@
         </w:tc>
       </w:tr>
       <w:tr>
-        <w:tblPrEx>
-          <w:tblCellMar>
-            <w:top w:w="0" w:type="dxa"/>
-            <w:bottom w:w="0" w:type="dxa"/>
-          </w:tblCellMar>
-        </w:tblPrEx>
         <w:tc>
           <w:tcPr>
             <w:tcW w:w="2500" w:type="pct"/>
@@ -1151,7 +4894,15 @@
           </w:tcPr>
           <w:p>
             <w:r>
-              <w:t>Each section of this LLD maps to the corresponding HLD section; deviations are logged in Section 14 (Open Issues and Decisions)</w:t>
+              <w:t xml:space="preserve">Each section of </w:t>
+            </w:r>
+            <w:proofErr w:type="gramStart"/>
+            <w:r>
+              <w:t>this LLD maps</w:t>
+            </w:r>
+            <w:proofErr w:type="gramEnd"/>
+            <w:r>
+              <w:t xml:space="preserve"> to the corresponding HLD section; deviations are logged in Section 14 (Open Issues and Decisions)</w:t>
             </w:r>
           </w:p>
         </w:tc>
@@ -1162,9 +4913,11 @@
       <w:pPr>
         <w:pStyle w:val="Heading2"/>
       </w:pPr>
+      <w:bookmarkStart w:id="5" w:name="_Toc235607029"/>
       <w:r>
         <w:t>1.4 Assumptions, Dependencies and Constraints</w:t>
       </w:r>
+      <w:bookmarkEnd w:id="5"/>
     </w:p>
     <w:tbl>
       <w:tblPr>
@@ -1184,12 +4937,6 @@
         <w:gridCol w:w="4675"/>
       </w:tblGrid>
       <w:tr>
-        <w:tblPrEx>
-          <w:tblCellMar>
-            <w:top w:w="0" w:type="dxa"/>
-            <w:bottom w:w="0" w:type="dxa"/>
-          </w:tblCellMar>
-        </w:tblPrEx>
         <w:tc>
           <w:tcPr>
             <w:tcW w:w="2500" w:type="pct"/>
@@ -1230,12 +4977,6 @@
         </w:tc>
       </w:tr>
       <w:tr>
-        <w:tblPrEx>
-          <w:tblCellMar>
-            <w:top w:w="0" w:type="dxa"/>
-            <w:bottom w:w="0" w:type="dxa"/>
-          </w:tblCellMar>
-        </w:tblPrEx>
         <w:tc>
           <w:tcPr>
             <w:tcW w:w="2500" w:type="pct"/>
@@ -1276,12 +5017,6 @@
         </w:tc>
       </w:tr>
       <w:tr>
-        <w:tblPrEx>
-          <w:tblCellMar>
-            <w:top w:w="0" w:type="dxa"/>
-            <w:bottom w:w="0" w:type="dxa"/>
-          </w:tblCellMar>
-        </w:tblPrEx>
         <w:tc>
           <w:tcPr>
             <w:tcW w:w="2500" w:type="pct"/>
@@ -1316,18 +5051,20 @@
           </w:tcPr>
           <w:p>
             <w:r>
-              <w:t>[e.g. IaC pipeline service connection and permissions are provisioned]</w:t>
+              <w:t xml:space="preserve">[e.g. </w:t>
+            </w:r>
+            <w:proofErr w:type="spellStart"/>
+            <w:r>
+              <w:t>IaC</w:t>
+            </w:r>
+            <w:proofErr w:type="spellEnd"/>
+            <w:r>
+              <w:t xml:space="preserve"> pipeline service connection and permissions are provisioned]</w:t>
             </w:r>
           </w:p>
         </w:tc>
       </w:tr>
       <w:tr>
-        <w:tblPrEx>
-          <w:tblCellMar>
-            <w:top w:w="0" w:type="dxa"/>
-            <w:bottom w:w="0" w:type="dxa"/>
-          </w:tblCellMar>
-        </w:tblPrEx>
         <w:tc>
           <w:tcPr>
             <w:tcW w:w="2500" w:type="pct"/>
@@ -1368,12 +5105,6 @@
         </w:tc>
       </w:tr>
       <w:tr>
-        <w:tblPrEx>
-          <w:tblCellMar>
-            <w:top w:w="0" w:type="dxa"/>
-            <w:bottom w:w="0" w:type="dxa"/>
-          </w:tblCellMar>
-        </w:tblPrEx>
         <w:tc>
           <w:tcPr>
             <w:tcW w:w="2500" w:type="pct"/>
@@ -1409,18 +5140,20 @@
           </w:tcPr>
           <w:p>
             <w:r>
-              <w:t>[e.g. All resources must be deployed via IaC -- no manual portal changes in production]</w:t>
+              <w:t xml:space="preserve">[e.g. All resources must be deployed via </w:t>
+            </w:r>
+            <w:proofErr w:type="spellStart"/>
+            <w:r>
+              <w:t>IaC</w:t>
+            </w:r>
+            <w:proofErr w:type="spellEnd"/>
+            <w:r>
+              <w:t xml:space="preserve"> -- no manual portal changes in production]</w:t>
             </w:r>
           </w:p>
         </w:tc>
       </w:tr>
       <w:tr>
-        <w:tblPrEx>
-          <w:tblCellMar>
-            <w:top w:w="0" w:type="dxa"/>
-            <w:bottom w:w="0" w:type="dxa"/>
-          </w:tblCellMar>
-        </w:tblPrEx>
         <w:tc>
           <w:tcPr>
             <w:tcW w:w="2500" w:type="pct"/>
@@ -1460,17 +5193,21 @@
       <w:pPr>
         <w:pStyle w:val="Heading1"/>
       </w:pPr>
+      <w:bookmarkStart w:id="6" w:name="_Toc235607030"/>
       <w:r>
         <w:t>2. Document Information</w:t>
       </w:r>
+      <w:bookmarkEnd w:id="6"/>
     </w:p>
     <w:p>
       <w:pPr>
         <w:pStyle w:val="Heading2"/>
       </w:pPr>
+      <w:bookmarkStart w:id="7" w:name="_Toc235607031"/>
       <w:r>
         <w:t>2.1 Version History</w:t>
       </w:r>
+      <w:bookmarkEnd w:id="7"/>
     </w:p>
     <w:tbl>
       <w:tblPr>
@@ -1493,12 +5230,6 @@
         <w:gridCol w:w="1870"/>
       </w:tblGrid>
       <w:tr>
-        <w:tblPrEx>
-          <w:tblCellMar>
-            <w:top w:w="0" w:type="dxa"/>
-            <w:bottom w:w="0" w:type="dxa"/>
-          </w:tblCellMar>
-        </w:tblPrEx>
         <w:trPr>
           <w:tblHeader/>
         </w:trPr>
@@ -1624,12 +5355,6 @@
         </w:tc>
       </w:tr>
       <w:tr>
-        <w:tblPrEx>
-          <w:tblCellMar>
-            <w:top w:w="0" w:type="dxa"/>
-            <w:bottom w:w="0" w:type="dxa"/>
-          </w:tblCellMar>
-        </w:tblPrEx>
         <w:tc>
           <w:tcPr>
             <w:tcW w:w="1000" w:type="pct"/>
@@ -1702,12 +5427,6 @@
         </w:tc>
       </w:tr>
       <w:tr>
-        <w:tblPrEx>
-          <w:tblCellMar>
-            <w:top w:w="0" w:type="dxa"/>
-            <w:bottom w:w="0" w:type="dxa"/>
-          </w:tblCellMar>
-        </w:tblPrEx>
         <w:tc>
           <w:tcPr>
             <w:tcW w:w="1000" w:type="pct"/>
@@ -1770,9 +5489,11 @@
       <w:pPr>
         <w:pStyle w:val="Heading2"/>
       </w:pPr>
+      <w:bookmarkStart w:id="8" w:name="_Toc235607032"/>
       <w:r>
         <w:t>2.2 Reviewers and Approvers</w:t>
       </w:r>
+      <w:bookmarkEnd w:id="8"/>
     </w:p>
     <w:tbl>
       <w:tblPr>
@@ -1794,12 +5515,6 @@
         <w:gridCol w:w="2338"/>
       </w:tblGrid>
       <w:tr>
-        <w:tblPrEx>
-          <w:tblCellMar>
-            <w:top w:w="0" w:type="dxa"/>
-            <w:bottom w:w="0" w:type="dxa"/>
-          </w:tblCellMar>
-        </w:tblPrEx>
         <w:trPr>
           <w:tblHeader/>
         </w:trPr>
@@ -1901,12 +5616,6 @@
         </w:tc>
       </w:tr>
       <w:tr>
-        <w:tblPrEx>
-          <w:tblCellMar>
-            <w:top w:w="0" w:type="dxa"/>
-            <w:bottom w:w="0" w:type="dxa"/>
-          </w:tblCellMar>
-        </w:tblPrEx>
         <w:tc>
           <w:tcPr>
             <w:tcW w:w="1250" w:type="pct"/>
@@ -1965,12 +5674,6 @@
         </w:tc>
       </w:tr>
       <w:tr>
-        <w:tblPrEx>
-          <w:tblCellMar>
-            <w:top w:w="0" w:type="dxa"/>
-            <w:bottom w:w="0" w:type="dxa"/>
-          </w:tblCellMar>
-        </w:tblPrEx>
         <w:tc>
           <w:tcPr>
             <w:tcW w:w="1250" w:type="pct"/>
@@ -2029,12 +5732,6 @@
         </w:tc>
       </w:tr>
       <w:tr>
-        <w:tblPrEx>
-          <w:tblCellMar>
-            <w:top w:w="0" w:type="dxa"/>
-            <w:bottom w:w="0" w:type="dxa"/>
-          </w:tblCellMar>
-        </w:tblPrEx>
         <w:tc>
           <w:tcPr>
             <w:tcW w:w="1250" w:type="pct"/>
@@ -2093,12 +5790,6 @@
         </w:tc>
       </w:tr>
       <w:tr>
-        <w:tblPrEx>
-          <w:tblCellMar>
-            <w:top w:w="0" w:type="dxa"/>
-            <w:bottom w:w="0" w:type="dxa"/>
-          </w:tblCellMar>
-        </w:tblPrEx>
         <w:tc>
           <w:tcPr>
             <w:tcW w:w="1250" w:type="pct"/>
@@ -2157,12 +5848,6 @@
         </w:tc>
       </w:tr>
       <w:tr>
-        <w:tblPrEx>
-          <w:tblCellMar>
-            <w:top w:w="0" w:type="dxa"/>
-            <w:bottom w:w="0" w:type="dxa"/>
-          </w:tblCellMar>
-        </w:tblPrEx>
         <w:tc>
           <w:tcPr>
             <w:tcW w:w="1250" w:type="pct"/>
@@ -2202,8 +5887,13 @@
             <w:shd w:val="clear" w:color="auto" w:fill="FFFFFF"/>
           </w:tcPr>
           <w:p>
-            <w:r>
-              <w:t>IaC and Pipeline Review</w:t>
+            <w:proofErr w:type="spellStart"/>
+            <w:r>
+              <w:t>IaC</w:t>
+            </w:r>
+            <w:proofErr w:type="spellEnd"/>
+            <w:r>
+              <w:t xml:space="preserve"> and Pipeline Review</w:t>
             </w:r>
           </w:p>
         </w:tc>
@@ -2214,9 +5904,11 @@
       <w:pPr>
         <w:pStyle w:val="Heading2"/>
       </w:pPr>
+      <w:bookmarkStart w:id="9" w:name="_Toc235607033"/>
       <w:r>
         <w:t>2.3 Related Documents</w:t>
       </w:r>
+      <w:bookmarkEnd w:id="9"/>
     </w:p>
     <w:tbl>
       <w:tblPr>
@@ -2236,12 +5928,6 @@
         <w:gridCol w:w="4675"/>
       </w:tblGrid>
       <w:tr>
-        <w:tblPrEx>
-          <w:tblCellMar>
-            <w:top w:w="0" w:type="dxa"/>
-            <w:bottom w:w="0" w:type="dxa"/>
-          </w:tblCellMar>
-        </w:tblPrEx>
         <w:trPr>
           <w:tblHeader/>
         </w:trPr>
@@ -2295,12 +5981,6 @@
         </w:tc>
       </w:tr>
       <w:tr>
-        <w:tblPrEx>
-          <w:tblCellMar>
-            <w:top w:w="0" w:type="dxa"/>
-            <w:bottom w:w="0" w:type="dxa"/>
-          </w:tblCellMar>
-        </w:tblPrEx>
         <w:tc>
           <w:tcPr>
             <w:tcW w:w="2500" w:type="pct"/>
@@ -2331,12 +6011,6 @@
         </w:tc>
       </w:tr>
       <w:tr>
-        <w:tblPrEx>
-          <w:tblCellMar>
-            <w:top w:w="0" w:type="dxa"/>
-            <w:bottom w:w="0" w:type="dxa"/>
-          </w:tblCellMar>
-        </w:tblPrEx>
         <w:tc>
           <w:tcPr>
             <w:tcW w:w="2500" w:type="pct"/>
@@ -2367,12 +6041,6 @@
         </w:tc>
       </w:tr>
       <w:tr>
-        <w:tblPrEx>
-          <w:tblCellMar>
-            <w:top w:w="0" w:type="dxa"/>
-            <w:bottom w:w="0" w:type="dxa"/>
-          </w:tblCellMar>
-        </w:tblPrEx>
         <w:tc>
           <w:tcPr>
             <w:tcW w:w="2500" w:type="pct"/>
@@ -2403,12 +6071,6 @@
         </w:tc>
       </w:tr>
       <w:tr>
-        <w:tblPrEx>
-          <w:tblCellMar>
-            <w:top w:w="0" w:type="dxa"/>
-            <w:bottom w:w="0" w:type="dxa"/>
-          </w:tblCellMar>
-        </w:tblPrEx>
         <w:tc>
           <w:tcPr>
             <w:tcW w:w="2500" w:type="pct"/>
@@ -2439,12 +6101,6 @@
         </w:tc>
       </w:tr>
       <w:tr>
-        <w:tblPrEx>
-          <w:tblCellMar>
-            <w:top w:w="0" w:type="dxa"/>
-            <w:bottom w:w="0" w:type="dxa"/>
-          </w:tblCellMar>
-        </w:tblPrEx>
         <w:tc>
           <w:tcPr>
             <w:tcW w:w="2500" w:type="pct"/>
@@ -2475,12 +6131,6 @@
         </w:tc>
       </w:tr>
       <w:tr>
-        <w:tblPrEx>
-          <w:tblCellMar>
-            <w:top w:w="0" w:type="dxa"/>
-            <w:bottom w:w="0" w:type="dxa"/>
-          </w:tblCellMar>
-        </w:tblPrEx>
         <w:tc>
           <w:tcPr>
             <w:tcW w:w="2500" w:type="pct"/>
@@ -2510,17 +6160,21 @@
       <w:pPr>
         <w:pStyle w:val="Heading1"/>
       </w:pPr>
+      <w:bookmarkStart w:id="10" w:name="_Toc235607034"/>
       <w:r>
         <w:t>3. Solution Component Design</w:t>
       </w:r>
+      <w:bookmarkEnd w:id="10"/>
     </w:p>
     <w:p>
       <w:pPr>
         <w:pStyle w:val="Heading2"/>
       </w:pPr>
+      <w:bookmarkStart w:id="11" w:name="_Toc235607035"/>
       <w:r>
         <w:t>3.1 Component Inventory</w:t>
       </w:r>
+      <w:bookmarkEnd w:id="11"/>
     </w:p>
     <w:p>
       <w:r>
@@ -2550,12 +6204,6 @@
         <w:gridCol w:w="1558"/>
       </w:tblGrid>
       <w:tr>
-        <w:tblPrEx>
-          <w:tblCellMar>
-            <w:top w:w="0" w:type="dxa"/>
-            <w:bottom w:w="0" w:type="dxa"/>
-          </w:tblCellMar>
-        </w:tblPrEx>
         <w:trPr>
           <w:tblHeader/>
         </w:trPr>
@@ -2705,12 +6353,6 @@
         </w:tc>
       </w:tr>
       <w:tr>
-        <w:tblPrEx>
-          <w:tblCellMar>
-            <w:top w:w="0" w:type="dxa"/>
-            <w:bottom w:w="0" w:type="dxa"/>
-          </w:tblCellMar>
-        </w:tblPrEx>
         <w:tc>
           <w:tcPr>
             <w:tcW w:w="833" w:type="pct"/>
@@ -2790,19 +6432,18 @@
             <w:shd w:val="clear" w:color="auto" w:fill="FFFFFF"/>
           </w:tcPr>
           <w:p>
-            <w:r>
-              <w:t>rg-[name]-app-prod</w:t>
+            <w:proofErr w:type="spellStart"/>
+            <w:r>
+              <w:t>rg</w:t>
+            </w:r>
+            <w:proofErr w:type="spellEnd"/>
+            <w:r>
+              <w:t>-[name]-app-prod</w:t>
             </w:r>
           </w:p>
         </w:tc>
       </w:tr>
       <w:tr>
-        <w:tblPrEx>
-          <w:tblCellMar>
-            <w:top w:w="0" w:type="dxa"/>
-            <w:bottom w:w="0" w:type="dxa"/>
-          </w:tblCellMar>
-        </w:tblPrEx>
         <w:tc>
           <w:tcPr>
             <w:tcW w:w="833" w:type="pct"/>
@@ -2826,8 +6467,13 @@
             <w:shd w:val="clear" w:color="auto" w:fill="FFFFFF"/>
           </w:tcPr>
           <w:p>
-            <w:r>
-              <w:t>apim-[name]-prod-uks-01</w:t>
+            <w:proofErr w:type="spellStart"/>
+            <w:r>
+              <w:t>apim</w:t>
+            </w:r>
+            <w:proofErr w:type="spellEnd"/>
+            <w:r>
+              <w:t>-[name]-prod-uks-01</w:t>
             </w:r>
           </w:p>
         </w:tc>
@@ -2882,19 +6528,18 @@
             <w:shd w:val="clear" w:color="auto" w:fill="FFFFFF"/>
           </w:tcPr>
           <w:p>
-            <w:r>
-              <w:t>rg-[name]-app-prod</w:t>
+            <w:proofErr w:type="spellStart"/>
+            <w:r>
+              <w:t>rg</w:t>
+            </w:r>
+            <w:proofErr w:type="spellEnd"/>
+            <w:r>
+              <w:t>-[name]-app-prod</w:t>
             </w:r>
           </w:p>
         </w:tc>
       </w:tr>
       <w:tr>
-        <w:tblPrEx>
-          <w:tblCellMar>
-            <w:top w:w="0" w:type="dxa"/>
-            <w:bottom w:w="0" w:type="dxa"/>
-          </w:tblCellMar>
-        </w:tblPrEx>
         <w:tc>
           <w:tcPr>
             <w:tcW w:w="833" w:type="pct"/>
@@ -2919,8 +6564,13 @@
             <w:shd w:val="clear" w:color="auto" w:fill="FFFFFF"/>
           </w:tcPr>
           <w:p>
-            <w:r>
-              <w:t>sql-[name]-prod-uks-01</w:t>
+            <w:proofErr w:type="spellStart"/>
+            <w:r>
+              <w:t>sql</w:t>
+            </w:r>
+            <w:proofErr w:type="spellEnd"/>
+            <w:r>
+              <w:t>-[name]-prod-uks-01</w:t>
             </w:r>
           </w:p>
         </w:tc>
@@ -2975,19 +6625,18 @@
             <w:shd w:val="clear" w:color="auto" w:fill="FFFFFF"/>
           </w:tcPr>
           <w:p>
-            <w:r>
-              <w:t>rg-[name]-data-prod</w:t>
+            <w:proofErr w:type="spellStart"/>
+            <w:r>
+              <w:t>rg</w:t>
+            </w:r>
+            <w:proofErr w:type="spellEnd"/>
+            <w:r>
+              <w:t>-[name]-data-prod</w:t>
             </w:r>
           </w:p>
         </w:tc>
       </w:tr>
       <w:tr>
-        <w:tblPrEx>
-          <w:tblCellMar>
-            <w:top w:w="0" w:type="dxa"/>
-            <w:bottom w:w="0" w:type="dxa"/>
-          </w:tblCellMar>
-        </w:tblPrEx>
         <w:tc>
           <w:tcPr>
             <w:tcW w:w="833" w:type="pct"/>
@@ -3011,8 +6660,13 @@
             <w:shd w:val="clear" w:color="auto" w:fill="FFFFFF"/>
           </w:tcPr>
           <w:p>
-            <w:r>
-              <w:t>redis-[name]-prod-uks-01</w:t>
+            <w:proofErr w:type="spellStart"/>
+            <w:r>
+              <w:t>redis</w:t>
+            </w:r>
+            <w:proofErr w:type="spellEnd"/>
+            <w:r>
+              <w:t>-[name]-prod-uks-01</w:t>
             </w:r>
           </w:p>
         </w:tc>
@@ -3067,19 +6721,18 @@
             <w:shd w:val="clear" w:color="auto" w:fill="FFFFFF"/>
           </w:tcPr>
           <w:p>
-            <w:r>
-              <w:t>rg-[name]-app-prod</w:t>
+            <w:proofErr w:type="spellStart"/>
+            <w:r>
+              <w:t>rg</w:t>
+            </w:r>
+            <w:proofErr w:type="spellEnd"/>
+            <w:r>
+              <w:t>-[name]-app-prod</w:t>
             </w:r>
           </w:p>
         </w:tc>
       </w:tr>
       <w:tr>
-        <w:tblPrEx>
-          <w:tblCellMar>
-            <w:top w:w="0" w:type="dxa"/>
-            <w:bottom w:w="0" w:type="dxa"/>
-          </w:tblCellMar>
-        </w:tblPrEx>
         <w:tc>
           <w:tcPr>
             <w:tcW w:w="833" w:type="pct"/>
@@ -3103,8 +6756,13 @@
             <w:shd w:val="clear" w:color="auto" w:fill="FFFFFF"/>
           </w:tcPr>
           <w:p>
-            <w:r>
-              <w:t>kv-[name]-prod-uks-01</w:t>
+            <w:proofErr w:type="spellStart"/>
+            <w:r>
+              <w:t>kv</w:t>
+            </w:r>
+            <w:proofErr w:type="spellEnd"/>
+            <w:r>
+              <w:t>-[name]-prod-uks-01</w:t>
             </w:r>
           </w:p>
         </w:tc>
@@ -3159,19 +6817,18 @@
             <w:shd w:val="clear" w:color="auto" w:fill="FFFFFF"/>
           </w:tcPr>
           <w:p>
-            <w:r>
-              <w:t>rg-[name]-shared-prod</w:t>
+            <w:proofErr w:type="spellStart"/>
+            <w:r>
+              <w:t>rg</w:t>
+            </w:r>
+            <w:proofErr w:type="spellEnd"/>
+            <w:r>
+              <w:t>-[name]-shared-prod</w:t>
             </w:r>
           </w:p>
         </w:tc>
       </w:tr>
       <w:tr>
-        <w:tblPrEx>
-          <w:tblCellMar>
-            <w:top w:w="0" w:type="dxa"/>
-            <w:bottom w:w="0" w:type="dxa"/>
-          </w:tblCellMar>
-        </w:tblPrEx>
         <w:tc>
           <w:tcPr>
             <w:tcW w:w="833" w:type="pct"/>
@@ -3245,9 +6902,11 @@
       <w:pPr>
         <w:pStyle w:val="Heading2"/>
       </w:pPr>
+      <w:bookmarkStart w:id="12" w:name="_Toc235607036"/>
       <w:r>
         <w:t>3.2 Detailed Component Specifications</w:t>
       </w:r>
+      <w:bookmarkEnd w:id="12"/>
     </w:p>
     <w:p>
       <w:r>
@@ -3271,12 +6930,6 @@
         <w:gridCol w:w="9350"/>
       </w:tblGrid>
       <w:tr>
-        <w:tblPrEx>
-          <w:tblCellMar>
-            <w:top w:w="0" w:type="dxa"/>
-            <w:bottom w:w="0" w:type="dxa"/>
-          </w:tblCellMar>
-        </w:tblPrEx>
         <w:tc>
           <w:tcPr>
             <w:tcW w:w="5000" w:type="pct"/>
@@ -3293,13 +6946,28 @@
                 <w:b/>
                 <w:color w:val="5F2861"/>
               </w:rPr>
-              <w:t xml:space="preserve">Component:  </w:t>
-            </w:r>
-            <w:r>
-              <w:rPr>
+              <w:t>Component</w:t>
+            </w:r>
+            <w:proofErr w:type="gramStart"/>
+            <w:r>
+              <w:rPr>
+                <w:b/>
                 <w:color w:val="5F2861"/>
               </w:rPr>
-              <w:t>[Component Name]</w:t>
+              <w:t xml:space="preserve">:  </w:t>
+            </w:r>
+            <w:r>
+              <w:rPr>
+                <w:color w:val="5F2861"/>
+              </w:rPr>
+              <w:t>[</w:t>
+            </w:r>
+            <w:proofErr w:type="gramEnd"/>
+            <w:r>
+              <w:rPr>
+                <w:color w:val="5F2861"/>
+              </w:rPr>
+              <w:t>Component Name]</w:t>
             </w:r>
           </w:p>
         </w:tc>
@@ -3324,12 +6992,6 @@
         <w:gridCol w:w="4675"/>
       </w:tblGrid>
       <w:tr>
-        <w:tblPrEx>
-          <w:tblCellMar>
-            <w:top w:w="0" w:type="dxa"/>
-            <w:bottom w:w="0" w:type="dxa"/>
-          </w:tblCellMar>
-        </w:tblPrEx>
         <w:tc>
           <w:tcPr>
             <w:tcW w:w="2500" w:type="pct"/>
@@ -3370,12 +7032,6 @@
         </w:tc>
       </w:tr>
       <w:tr>
-        <w:tblPrEx>
-          <w:tblCellMar>
-            <w:top w:w="0" w:type="dxa"/>
-            <w:bottom w:w="0" w:type="dxa"/>
-          </w:tblCellMar>
-        </w:tblPrEx>
         <w:tc>
           <w:tcPr>
             <w:tcW w:w="2500" w:type="pct"/>
@@ -3416,12 +7072,6 @@
         </w:tc>
       </w:tr>
       <w:tr>
-        <w:tblPrEx>
-          <w:tblCellMar>
-            <w:top w:w="0" w:type="dxa"/>
-            <w:bottom w:w="0" w:type="dxa"/>
-          </w:tblCellMar>
-        </w:tblPrEx>
         <w:tc>
           <w:tcPr>
             <w:tcW w:w="2500" w:type="pct"/>
@@ -3462,12 +7112,6 @@
         </w:tc>
       </w:tr>
       <w:tr>
-        <w:tblPrEx>
-          <w:tblCellMar>
-            <w:top w:w="0" w:type="dxa"/>
-            <w:bottom w:w="0" w:type="dxa"/>
-          </w:tblCellMar>
-        </w:tblPrEx>
         <w:tc>
           <w:tcPr>
             <w:tcW w:w="2500" w:type="pct"/>
@@ -3502,18 +7146,20 @@
           </w:tcPr>
           <w:p>
             <w:r>
-              <w:t>[e.g. vCores, memory, IOPS]</w:t>
+              <w:t xml:space="preserve">[e.g. </w:t>
+            </w:r>
+            <w:proofErr w:type="spellStart"/>
+            <w:r>
+              <w:t>vCores</w:t>
+            </w:r>
+            <w:proofErr w:type="spellEnd"/>
+            <w:r>
+              <w:t>, memory, IOPS]</w:t>
             </w:r>
           </w:p>
         </w:tc>
       </w:tr>
       <w:tr>
-        <w:tblPrEx>
-          <w:tblCellMar>
-            <w:top w:w="0" w:type="dxa"/>
-            <w:bottom w:w="0" w:type="dxa"/>
-          </w:tblCellMar>
-        </w:tblPrEx>
         <w:tc>
           <w:tcPr>
             <w:tcW w:w="2500" w:type="pct"/>
@@ -3554,12 +7200,6 @@
         </w:tc>
       </w:tr>
       <w:tr>
-        <w:tblPrEx>
-          <w:tblCellMar>
-            <w:top w:w="0" w:type="dxa"/>
-            <w:bottom w:w="0" w:type="dxa"/>
-          </w:tblCellMar>
-        </w:tblPrEx>
         <w:tc>
           <w:tcPr>
             <w:tcW w:w="2500" w:type="pct"/>
@@ -3600,12 +7240,6 @@
         </w:tc>
       </w:tr>
       <w:tr>
-        <w:tblPrEx>
-          <w:tblCellMar>
-            <w:top w:w="0" w:type="dxa"/>
-            <w:bottom w:w="0" w:type="dxa"/>
-          </w:tblCellMar>
-        </w:tblPrEx>
         <w:tc>
           <w:tcPr>
             <w:tcW w:w="2500" w:type="pct"/>
@@ -3634,7 +7268,15 @@
           </w:tcPr>
           <w:p>
             <w:r>
-              <w:t>[e.g. requires VNet integration, Private Endpoint]</w:t>
+              <w:t xml:space="preserve">[e.g. requires </w:t>
+            </w:r>
+            <w:proofErr w:type="spellStart"/>
+            <w:r>
+              <w:t>VNet</w:t>
+            </w:r>
+            <w:proofErr w:type="spellEnd"/>
+            <w:r>
+              <w:t xml:space="preserve"> integration, Private Endpoint]</w:t>
             </w:r>
           </w:p>
         </w:tc>
@@ -3645,17 +7287,21 @@
       <w:pPr>
         <w:pStyle w:val="Heading1"/>
       </w:pPr>
+      <w:bookmarkStart w:id="13" w:name="_Toc235607037"/>
       <w:r>
         <w:t>4. Resource Organisation and Naming</w:t>
       </w:r>
+      <w:bookmarkEnd w:id="13"/>
     </w:p>
     <w:p>
       <w:pPr>
         <w:pStyle w:val="Heading2"/>
       </w:pPr>
+      <w:bookmarkStart w:id="14" w:name="_Toc235607038"/>
       <w:r>
         <w:t>4.1 Subscription, Resource Group and Naming Convention</w:t>
       </w:r>
+      <w:bookmarkEnd w:id="14"/>
     </w:p>
     <w:tbl>
       <w:tblPr>
@@ -3675,12 +7321,6 @@
         <w:gridCol w:w="4675"/>
       </w:tblGrid>
       <w:tr>
-        <w:tblPrEx>
-          <w:tblCellMar>
-            <w:top w:w="0" w:type="dxa"/>
-            <w:bottom w:w="0" w:type="dxa"/>
-          </w:tblCellMar>
-        </w:tblPrEx>
         <w:tc>
           <w:tcPr>
             <w:tcW w:w="2500" w:type="pct"/>
@@ -3715,18 +7355,20 @@
           </w:tcPr>
           <w:p>
             <w:r>
-              <w:t>[e.g. corp-mg &gt; workloads &gt; production]</w:t>
+              <w:t xml:space="preserve">[e.g. </w:t>
+            </w:r>
+            <w:proofErr w:type="spellStart"/>
+            <w:r>
+              <w:t>corp</w:t>
+            </w:r>
+            <w:proofErr w:type="spellEnd"/>
+            <w:r>
+              <w:t>-mg &gt; workloads &gt; production]</w:t>
             </w:r>
           </w:p>
         </w:tc>
       </w:tr>
       <w:tr>
-        <w:tblPrEx>
-          <w:tblCellMar>
-            <w:top w:w="0" w:type="dxa"/>
-            <w:bottom w:w="0" w:type="dxa"/>
-          </w:tblCellMar>
-        </w:tblPrEx>
         <w:tc>
           <w:tcPr>
             <w:tcW w:w="2500" w:type="pct"/>
@@ -3767,12 +7409,6 @@
         </w:tc>
       </w:tr>
       <w:tr>
-        <w:tblPrEx>
-          <w:tblCellMar>
-            <w:top w:w="0" w:type="dxa"/>
-            <w:bottom w:w="0" w:type="dxa"/>
-          </w:tblCellMar>
-        </w:tblPrEx>
         <w:tc>
           <w:tcPr>
             <w:tcW w:w="2500" w:type="pct"/>
@@ -3806,19 +7442,18 @@
             <w:shd w:val="clear" w:color="auto" w:fill="FFFFFF"/>
           </w:tcPr>
           <w:p>
-            <w:r>
-              <w:t>rg-&lt;workload&gt;-&lt;function&gt;-&lt;env&gt;</w:t>
+            <w:proofErr w:type="spellStart"/>
+            <w:r>
+              <w:t>rg</w:t>
+            </w:r>
+            <w:proofErr w:type="spellEnd"/>
+            <w:r>
+              <w:t>-&lt;workload&gt;-&lt;function&gt;-&lt;env&gt;</w:t>
             </w:r>
           </w:p>
         </w:tc>
       </w:tr>
       <w:tr>
-        <w:tblPrEx>
-          <w:tblCellMar>
-            <w:top w:w="0" w:type="dxa"/>
-            <w:bottom w:w="0" w:type="dxa"/>
-          </w:tblCellMar>
-        </w:tblPrEx>
         <w:tc>
           <w:tcPr>
             <w:tcW w:w="2500" w:type="pct"/>
@@ -3859,12 +7494,6 @@
         </w:tc>
       </w:tr>
       <w:tr>
-        <w:tblPrEx>
-          <w:tblCellMar>
-            <w:top w:w="0" w:type="dxa"/>
-            <w:bottom w:w="0" w:type="dxa"/>
-          </w:tblCellMar>
-        </w:tblPrEx>
         <w:tc>
           <w:tcPr>
             <w:tcW w:w="2500" w:type="pct"/>
@@ -3905,12 +7534,6 @@
         </w:tc>
       </w:tr>
       <w:tr>
-        <w:tblPrEx>
-          <w:tblCellMar>
-            <w:top w:w="0" w:type="dxa"/>
-            <w:bottom w:w="0" w:type="dxa"/>
-          </w:tblCellMar>
-        </w:tblPrEx>
         <w:tc>
           <w:tcPr>
             <w:tcW w:w="2500" w:type="pct"/>
@@ -3938,8 +7561,21 @@
             <w:shd w:val="clear" w:color="auto" w:fill="FFFFFF"/>
           </w:tcPr>
           <w:p>
-            <w:r>
-              <w:t>uks = UK South, ukw = UK West</w:t>
+            <w:proofErr w:type="spellStart"/>
+            <w:r>
+              <w:t>uks</w:t>
+            </w:r>
+            <w:proofErr w:type="spellEnd"/>
+            <w:r>
+              <w:t xml:space="preserve"> = UK South, </w:t>
+            </w:r>
+            <w:proofErr w:type="spellStart"/>
+            <w:r>
+              <w:t>ukw</w:t>
+            </w:r>
+            <w:proofErr w:type="spellEnd"/>
+            <w:r>
+              <w:t xml:space="preserve"> = UK West</w:t>
             </w:r>
           </w:p>
         </w:tc>
@@ -3950,9 +7586,11 @@
       <w:pPr>
         <w:pStyle w:val="Heading2"/>
       </w:pPr>
+      <w:bookmarkStart w:id="15" w:name="_Toc235607039"/>
       <w:r>
         <w:t>4.2 Tagging Schema</w:t>
       </w:r>
+      <w:bookmarkEnd w:id="15"/>
     </w:p>
     <w:tbl>
       <w:tblPr>
@@ -3974,12 +7612,6 @@
         <w:gridCol w:w="2338"/>
       </w:tblGrid>
       <w:tr>
-        <w:tblPrEx>
-          <w:tblCellMar>
-            <w:top w:w="0" w:type="dxa"/>
-            <w:bottom w:w="0" w:type="dxa"/>
-          </w:tblCellMar>
-        </w:tblPrEx>
         <w:trPr>
           <w:tblHeader/>
         </w:trPr>
@@ -4081,12 +7713,6 @@
         </w:tc>
       </w:tr>
       <w:tr>
-        <w:tblPrEx>
-          <w:tblCellMar>
-            <w:top w:w="0" w:type="dxa"/>
-            <w:bottom w:w="0" w:type="dxa"/>
-          </w:tblCellMar>
-        </w:tblPrEx>
         <w:tc>
           <w:tcPr>
             <w:tcW w:w="1250" w:type="pct"/>
@@ -4145,12 +7771,6 @@
         </w:tc>
       </w:tr>
       <w:tr>
-        <w:tblPrEx>
-          <w:tblCellMar>
-            <w:top w:w="0" w:type="dxa"/>
-            <w:bottom w:w="0" w:type="dxa"/>
-          </w:tblCellMar>
-        </w:tblPrEx>
         <w:tc>
           <w:tcPr>
             <w:tcW w:w="1250" w:type="pct"/>
@@ -4160,9 +7780,11 @@
             <w:shd w:val="clear" w:color="auto" w:fill="FFFFFF"/>
           </w:tcPr>
           <w:p>
+            <w:proofErr w:type="spellStart"/>
             <w:r>
               <w:t>CostCentre</w:t>
             </w:r>
+            <w:proofErr w:type="spellEnd"/>
           </w:p>
         </w:tc>
         <w:tc>
@@ -4209,12 +7831,6 @@
         </w:tc>
       </w:tr>
       <w:tr>
-        <w:tblPrEx>
-          <w:tblCellMar>
-            <w:top w:w="0" w:type="dxa"/>
-            <w:bottom w:w="0" w:type="dxa"/>
-          </w:tblCellMar>
-        </w:tblPrEx>
         <w:tc>
           <w:tcPr>
             <w:tcW w:w="1250" w:type="pct"/>
@@ -4266,19 +7882,18 @@
             <w:shd w:val="clear" w:color="auto" w:fill="FFFFFF"/>
           </w:tcPr>
           <w:p>
-            <w:r>
-              <w:t>IaC default</w:t>
+            <w:proofErr w:type="spellStart"/>
+            <w:r>
+              <w:t>IaC</w:t>
+            </w:r>
+            <w:proofErr w:type="spellEnd"/>
+            <w:r>
+              <w:t xml:space="preserve"> default</w:t>
             </w:r>
           </w:p>
         </w:tc>
       </w:tr>
       <w:tr>
-        <w:tblPrEx>
-          <w:tblCellMar>
-            <w:top w:w="0" w:type="dxa"/>
-            <w:bottom w:w="0" w:type="dxa"/>
-          </w:tblCellMar>
-        </w:tblPrEx>
         <w:tc>
           <w:tcPr>
             <w:tcW w:w="1250" w:type="pct"/>
@@ -4330,19 +7945,18 @@
             <w:shd w:val="clear" w:color="auto" w:fill="FFFFFF"/>
           </w:tcPr>
           <w:p>
-            <w:r>
-              <w:t>IaC default</w:t>
+            <w:proofErr w:type="spellStart"/>
+            <w:r>
+              <w:t>IaC</w:t>
+            </w:r>
+            <w:proofErr w:type="spellEnd"/>
+            <w:r>
+              <w:t xml:space="preserve"> default</w:t>
             </w:r>
           </w:p>
         </w:tc>
       </w:tr>
       <w:tr>
-        <w:tblPrEx>
-          <w:tblCellMar>
-            <w:top w:w="0" w:type="dxa"/>
-            <w:bottom w:w="0" w:type="dxa"/>
-          </w:tblCellMar>
-        </w:tblPrEx>
         <w:tc>
           <w:tcPr>
             <w:tcW w:w="1250" w:type="pct"/>
@@ -4394,28 +8008,29 @@
             <w:shd w:val="clear" w:color="auto" w:fill="FFFFFF"/>
           </w:tcPr>
           <w:p>
-            <w:r>
-              <w:t>IaC default</w:t>
+            <w:proofErr w:type="spellStart"/>
+            <w:r>
+              <w:t>IaC</w:t>
+            </w:r>
+            <w:proofErr w:type="spellEnd"/>
+            <w:r>
+              <w:t xml:space="preserve"> default</w:t>
             </w:r>
           </w:p>
         </w:tc>
       </w:tr>
       <w:tr>
-        <w:tblPrEx>
-          <w:tblCellMar>
-            <w:top w:w="0" w:type="dxa"/>
-            <w:bottom w:w="0" w:type="dxa"/>
-          </w:tblCellMar>
-        </w:tblPrEx>
         <w:tc>
           <w:tcPr>
             <w:tcW w:w="1250" w:type="pct"/>
             <w:shd w:val="clear" w:color="auto" w:fill="FFFFFF"/>
           </w:tcPr>
           <w:p>
+            <w:proofErr w:type="spellStart"/>
             <w:r>
               <w:t>DataClassification</w:t>
             </w:r>
+            <w:proofErr w:type="spellEnd"/>
           </w:p>
         </w:tc>
         <w:tc>
@@ -4458,18 +8073,22 @@
       <w:pPr>
         <w:pStyle w:val="Heading1"/>
       </w:pPr>
+      <w:bookmarkStart w:id="16" w:name="_Toc235607040"/>
       <w:r>
         <w:lastRenderedPageBreak/>
         <w:t>5. Network Design Detail</w:t>
       </w:r>
+      <w:bookmarkEnd w:id="16"/>
     </w:p>
     <w:p>
       <w:pPr>
         <w:pStyle w:val="Heading2"/>
       </w:pPr>
+      <w:bookmarkStart w:id="17" w:name="_Toc235607041"/>
       <w:r>
         <w:t>5.1 IP Address Allocation Plan</w:t>
       </w:r>
+      <w:bookmarkEnd w:id="17"/>
     </w:p>
     <w:p>
       <w:r>
@@ -4498,12 +8117,6 @@
         <w:gridCol w:w="1870"/>
       </w:tblGrid>
       <w:tr>
-        <w:tblPrEx>
-          <w:tblCellMar>
-            <w:top w:w="0" w:type="dxa"/>
-            <w:bottom w:w="0" w:type="dxa"/>
-          </w:tblCellMar>
-        </w:tblPrEx>
         <w:trPr>
           <w:tblHeader/>
         </w:trPr>
@@ -4522,12 +8135,21 @@
                 <w:color w:val="FFFFFF"/>
               </w:rPr>
             </w:pPr>
-            <w:r>
-              <w:rPr>
-                <w:b/>
-                <w:color w:val="FFFFFF"/>
-              </w:rPr>
-              <w:t>VNet / Subnet</w:t>
+            <w:proofErr w:type="spellStart"/>
+            <w:r>
+              <w:rPr>
+                <w:b/>
+                <w:color w:val="FFFFFF"/>
+              </w:rPr>
+              <w:t>VNet</w:t>
+            </w:r>
+            <w:proofErr w:type="spellEnd"/>
+            <w:r>
+              <w:rPr>
+                <w:b/>
+                <w:color w:val="FFFFFF"/>
+              </w:rPr>
+              <w:t xml:space="preserve"> / Subnet</w:t>
             </w:r>
           </w:p>
         </w:tc>
@@ -4629,24 +8251,23 @@
         </w:tc>
       </w:tr>
       <w:tr>
-        <w:tblPrEx>
-          <w:tblCellMar>
-            <w:top w:w="0" w:type="dxa"/>
-            <w:bottom w:w="0" w:type="dxa"/>
-          </w:tblCellMar>
-        </w:tblPrEx>
-        <w:tc>
-          <w:tcPr>
-            <w:tcW w:w="1000" w:type="pct"/>
-            <w:tcBorders>
-              <w:bottom w:val="single" w:sz="4" w:space="0" w:color="5F2861"/>
-            </w:tcBorders>
-            <w:shd w:val="clear" w:color="auto" w:fill="FFFFFF"/>
-          </w:tcPr>
-          <w:p>
-            <w:r>
-              <w:t>Hub VNet</w:t>
-            </w:r>
+        <w:tc>
+          <w:tcPr>
+            <w:tcW w:w="1000" w:type="pct"/>
+            <w:tcBorders>
+              <w:bottom w:val="single" w:sz="4" w:space="0" w:color="5F2861"/>
+            </w:tcBorders>
+            <w:shd w:val="clear" w:color="auto" w:fill="FFFFFF"/>
+          </w:tcPr>
+          <w:p>
+            <w:r>
+              <w:t xml:space="preserve">Hub </w:t>
+            </w:r>
+            <w:proofErr w:type="spellStart"/>
+            <w:r>
+              <w:t>VNet</w:t>
+            </w:r>
+            <w:proofErr w:type="spellEnd"/>
           </w:p>
         </w:tc>
         <w:tc>
@@ -4707,23 +8328,25 @@
         </w:tc>
       </w:tr>
       <w:tr>
-        <w:tblPrEx>
-          <w:tblCellMar>
-            <w:top w:w="0" w:type="dxa"/>
-            <w:bottom w:w="0" w:type="dxa"/>
-          </w:tblCellMar>
-        </w:tblPrEx>
-        <w:tc>
-          <w:tcPr>
-            <w:tcW w:w="1000" w:type="pct"/>
-            <w:tcBorders>
-              <w:bottom w:val="single" w:sz="4" w:space="0" w:color="5F2861"/>
-            </w:tcBorders>
-            <w:shd w:val="clear" w:color="auto" w:fill="FFFFFF"/>
-          </w:tcPr>
-          <w:p>
-            <w:r>
-              <w:t>Spoke VNet (Primary)</w:t>
+        <w:tc>
+          <w:tcPr>
+            <w:tcW w:w="1000" w:type="pct"/>
+            <w:tcBorders>
+              <w:bottom w:val="single" w:sz="4" w:space="0" w:color="5F2861"/>
+            </w:tcBorders>
+            <w:shd w:val="clear" w:color="auto" w:fill="FFFFFF"/>
+          </w:tcPr>
+          <w:p>
+            <w:r>
+              <w:t xml:space="preserve">Spoke </w:t>
+            </w:r>
+            <w:proofErr w:type="spellStart"/>
+            <w:r>
+              <w:t>VNet</w:t>
+            </w:r>
+            <w:proofErr w:type="spellEnd"/>
+            <w:r>
+              <w:t xml:space="preserve"> (Primary)</w:t>
             </w:r>
           </w:p>
         </w:tc>
@@ -4785,24 +8408,20 @@
         </w:tc>
       </w:tr>
       <w:tr>
-        <w:tblPrEx>
-          <w:tblCellMar>
-            <w:top w:w="0" w:type="dxa"/>
-            <w:bottom w:w="0" w:type="dxa"/>
-          </w:tblCellMar>
-        </w:tblPrEx>
-        <w:tc>
-          <w:tcPr>
-            <w:tcW w:w="1000" w:type="pct"/>
-            <w:tcBorders>
-              <w:bottom w:val="single" w:sz="4" w:space="0" w:color="5F2861"/>
-            </w:tcBorders>
-            <w:shd w:val="clear" w:color="auto" w:fill="FFFFFF"/>
-          </w:tcPr>
-          <w:p>
+        <w:tc>
+          <w:tcPr>
+            <w:tcW w:w="1000" w:type="pct"/>
+            <w:tcBorders>
+              <w:bottom w:val="single" w:sz="4" w:space="0" w:color="5F2861"/>
+            </w:tcBorders>
+            <w:shd w:val="clear" w:color="auto" w:fill="FFFFFF"/>
+          </w:tcPr>
+          <w:p>
+            <w:proofErr w:type="spellStart"/>
             <w:r>
               <w:t>snet-dmz</w:t>
             </w:r>
+            <w:proofErr w:type="spellEnd"/>
           </w:p>
         </w:tc>
         <w:tc>
@@ -4863,23 +8482,22 @@
         </w:tc>
       </w:tr>
       <w:tr>
-        <w:tblPrEx>
-          <w:tblCellMar>
-            <w:top w:w="0" w:type="dxa"/>
-            <w:bottom w:w="0" w:type="dxa"/>
-          </w:tblCellMar>
-        </w:tblPrEx>
-        <w:tc>
-          <w:tcPr>
-            <w:tcW w:w="1000" w:type="pct"/>
-            <w:tcBorders>
-              <w:bottom w:val="single" w:sz="4" w:space="0" w:color="5F2861"/>
-            </w:tcBorders>
-            <w:shd w:val="clear" w:color="auto" w:fill="FFFFFF"/>
-          </w:tcPr>
-          <w:p>
-            <w:r>
-              <w:t>snet-app</w:t>
+        <w:tc>
+          <w:tcPr>
+            <w:tcW w:w="1000" w:type="pct"/>
+            <w:tcBorders>
+              <w:bottom w:val="single" w:sz="4" w:space="0" w:color="5F2861"/>
+            </w:tcBorders>
+            <w:shd w:val="clear" w:color="auto" w:fill="FFFFFF"/>
+          </w:tcPr>
+          <w:p>
+            <w:proofErr w:type="spellStart"/>
+            <w:r>
+              <w:t>snet</w:t>
+            </w:r>
+            <w:proofErr w:type="spellEnd"/>
+            <w:r>
+              <w:t>-app</w:t>
             </w:r>
           </w:p>
         </w:tc>
@@ -4941,23 +8559,22 @@
         </w:tc>
       </w:tr>
       <w:tr>
-        <w:tblPrEx>
-          <w:tblCellMar>
-            <w:top w:w="0" w:type="dxa"/>
-            <w:bottom w:w="0" w:type="dxa"/>
-          </w:tblCellMar>
-        </w:tblPrEx>
-        <w:tc>
-          <w:tcPr>
-            <w:tcW w:w="1000" w:type="pct"/>
-            <w:tcBorders>
-              <w:bottom w:val="single" w:sz="4" w:space="0" w:color="5F2861"/>
-            </w:tcBorders>
-            <w:shd w:val="clear" w:color="auto" w:fill="FFFFFF"/>
-          </w:tcPr>
-          <w:p>
-            <w:r>
-              <w:t>snet-data</w:t>
+        <w:tc>
+          <w:tcPr>
+            <w:tcW w:w="1000" w:type="pct"/>
+            <w:tcBorders>
+              <w:bottom w:val="single" w:sz="4" w:space="0" w:color="5F2861"/>
+            </w:tcBorders>
+            <w:shd w:val="clear" w:color="auto" w:fill="FFFFFF"/>
+          </w:tcPr>
+          <w:p>
+            <w:proofErr w:type="spellStart"/>
+            <w:r>
+              <w:t>snet</w:t>
+            </w:r>
+            <w:proofErr w:type="spellEnd"/>
+            <w:r>
+              <w:t>-data</w:t>
             </w:r>
           </w:p>
         </w:tc>
@@ -5019,24 +8636,20 @@
         </w:tc>
       </w:tr>
       <w:tr>
-        <w:tblPrEx>
-          <w:tblCellMar>
-            <w:top w:w="0" w:type="dxa"/>
-            <w:bottom w:w="0" w:type="dxa"/>
-          </w:tblCellMar>
-        </w:tblPrEx>
-        <w:tc>
-          <w:tcPr>
-            <w:tcW w:w="1000" w:type="pct"/>
-            <w:tcBorders>
-              <w:bottom w:val="single" w:sz="4" w:space="0" w:color="5F2861"/>
-            </w:tcBorders>
-            <w:shd w:val="clear" w:color="auto" w:fill="FFFFFF"/>
-          </w:tcPr>
-          <w:p>
+        <w:tc>
+          <w:tcPr>
+            <w:tcW w:w="1000" w:type="pct"/>
+            <w:tcBorders>
+              <w:bottom w:val="single" w:sz="4" w:space="0" w:color="5F2861"/>
+            </w:tcBorders>
+            <w:shd w:val="clear" w:color="auto" w:fill="FFFFFF"/>
+          </w:tcPr>
+          <w:p>
+            <w:proofErr w:type="spellStart"/>
             <w:r>
               <w:t>snet-mgmt</w:t>
             </w:r>
+            <w:proofErr w:type="spellEnd"/>
           </w:p>
         </w:tc>
         <w:tc>
@@ -5097,24 +8710,20 @@
         </w:tc>
       </w:tr>
       <w:tr>
-        <w:tblPrEx>
-          <w:tblCellMar>
-            <w:top w:w="0" w:type="dxa"/>
-            <w:bottom w:w="0" w:type="dxa"/>
-          </w:tblCellMar>
-        </w:tblPrEx>
-        <w:tc>
-          <w:tcPr>
-            <w:tcW w:w="1000" w:type="pct"/>
-            <w:tcBorders>
-              <w:bottom w:val="single" w:sz="4" w:space="0" w:color="5F2861"/>
-            </w:tcBorders>
-            <w:shd w:val="clear" w:color="auto" w:fill="FFFFFF"/>
-          </w:tcPr>
-          <w:p>
+        <w:tc>
+          <w:tcPr>
+            <w:tcW w:w="1000" w:type="pct"/>
+            <w:tcBorders>
+              <w:bottom w:val="single" w:sz="4" w:space="0" w:color="5F2861"/>
+            </w:tcBorders>
+            <w:shd w:val="clear" w:color="auto" w:fill="FFFFFF"/>
+          </w:tcPr>
+          <w:p>
+            <w:proofErr w:type="spellStart"/>
             <w:r>
               <w:t>snet-privateendpoints</w:t>
             </w:r>
+            <w:proofErr w:type="spellEnd"/>
           </w:p>
         </w:tc>
         <w:tc>
@@ -5175,20 +8784,22 @@
         </w:tc>
       </w:tr>
       <w:tr>
-        <w:tblPrEx>
-          <w:tblCellMar>
-            <w:top w:w="0" w:type="dxa"/>
-            <w:bottom w:w="0" w:type="dxa"/>
-          </w:tblCellMar>
-        </w:tblPrEx>
-        <w:tc>
-          <w:tcPr>
-            <w:tcW w:w="1000" w:type="pct"/>
-            <w:shd w:val="clear" w:color="auto" w:fill="FFFFFF"/>
-          </w:tcPr>
-          <w:p>
-            <w:r>
-              <w:t>Spoke VNet (DR)</w:t>
+        <w:tc>
+          <w:tcPr>
+            <w:tcW w:w="1000" w:type="pct"/>
+            <w:shd w:val="clear" w:color="auto" w:fill="FFFFFF"/>
+          </w:tcPr>
+          <w:p>
+            <w:r>
+              <w:t xml:space="preserve">Spoke </w:t>
+            </w:r>
+            <w:proofErr w:type="spellStart"/>
+            <w:r>
+              <w:t>VNet</w:t>
+            </w:r>
+            <w:proofErr w:type="spellEnd"/>
+            <w:r>
+              <w:t xml:space="preserve"> (DR)</w:t>
             </w:r>
           </w:p>
         </w:tc>
@@ -5243,9 +8854,11 @@
       <w:pPr>
         <w:pStyle w:val="Heading2"/>
       </w:pPr>
+      <w:bookmarkStart w:id="18" w:name="_Toc235607042"/>
       <w:r>
         <w:t>5.2 Subnet and NSG Rule Detail</w:t>
       </w:r>
+      <w:bookmarkEnd w:id="18"/>
     </w:p>
     <w:p>
       <w:r>
@@ -5269,12 +8882,6 @@
         <w:gridCol w:w="9350"/>
       </w:tblGrid>
       <w:tr>
-        <w:tblPrEx>
-          <w:tblCellMar>
-            <w:top w:w="0" w:type="dxa"/>
-            <w:bottom w:w="0" w:type="dxa"/>
-          </w:tblCellMar>
-        </w:tblPrEx>
         <w:tc>
           <w:tcPr>
             <w:tcW w:w="5000" w:type="pct"/>
@@ -5291,13 +8898,56 @@
                 <w:b/>
                 <w:color w:val="5F2861"/>
               </w:rPr>
-              <w:t xml:space="preserve">NSG:  </w:t>
-            </w:r>
-            <w:r>
-              <w:rPr>
+              <w:t>NSG</w:t>
+            </w:r>
+            <w:proofErr w:type="gramStart"/>
+            <w:r>
+              <w:rPr>
+                <w:b/>
                 <w:color w:val="5F2861"/>
               </w:rPr>
-              <w:t>[NSG Name, e.g. nsg-app-prod-uks]</w:t>
+              <w:t xml:space="preserve">:  </w:t>
+            </w:r>
+            <w:r>
+              <w:rPr>
+                <w:color w:val="5F2861"/>
+              </w:rPr>
+              <w:t>[</w:t>
+            </w:r>
+            <w:proofErr w:type="gramEnd"/>
+            <w:r>
+              <w:rPr>
+                <w:color w:val="5F2861"/>
+              </w:rPr>
+              <w:t xml:space="preserve">NSG Name, e.g. </w:t>
+            </w:r>
+            <w:proofErr w:type="spellStart"/>
+            <w:r>
+              <w:rPr>
+                <w:color w:val="5F2861"/>
+              </w:rPr>
+              <w:t>nsg</w:t>
+            </w:r>
+            <w:proofErr w:type="spellEnd"/>
+            <w:r>
+              <w:rPr>
+                <w:color w:val="5F2861"/>
+              </w:rPr>
+              <w:t>-app-prod-</w:t>
+            </w:r>
+            <w:proofErr w:type="spellStart"/>
+            <w:r>
+              <w:rPr>
+                <w:color w:val="5F2861"/>
+              </w:rPr>
+              <w:t>uks</w:t>
+            </w:r>
+            <w:proofErr w:type="spellEnd"/>
+            <w:r>
+              <w:rPr>
+                <w:color w:val="5F2861"/>
+              </w:rPr>
+              <w:t>]</w:t>
             </w:r>
           </w:p>
         </w:tc>
@@ -5328,12 +8978,6 @@
         <w:gridCol w:w="927"/>
       </w:tblGrid>
       <w:tr>
-        <w:tblPrEx>
-          <w:tblCellMar>
-            <w:top w:w="0" w:type="dxa"/>
-            <w:bottom w:w="0" w:type="dxa"/>
-          </w:tblCellMar>
-        </w:tblPrEx>
         <w:trPr>
           <w:tblHeader/>
         </w:trPr>
@@ -5531,12 +9175,6 @@
         </w:tc>
       </w:tr>
       <w:tr>
-        <w:tblPrEx>
-          <w:tblCellMar>
-            <w:top w:w="0" w:type="dxa"/>
-            <w:bottom w:w="0" w:type="dxa"/>
-          </w:tblCellMar>
-        </w:tblPrEx>
         <w:tc>
           <w:tcPr>
             <w:tcW w:w="625" w:type="pct"/>
@@ -5561,7 +9199,15 @@
           </w:tcPr>
           <w:p>
             <w:r>
-              <w:t>Allow-AppGw-Inbound</w:t>
+              <w:t>Allow-</w:t>
+            </w:r>
+            <w:proofErr w:type="spellStart"/>
+            <w:r>
+              <w:t>AppGw</w:t>
+            </w:r>
+            <w:proofErr w:type="spellEnd"/>
+            <w:r>
+              <w:t>-Inbound</w:t>
             </w:r>
           </w:p>
         </w:tc>
@@ -5651,12 +9297,6 @@
         </w:tc>
       </w:tr>
       <w:tr>
-        <w:tblPrEx>
-          <w:tblCellMar>
-            <w:top w:w="0" w:type="dxa"/>
-            <w:bottom w:w="0" w:type="dxa"/>
-          </w:tblCellMar>
-        </w:tblPrEx>
         <w:tc>
           <w:tcPr>
             <w:tcW w:w="625" w:type="pct"/>
@@ -5681,7 +9321,15 @@
           </w:tcPr>
           <w:p>
             <w:r>
-              <w:t>Allow-PrivateEndpoint-Outbound</w:t>
+              <w:t>Allow-</w:t>
+            </w:r>
+            <w:proofErr w:type="spellStart"/>
+            <w:r>
+              <w:t>PrivateEndpoint</w:t>
+            </w:r>
+            <w:proofErr w:type="spellEnd"/>
+            <w:r>
+              <w:t>-Outbound</w:t>
             </w:r>
           </w:p>
         </w:tc>
@@ -5771,12 +9419,6 @@
         </w:tc>
       </w:tr>
       <w:tr>
-        <w:tblPrEx>
-          <w:tblCellMar>
-            <w:top w:w="0" w:type="dxa"/>
-            <w:bottom w:w="0" w:type="dxa"/>
-          </w:tblCellMar>
-        </w:tblPrEx>
         <w:tc>
           <w:tcPr>
             <w:tcW w:w="625" w:type="pct"/>
@@ -5872,9 +9514,11 @@
       <w:pPr>
         <w:pStyle w:val="Heading2"/>
       </w:pPr>
+      <w:bookmarkStart w:id="19" w:name="_Toc235607043"/>
       <w:r>
         <w:t>5.3 Route Tables (UDRs)</w:t>
       </w:r>
+      <w:bookmarkEnd w:id="19"/>
     </w:p>
     <w:tbl>
       <w:tblPr>
@@ -5898,12 +9542,6 @@
         <w:gridCol w:w="1558"/>
       </w:tblGrid>
       <w:tr>
-        <w:tblPrEx>
-          <w:tblCellMar>
-            <w:top w:w="0" w:type="dxa"/>
-            <w:bottom w:w="0" w:type="dxa"/>
-          </w:tblCellMar>
-        </w:tblPrEx>
         <w:trPr>
           <w:tblHeader/>
         </w:trPr>
@@ -6053,12 +9691,6 @@
         </w:tc>
       </w:tr>
       <w:tr>
-        <w:tblPrEx>
-          <w:tblCellMar>
-            <w:top w:w="0" w:type="dxa"/>
-            <w:bottom w:w="0" w:type="dxa"/>
-          </w:tblCellMar>
-        </w:tblPrEx>
         <w:tc>
           <w:tcPr>
             <w:tcW w:w="833" w:type="pct"/>
@@ -6138,19 +9770,26 @@
             <w:shd w:val="clear" w:color="auto" w:fill="FFFFFF"/>
           </w:tcPr>
           <w:p>
-            <w:r>
-              <w:t>snet-app, snet-data</w:t>
+            <w:proofErr w:type="spellStart"/>
+            <w:r>
+              <w:t>snet</w:t>
+            </w:r>
+            <w:proofErr w:type="spellEnd"/>
+            <w:r>
+              <w:t xml:space="preserve">-app, </w:t>
+            </w:r>
+            <w:proofErr w:type="spellStart"/>
+            <w:r>
+              <w:t>snet</w:t>
+            </w:r>
+            <w:proofErr w:type="spellEnd"/>
+            <w:r>
+              <w:t>-data</w:t>
             </w:r>
           </w:p>
         </w:tc>
       </w:tr>
       <w:tr>
-        <w:tblPrEx>
-          <w:tblCellMar>
-            <w:top w:w="0" w:type="dxa"/>
-            <w:bottom w:w="0" w:type="dxa"/>
-          </w:tblCellMar>
-        </w:tblPrEx>
         <w:tc>
           <w:tcPr>
             <w:tcW w:w="833" w:type="pct"/>
@@ -6212,8 +9851,13 @@
             <w:shd w:val="clear" w:color="auto" w:fill="FFFFFF"/>
           </w:tcPr>
           <w:p>
-            <w:r>
-              <w:t>snet-app</w:t>
+            <w:proofErr w:type="spellStart"/>
+            <w:r>
+              <w:t>snet</w:t>
+            </w:r>
+            <w:proofErr w:type="spellEnd"/>
+            <w:r>
+              <w:t>-app</w:t>
             </w:r>
           </w:p>
         </w:tc>
@@ -6224,9 +9868,11 @@
       <w:pPr>
         <w:pStyle w:val="Heading2"/>
       </w:pPr>
+      <w:bookmarkStart w:id="20" w:name="_Toc235607044"/>
       <w:r>
         <w:t>5.4 DNS and Private Endpoint Detail</w:t>
       </w:r>
+      <w:bookmarkEnd w:id="20"/>
     </w:p>
     <w:tbl>
       <w:tblPr>
@@ -6249,12 +9895,6 @@
         <w:gridCol w:w="1455"/>
       </w:tblGrid>
       <w:tr>
-        <w:tblPrEx>
-          <w:tblCellMar>
-            <w:top w:w="0" w:type="dxa"/>
-            <w:bottom w:w="0" w:type="dxa"/>
-          </w:tblCellMar>
-        </w:tblPrEx>
         <w:trPr>
           <w:tblHeader/>
         </w:trPr>
@@ -6381,37 +10021,44 @@
         </w:tc>
       </w:tr>
       <w:tr>
-        <w:tblPrEx>
-          <w:tblCellMar>
-            <w:top w:w="0" w:type="dxa"/>
-            <w:bottom w:w="0" w:type="dxa"/>
-          </w:tblCellMar>
-        </w:tblPrEx>
-        <w:tc>
-          <w:tcPr>
-            <w:tcW w:w="1000" w:type="pct"/>
-            <w:tcBorders>
-              <w:bottom w:val="single" w:sz="4" w:space="0" w:color="5F2861"/>
-            </w:tcBorders>
-            <w:shd w:val="clear" w:color="auto" w:fill="FFFFFF"/>
-          </w:tcPr>
-          <w:p>
-            <w:r>
-              <w:t>pe-sql-prod</w:t>
-            </w:r>
-          </w:p>
-        </w:tc>
-        <w:tc>
-          <w:tcPr>
-            <w:tcW w:w="1000" w:type="pct"/>
-            <w:tcBorders>
-              <w:bottom w:val="single" w:sz="4" w:space="0" w:color="5F2861"/>
-            </w:tcBorders>
-            <w:shd w:val="clear" w:color="auto" w:fill="FFFFFF"/>
-          </w:tcPr>
-          <w:p>
-            <w:r>
-              <w:t>sql-[name]-prod-uks-01</w:t>
+        <w:tc>
+          <w:tcPr>
+            <w:tcW w:w="1000" w:type="pct"/>
+            <w:tcBorders>
+              <w:bottom w:val="single" w:sz="4" w:space="0" w:color="5F2861"/>
+            </w:tcBorders>
+            <w:shd w:val="clear" w:color="auto" w:fill="FFFFFF"/>
+          </w:tcPr>
+          <w:p>
+            <w:r>
+              <w:t>pe-</w:t>
+            </w:r>
+            <w:proofErr w:type="spellStart"/>
+            <w:r>
+              <w:t>sql</w:t>
+            </w:r>
+            <w:proofErr w:type="spellEnd"/>
+            <w:r>
+              <w:t>-prod</w:t>
+            </w:r>
+          </w:p>
+        </w:tc>
+        <w:tc>
+          <w:tcPr>
+            <w:tcW w:w="1000" w:type="pct"/>
+            <w:tcBorders>
+              <w:bottom w:val="single" w:sz="4" w:space="0" w:color="5F2861"/>
+            </w:tcBorders>
+            <w:shd w:val="clear" w:color="auto" w:fill="FFFFFF"/>
+          </w:tcPr>
+          <w:p>
+            <w:proofErr w:type="spellStart"/>
+            <w:r>
+              <w:t>sql</w:t>
+            </w:r>
+            <w:proofErr w:type="spellEnd"/>
+            <w:r>
+              <w:t>-[name]-prod-uks-01</w:t>
             </w:r>
           </w:p>
         </w:tc>
@@ -6438,58 +10085,72 @@
             <w:shd w:val="clear" w:color="auto" w:fill="FFFFFF"/>
           </w:tcPr>
           <w:p>
-            <w:r>
-              <w:t>sql-[name]-prod-uks-01.privatelink.database.windows.net</w:t>
-            </w:r>
-          </w:p>
-        </w:tc>
-        <w:tc>
-          <w:tcPr>
-            <w:tcW w:w="1000" w:type="pct"/>
-            <w:tcBorders>
-              <w:bottom w:val="single" w:sz="4" w:space="0" w:color="5F2861"/>
-            </w:tcBorders>
-            <w:shd w:val="clear" w:color="auto" w:fill="FFFFFF"/>
-          </w:tcPr>
-          <w:p>
+            <w:proofErr w:type="spellStart"/>
+            <w:r>
+              <w:t>sql</w:t>
+            </w:r>
+            <w:proofErr w:type="spellEnd"/>
+            <w:r>
+              <w:t>-[name]-prod-uks-01.privatelink.database.windows.net</w:t>
+            </w:r>
+          </w:p>
+        </w:tc>
+        <w:tc>
+          <w:tcPr>
+            <w:tcW w:w="1000" w:type="pct"/>
+            <w:tcBorders>
+              <w:bottom w:val="single" w:sz="4" w:space="0" w:color="5F2861"/>
+            </w:tcBorders>
+            <w:shd w:val="clear" w:color="auto" w:fill="FFFFFF"/>
+          </w:tcPr>
+          <w:p>
+            <w:proofErr w:type="spellStart"/>
             <w:r>
               <w:t>snet-privateendpoints</w:t>
             </w:r>
+            <w:proofErr w:type="spellEnd"/>
           </w:p>
         </w:tc>
       </w:tr>
       <w:tr>
-        <w:tblPrEx>
-          <w:tblCellMar>
-            <w:top w:w="0" w:type="dxa"/>
-            <w:bottom w:w="0" w:type="dxa"/>
-          </w:tblCellMar>
-        </w:tblPrEx>
-        <w:tc>
-          <w:tcPr>
-            <w:tcW w:w="1000" w:type="pct"/>
-            <w:tcBorders>
-              <w:bottom w:val="single" w:sz="4" w:space="0" w:color="5F2861"/>
-            </w:tcBorders>
-            <w:shd w:val="clear" w:color="auto" w:fill="FFFFFF"/>
-          </w:tcPr>
-          <w:p>
-            <w:r>
-              <w:t>pe-kv-prod</w:t>
-            </w:r>
-          </w:p>
-        </w:tc>
-        <w:tc>
-          <w:tcPr>
-            <w:tcW w:w="1000" w:type="pct"/>
-            <w:tcBorders>
-              <w:bottom w:val="single" w:sz="4" w:space="0" w:color="5F2861"/>
-            </w:tcBorders>
-            <w:shd w:val="clear" w:color="auto" w:fill="FFFFFF"/>
-          </w:tcPr>
-          <w:p>
-            <w:r>
-              <w:t>kv-[name]-prod-uks-01</w:t>
+        <w:tc>
+          <w:tcPr>
+            <w:tcW w:w="1000" w:type="pct"/>
+            <w:tcBorders>
+              <w:bottom w:val="single" w:sz="4" w:space="0" w:color="5F2861"/>
+            </w:tcBorders>
+            <w:shd w:val="clear" w:color="auto" w:fill="FFFFFF"/>
+          </w:tcPr>
+          <w:p>
+            <w:r>
+              <w:t>pe-</w:t>
+            </w:r>
+            <w:proofErr w:type="spellStart"/>
+            <w:r>
+              <w:t>kv</w:t>
+            </w:r>
+            <w:proofErr w:type="spellEnd"/>
+            <w:r>
+              <w:t>-prod</w:t>
+            </w:r>
+          </w:p>
+        </w:tc>
+        <w:tc>
+          <w:tcPr>
+            <w:tcW w:w="1000" w:type="pct"/>
+            <w:tcBorders>
+              <w:bottom w:val="single" w:sz="4" w:space="0" w:color="5F2861"/>
+            </w:tcBorders>
+            <w:shd w:val="clear" w:color="auto" w:fill="FFFFFF"/>
+          </w:tcPr>
+          <w:p>
+            <w:proofErr w:type="spellStart"/>
+            <w:r>
+              <w:t>kv</w:t>
+            </w:r>
+            <w:proofErr w:type="spellEnd"/>
+            <w:r>
+              <w:t>-[name]-prod-uks-01</w:t>
             </w:r>
           </w:p>
         </w:tc>
@@ -6516,52 +10177,66 @@
             <w:shd w:val="clear" w:color="auto" w:fill="FFFFFF"/>
           </w:tcPr>
           <w:p>
-            <w:r>
-              <w:t>kv-[name]-prod-uks-01.privatelink.vaultcore.azure.net</w:t>
-            </w:r>
-          </w:p>
-        </w:tc>
-        <w:tc>
-          <w:tcPr>
-            <w:tcW w:w="1000" w:type="pct"/>
-            <w:tcBorders>
-              <w:bottom w:val="single" w:sz="4" w:space="0" w:color="5F2861"/>
-            </w:tcBorders>
-            <w:shd w:val="clear" w:color="auto" w:fill="FFFFFF"/>
-          </w:tcPr>
-          <w:p>
+            <w:proofErr w:type="spellStart"/>
+            <w:r>
+              <w:t>kv</w:t>
+            </w:r>
+            <w:proofErr w:type="spellEnd"/>
+            <w:r>
+              <w:t>-[name]-prod-uks-01.privatelink.vaultcore.azure.net</w:t>
+            </w:r>
+          </w:p>
+        </w:tc>
+        <w:tc>
+          <w:tcPr>
+            <w:tcW w:w="1000" w:type="pct"/>
+            <w:tcBorders>
+              <w:bottom w:val="single" w:sz="4" w:space="0" w:color="5F2861"/>
+            </w:tcBorders>
+            <w:shd w:val="clear" w:color="auto" w:fill="FFFFFF"/>
+          </w:tcPr>
+          <w:p>
+            <w:proofErr w:type="spellStart"/>
             <w:r>
               <w:t>snet-privateendpoints</w:t>
             </w:r>
+            <w:proofErr w:type="spellEnd"/>
           </w:p>
         </w:tc>
       </w:tr>
       <w:tr>
-        <w:tblPrEx>
-          <w:tblCellMar>
-            <w:top w:w="0" w:type="dxa"/>
-            <w:bottom w:w="0" w:type="dxa"/>
-          </w:tblCellMar>
-        </w:tblPrEx>
-        <w:tc>
-          <w:tcPr>
-            <w:tcW w:w="1000" w:type="pct"/>
-            <w:shd w:val="clear" w:color="auto" w:fill="FFFFFF"/>
-          </w:tcPr>
-          <w:p>
-            <w:r>
-              <w:t>pe-redis-prod</w:t>
-            </w:r>
-          </w:p>
-        </w:tc>
-        <w:tc>
-          <w:tcPr>
-            <w:tcW w:w="1000" w:type="pct"/>
-            <w:shd w:val="clear" w:color="auto" w:fill="FFFFFF"/>
-          </w:tcPr>
-          <w:p>
-            <w:r>
-              <w:t>redis-[name]-prod-uks-01</w:t>
+        <w:tc>
+          <w:tcPr>
+            <w:tcW w:w="1000" w:type="pct"/>
+            <w:shd w:val="clear" w:color="auto" w:fill="FFFFFF"/>
+          </w:tcPr>
+          <w:p>
+            <w:r>
+              <w:t>pe-</w:t>
+            </w:r>
+            <w:proofErr w:type="spellStart"/>
+            <w:r>
+              <w:t>redis</w:t>
+            </w:r>
+            <w:proofErr w:type="spellEnd"/>
+            <w:r>
+              <w:t>-prod</w:t>
+            </w:r>
+          </w:p>
+        </w:tc>
+        <w:tc>
+          <w:tcPr>
+            <w:tcW w:w="1000" w:type="pct"/>
+            <w:shd w:val="clear" w:color="auto" w:fill="FFFFFF"/>
+          </w:tcPr>
+          <w:p>
+            <w:proofErr w:type="spellStart"/>
+            <w:r>
+              <w:t>redis</w:t>
+            </w:r>
+            <w:proofErr w:type="spellEnd"/>
+            <w:r>
+              <w:t>-[name]-prod-uks-01</w:t>
             </w:r>
           </w:p>
         </w:tc>
@@ -6582,20 +10257,27 @@
             <w:shd w:val="clear" w:color="auto" w:fill="FFFFFF"/>
           </w:tcPr>
           <w:p>
-            <w:r>
-              <w:t>redis-[name]-prod-uks-01.privatelink.redis.cache.windows.net</w:t>
-            </w:r>
-          </w:p>
-        </w:tc>
-        <w:tc>
-          <w:tcPr>
-            <w:tcW w:w="1000" w:type="pct"/>
-            <w:shd w:val="clear" w:color="auto" w:fill="FFFFFF"/>
-          </w:tcPr>
-          <w:p>
+            <w:proofErr w:type="spellStart"/>
+            <w:r>
+              <w:t>redis</w:t>
+            </w:r>
+            <w:proofErr w:type="spellEnd"/>
+            <w:r>
+              <w:t>-[name]-prod-uks-01.privatelink.redis.cache.windows.net</w:t>
+            </w:r>
+          </w:p>
+        </w:tc>
+        <w:tc>
+          <w:tcPr>
+            <w:tcW w:w="1000" w:type="pct"/>
+            <w:shd w:val="clear" w:color="auto" w:fill="FFFFFF"/>
+          </w:tcPr>
+          <w:p>
+            <w:proofErr w:type="spellStart"/>
             <w:r>
               <w:t>snet-privateendpoints</w:t>
             </w:r>
+            <w:proofErr w:type="spellEnd"/>
           </w:p>
         </w:tc>
       </w:tr>
@@ -6605,17 +10287,21 @@
       <w:pPr>
         <w:pStyle w:val="Heading1"/>
       </w:pPr>
+      <w:bookmarkStart w:id="21" w:name="_Toc235607045"/>
       <w:r>
         <w:t>6. Identity, Access and Security Configuration</w:t>
       </w:r>
+      <w:bookmarkEnd w:id="21"/>
     </w:p>
     <w:p>
       <w:pPr>
         <w:pStyle w:val="Heading2"/>
       </w:pPr>
+      <w:bookmarkStart w:id="22" w:name="_Toc235607046"/>
       <w:r>
         <w:t>6.1 RBAC Role Assignments</w:t>
       </w:r>
+      <w:bookmarkEnd w:id="22"/>
     </w:p>
     <w:tbl>
       <w:tblPr>
@@ -6638,12 +10324,6 @@
         <w:gridCol w:w="1870"/>
       </w:tblGrid>
       <w:tr>
-        <w:tblPrEx>
-          <w:tblCellMar>
-            <w:top w:w="0" w:type="dxa"/>
-            <w:bottom w:w="0" w:type="dxa"/>
-          </w:tblCellMar>
-        </w:tblPrEx>
         <w:trPr>
           <w:tblHeader/>
         </w:trPr>
@@ -6769,12 +10449,6 @@
         </w:tc>
       </w:tr>
       <w:tr>
-        <w:tblPrEx>
-          <w:tblCellMar>
-            <w:top w:w="0" w:type="dxa"/>
-            <w:bottom w:w="0" w:type="dxa"/>
-          </w:tblCellMar>
-        </w:tblPrEx>
         <w:tc>
           <w:tcPr>
             <w:tcW w:w="1000" w:type="pct"/>
@@ -6826,8 +10500,13 @@
             <w:shd w:val="clear" w:color="auto" w:fill="FFFFFF"/>
           </w:tcPr>
           <w:p>
-            <w:r>
-              <w:t>IaC deployment pipeline</w:t>
+            <w:proofErr w:type="spellStart"/>
+            <w:r>
+              <w:t>IaC</w:t>
+            </w:r>
+            <w:proofErr w:type="spellEnd"/>
+            <w:r>
+              <w:t xml:space="preserve"> deployment pipeline</w:t>
             </w:r>
           </w:p>
         </w:tc>
@@ -6847,23 +10526,22 @@
         </w:tc>
       </w:tr>
       <w:tr>
-        <w:tblPrEx>
-          <w:tblCellMar>
-            <w:top w:w="0" w:type="dxa"/>
-            <w:bottom w:w="0" w:type="dxa"/>
-          </w:tblCellMar>
-        </w:tblPrEx>
-        <w:tc>
-          <w:tcPr>
-            <w:tcW w:w="1000" w:type="pct"/>
-            <w:tcBorders>
-              <w:bottom w:val="single" w:sz="4" w:space="0" w:color="5F2861"/>
-            </w:tcBorders>
-            <w:shd w:val="clear" w:color="auto" w:fill="FFFFFF"/>
-          </w:tcPr>
-          <w:p>
-            <w:r>
-              <w:t>rg-[name]-data-prod</w:t>
+        <w:tc>
+          <w:tcPr>
+            <w:tcW w:w="1000" w:type="pct"/>
+            <w:tcBorders>
+              <w:bottom w:val="single" w:sz="4" w:space="0" w:color="5F2861"/>
+            </w:tcBorders>
+            <w:shd w:val="clear" w:color="auto" w:fill="FFFFFF"/>
+          </w:tcPr>
+          <w:p>
+            <w:proofErr w:type="spellStart"/>
+            <w:r>
+              <w:t>rg</w:t>
+            </w:r>
+            <w:proofErr w:type="spellEnd"/>
+            <w:r>
+              <w:t>-[name]-data-prod</w:t>
             </w:r>
           </w:p>
         </w:tc>
@@ -6925,23 +10603,22 @@
         </w:tc>
       </w:tr>
       <w:tr>
-        <w:tblPrEx>
-          <w:tblCellMar>
-            <w:top w:w="0" w:type="dxa"/>
-            <w:bottom w:w="0" w:type="dxa"/>
-          </w:tblCellMar>
-        </w:tblPrEx>
-        <w:tc>
-          <w:tcPr>
-            <w:tcW w:w="1000" w:type="pct"/>
-            <w:tcBorders>
-              <w:bottom w:val="single" w:sz="4" w:space="0" w:color="5F2861"/>
-            </w:tcBorders>
-            <w:shd w:val="clear" w:color="auto" w:fill="FFFFFF"/>
-          </w:tcPr>
-          <w:p>
-            <w:r>
-              <w:t>kv-[name]-prod-uks-01</w:t>
+        <w:tc>
+          <w:tcPr>
+            <w:tcW w:w="1000" w:type="pct"/>
+            <w:tcBorders>
+              <w:bottom w:val="single" w:sz="4" w:space="0" w:color="5F2861"/>
+            </w:tcBorders>
+            <w:shd w:val="clear" w:color="auto" w:fill="FFFFFF"/>
+          </w:tcPr>
+          <w:p>
+            <w:proofErr w:type="spellStart"/>
+            <w:r>
+              <w:t>kv</w:t>
+            </w:r>
+            <w:proofErr w:type="spellEnd"/>
+            <w:r>
+              <w:t>-[name]-prod-uks-01</w:t>
             </w:r>
           </w:p>
         </w:tc>
@@ -7003,20 +10680,19 @@
         </w:tc>
       </w:tr>
       <w:tr>
-        <w:tblPrEx>
-          <w:tblCellMar>
-            <w:top w:w="0" w:type="dxa"/>
-            <w:bottom w:w="0" w:type="dxa"/>
-          </w:tblCellMar>
-        </w:tblPrEx>
-        <w:tc>
-          <w:tcPr>
-            <w:tcW w:w="1000" w:type="pct"/>
-            <w:shd w:val="clear" w:color="auto" w:fill="FFFFFF"/>
-          </w:tcPr>
-          <w:p>
-            <w:r>
-              <w:t>rg-[name]-app-prod</w:t>
+        <w:tc>
+          <w:tcPr>
+            <w:tcW w:w="1000" w:type="pct"/>
+            <w:shd w:val="clear" w:color="auto" w:fill="FFFFFF"/>
+          </w:tcPr>
+          <w:p>
+            <w:proofErr w:type="spellStart"/>
+            <w:r>
+              <w:t>rg</w:t>
+            </w:r>
+            <w:proofErr w:type="spellEnd"/>
+            <w:r>
+              <w:t>-[name]-app-prod</w:t>
             </w:r>
           </w:p>
         </w:tc>
@@ -7071,9 +10747,11 @@
       <w:pPr>
         <w:pStyle w:val="Heading2"/>
       </w:pPr>
+      <w:bookmarkStart w:id="23" w:name="_Toc235607047"/>
       <w:r>
         <w:t>6.2 Managed Identity Configuration</w:t>
       </w:r>
+      <w:bookmarkEnd w:id="23"/>
     </w:p>
     <w:tbl>
       <w:tblPr>
@@ -7096,12 +10774,6 @@
         <w:gridCol w:w="1870"/>
       </w:tblGrid>
       <w:tr>
-        <w:tblPrEx>
-          <w:tblCellMar>
-            <w:top w:w="0" w:type="dxa"/>
-            <w:bottom w:w="0" w:type="dxa"/>
-          </w:tblCellMar>
-        </w:tblPrEx>
         <w:trPr>
           <w:tblHeader/>
         </w:trPr>
@@ -7227,12 +10899,6 @@
         </w:tc>
       </w:tr>
       <w:tr>
-        <w:tblPrEx>
-          <w:tblCellMar>
-            <w:top w:w="0" w:type="dxa"/>
-            <w:bottom w:w="0" w:type="dxa"/>
-          </w:tblCellMar>
-        </w:tblPrEx>
         <w:tc>
           <w:tcPr>
             <w:tcW w:w="1000" w:type="pct"/>
@@ -7298,27 +10964,31 @@
             <w:shd w:val="clear" w:color="auto" w:fill="FFFFFF"/>
           </w:tcPr>
           <w:p>
-            <w:r>
-              <w:t>kv-[name]-prod-uks-01</w:t>
+            <w:proofErr w:type="spellStart"/>
+            <w:r>
+              <w:t>kv</w:t>
+            </w:r>
+            <w:proofErr w:type="spellEnd"/>
+            <w:r>
+              <w:t>-[name]-prod-uks-01</w:t>
             </w:r>
           </w:p>
         </w:tc>
       </w:tr>
       <w:tr>
-        <w:tblPrEx>
-          <w:tblCellMar>
-            <w:top w:w="0" w:type="dxa"/>
-            <w:bottom w:w="0" w:type="dxa"/>
-          </w:tblCellMar>
-        </w:tblPrEx>
-        <w:tc>
-          <w:tcPr>
-            <w:tcW w:w="1000" w:type="pct"/>
-            <w:shd w:val="clear" w:color="auto" w:fill="FFFFFF"/>
-          </w:tcPr>
-          <w:p>
-            <w:r>
-              <w:t>func-[name]-prod-uks-01</w:t>
+        <w:tc>
+          <w:tcPr>
+            <w:tcW w:w="1000" w:type="pct"/>
+            <w:shd w:val="clear" w:color="auto" w:fill="FFFFFF"/>
+          </w:tcPr>
+          <w:p>
+            <w:proofErr w:type="spellStart"/>
+            <w:r>
+              <w:t>func</w:t>
+            </w:r>
+            <w:proofErr w:type="spellEnd"/>
+            <w:r>
+              <w:t>-[name]-prod-uks-01</w:t>
             </w:r>
           </w:p>
         </w:tc>
@@ -7340,7 +11010,15 @@
           </w:tcPr>
           <w:p>
             <w:r>
-              <w:t>id-[name]-func-prod</w:t>
+              <w:t>id-[name]-</w:t>
+            </w:r>
+            <w:proofErr w:type="spellStart"/>
+            <w:r>
+              <w:t>func</w:t>
+            </w:r>
+            <w:proofErr w:type="spellEnd"/>
+            <w:r>
+              <w:t>-prod</w:t>
             </w:r>
           </w:p>
         </w:tc>
@@ -7373,9 +11051,11 @@
       <w:pPr>
         <w:pStyle w:val="Heading2"/>
       </w:pPr>
+      <w:bookmarkStart w:id="24" w:name="_Toc235607048"/>
       <w:r>
         <w:t>6.3 Conditional Access Policy Detail</w:t>
       </w:r>
+      <w:bookmarkEnd w:id="24"/>
     </w:p>
     <w:tbl>
       <w:tblPr>
@@ -7395,12 +11075,6 @@
         <w:gridCol w:w="4675"/>
       </w:tblGrid>
       <w:tr>
-        <w:tblPrEx>
-          <w:tblCellMar>
-            <w:top w:w="0" w:type="dxa"/>
-            <w:bottom w:w="0" w:type="dxa"/>
-          </w:tblCellMar>
-        </w:tblPrEx>
         <w:tc>
           <w:tcPr>
             <w:tcW w:w="2500" w:type="pct"/>
@@ -7441,12 +11115,6 @@
         </w:tc>
       </w:tr>
       <w:tr>
-        <w:tblPrEx>
-          <w:tblCellMar>
-            <w:top w:w="0" w:type="dxa"/>
-            <w:bottom w:w="0" w:type="dxa"/>
-          </w:tblCellMar>
-        </w:tblPrEx>
         <w:tc>
           <w:tcPr>
             <w:tcW w:w="2500" w:type="pct"/>
@@ -7487,12 +11155,6 @@
         </w:tc>
       </w:tr>
       <w:tr>
-        <w:tblPrEx>
-          <w:tblCellMar>
-            <w:top w:w="0" w:type="dxa"/>
-            <w:bottom w:w="0" w:type="dxa"/>
-          </w:tblCellMar>
-        </w:tblPrEx>
         <w:tc>
           <w:tcPr>
             <w:tcW w:w="2500" w:type="pct"/>
@@ -7533,12 +11195,6 @@
         </w:tc>
       </w:tr>
       <w:tr>
-        <w:tblPrEx>
-          <w:tblCellMar>
-            <w:top w:w="0" w:type="dxa"/>
-            <w:bottom w:w="0" w:type="dxa"/>
-          </w:tblCellMar>
-        </w:tblPrEx>
         <w:tc>
           <w:tcPr>
             <w:tcW w:w="2500" w:type="pct"/>
@@ -7579,12 +11235,6 @@
         </w:tc>
       </w:tr>
       <w:tr>
-        <w:tblPrEx>
-          <w:tblCellMar>
-            <w:top w:w="0" w:type="dxa"/>
-            <w:bottom w:w="0" w:type="dxa"/>
-          </w:tblCellMar>
-        </w:tblPrEx>
         <w:tc>
           <w:tcPr>
             <w:tcW w:w="2500" w:type="pct"/>
@@ -7624,9 +11274,11 @@
       <w:pPr>
         <w:pStyle w:val="Heading2"/>
       </w:pPr>
+      <w:bookmarkStart w:id="25" w:name="_Toc235607049"/>
       <w:r>
         <w:t>6.4 Key Vault, Secrets and Certificate Configuration</w:t>
       </w:r>
+      <w:bookmarkEnd w:id="25"/>
     </w:p>
     <w:tbl>
       <w:tblPr>
@@ -7649,12 +11301,6 @@
         <w:gridCol w:w="1870"/>
       </w:tblGrid>
       <w:tr>
-        <w:tblPrEx>
-          <w:tblCellMar>
-            <w:top w:w="0" w:type="dxa"/>
-            <w:bottom w:w="0" w:type="dxa"/>
-          </w:tblCellMar>
-        </w:tblPrEx>
         <w:trPr>
           <w:tblHeader/>
         </w:trPr>
@@ -7781,23 +11427,22 @@
         </w:tc>
       </w:tr>
       <w:tr>
-        <w:tblPrEx>
-          <w:tblCellMar>
-            <w:top w:w="0" w:type="dxa"/>
-            <w:bottom w:w="0" w:type="dxa"/>
-          </w:tblCellMar>
-        </w:tblPrEx>
-        <w:tc>
-          <w:tcPr>
-            <w:tcW w:w="1000" w:type="pct"/>
-            <w:tcBorders>
-              <w:bottom w:val="single" w:sz="4" w:space="0" w:color="5F2861"/>
-            </w:tcBorders>
-            <w:shd w:val="clear" w:color="auto" w:fill="FFFFFF"/>
-          </w:tcPr>
-          <w:p>
-            <w:r>
-              <w:t>sql-connection-string</w:t>
+        <w:tc>
+          <w:tcPr>
+            <w:tcW w:w="1000" w:type="pct"/>
+            <w:tcBorders>
+              <w:bottom w:val="single" w:sz="4" w:space="0" w:color="5F2861"/>
+            </w:tcBorders>
+            <w:shd w:val="clear" w:color="auto" w:fill="FFFFFF"/>
+          </w:tcPr>
+          <w:p>
+            <w:proofErr w:type="spellStart"/>
+            <w:r>
+              <w:t>sql</w:t>
+            </w:r>
+            <w:proofErr w:type="spellEnd"/>
+            <w:r>
+              <w:t>-connection-string</w:t>
             </w:r>
           </w:p>
         </w:tc>
@@ -7859,23 +11504,22 @@
         </w:tc>
       </w:tr>
       <w:tr>
-        <w:tblPrEx>
-          <w:tblCellMar>
-            <w:top w:w="0" w:type="dxa"/>
-            <w:bottom w:w="0" w:type="dxa"/>
-          </w:tblCellMar>
-        </w:tblPrEx>
-        <w:tc>
-          <w:tcPr>
-            <w:tcW w:w="1000" w:type="pct"/>
-            <w:tcBorders>
-              <w:bottom w:val="single" w:sz="4" w:space="0" w:color="5F2861"/>
-            </w:tcBorders>
-            <w:shd w:val="clear" w:color="auto" w:fill="FFFFFF"/>
-          </w:tcPr>
-          <w:p>
-            <w:r>
-              <w:t>tls-cert-[name]</w:t>
+        <w:tc>
+          <w:tcPr>
+            <w:tcW w:w="1000" w:type="pct"/>
+            <w:tcBorders>
+              <w:bottom w:val="single" w:sz="4" w:space="0" w:color="5F2861"/>
+            </w:tcBorders>
+            <w:shd w:val="clear" w:color="auto" w:fill="FFFFFF"/>
+          </w:tcPr>
+          <w:p>
+            <w:proofErr w:type="spellStart"/>
+            <w:r>
+              <w:t>tls</w:t>
+            </w:r>
+            <w:proofErr w:type="spellEnd"/>
+            <w:r>
+              <w:t>-cert-[name]</w:t>
             </w:r>
           </w:p>
         </w:tc>
@@ -7937,12 +11581,6 @@
         </w:tc>
       </w:tr>
       <w:tr>
-        <w:tblPrEx>
-          <w:tblCellMar>
-            <w:top w:w="0" w:type="dxa"/>
-            <w:bottom w:w="0" w:type="dxa"/>
-          </w:tblCellMar>
-        </w:tblPrEx>
         <w:tc>
           <w:tcPr>
             <w:tcW w:w="1000" w:type="pct"/>
@@ -8005,17 +11643,21 @@
       <w:pPr>
         <w:pStyle w:val="Heading1"/>
       </w:pPr>
+      <w:bookmarkStart w:id="26" w:name="_Toc235607050"/>
       <w:r>
         <w:t>7. Data Design Detail</w:t>
       </w:r>
+      <w:bookmarkEnd w:id="26"/>
     </w:p>
     <w:p>
       <w:pPr>
         <w:pStyle w:val="Heading2"/>
       </w:pPr>
+      <w:bookmarkStart w:id="27" w:name="_Toc235607051"/>
       <w:r>
         <w:t>7.1 Data Model / Schema Design</w:t>
       </w:r>
+      <w:bookmarkEnd w:id="27"/>
     </w:p>
     <w:p>
       <w:r>
@@ -8039,12 +11681,6 @@
         <w:gridCol w:w="9350"/>
       </w:tblGrid>
       <w:tr>
-        <w:tblPrEx>
-          <w:tblCellMar>
-            <w:top w:w="0" w:type="dxa"/>
-            <w:bottom w:w="0" w:type="dxa"/>
-          </w:tblCellMar>
-        </w:tblPrEx>
         <w:tc>
           <w:tcPr>
             <w:tcW w:w="5000" w:type="pct"/>
@@ -8061,8 +11697,17 @@
                 <w:b/>
                 <w:color w:val="5F2861"/>
               </w:rPr>
-              <w:t>[ INSERT DATA MODEL / ERD DIAGRAM ]</w:t>
-            </w:r>
+              <w:t xml:space="preserve">[ INSERT DATA MODEL / ERD </w:t>
+            </w:r>
+            <w:proofErr w:type="gramStart"/>
+            <w:r>
+              <w:rPr>
+                <w:b/>
+                <w:color w:val="5F2861"/>
+              </w:rPr>
+              <w:t>DIAGRAM ]</w:t>
+            </w:r>
+            <w:proofErr w:type="gramEnd"/>
             <w:r>
               <w:rPr>
                 <w:color w:val="5F2861"/>
@@ -8094,12 +11739,6 @@
         <w:gridCol w:w="2338"/>
       </w:tblGrid>
       <w:tr>
-        <w:tblPrEx>
-          <w:tblCellMar>
-            <w:top w:w="0" w:type="dxa"/>
-            <w:bottom w:w="0" w:type="dxa"/>
-          </w:tblCellMar>
-        </w:tblPrEx>
         <w:trPr>
           <w:tblHeader/>
         </w:trPr>
@@ -8201,12 +11840,6 @@
         </w:tc>
       </w:tr>
       <w:tr>
-        <w:tblPrEx>
-          <w:tblCellMar>
-            <w:top w:w="0" w:type="dxa"/>
-            <w:bottom w:w="0" w:type="dxa"/>
-          </w:tblCellMar>
-        </w:tblPrEx>
         <w:tc>
           <w:tcPr>
             <w:tcW w:w="1250" w:type="pct"/>
@@ -8230,8 +11863,13 @@
             <w:shd w:val="clear" w:color="auto" w:fill="FFFFFF"/>
           </w:tcPr>
           <w:p>
-            <w:r>
-              <w:t>CustomerId (PK)</w:t>
+            <w:proofErr w:type="spellStart"/>
+            <w:r>
+              <w:t>CustomerId</w:t>
+            </w:r>
+            <w:proofErr w:type="spellEnd"/>
+            <w:r>
+              <w:t xml:space="preserve"> (PK)</w:t>
             </w:r>
           </w:p>
         </w:tc>
@@ -8244,8 +11882,13 @@
             <w:shd w:val="clear" w:color="auto" w:fill="FFFFFF"/>
           </w:tcPr>
           <w:p>
-            <w:r>
-              <w:t>1:N Orders</w:t>
+            <w:proofErr w:type="gramStart"/>
+            <w:r>
+              <w:t>1:N</w:t>
+            </w:r>
+            <w:proofErr w:type="gramEnd"/>
+            <w:r>
+              <w:t xml:space="preserve"> Orders</w:t>
             </w:r>
           </w:p>
         </w:tc>
@@ -8265,12 +11908,6 @@
         </w:tc>
       </w:tr>
       <w:tr>
-        <w:tblPrEx>
-          <w:tblCellMar>
-            <w:top w:w="0" w:type="dxa"/>
-            <w:bottom w:w="0" w:type="dxa"/>
-          </w:tblCellMar>
-        </w:tblPrEx>
         <w:tc>
           <w:tcPr>
             <w:tcW w:w="1250" w:type="pct"/>
@@ -8289,7 +11926,15 @@
           </w:tcPr>
           <w:p>
             <w:r>
-              <w:t>OrderId (PK), CustomerId (FK)</w:t>
+              <w:t xml:space="preserve">OrderId (PK), </w:t>
+            </w:r>
+            <w:proofErr w:type="spellStart"/>
+            <w:r>
+              <w:t>CustomerId</w:t>
+            </w:r>
+            <w:proofErr w:type="spellEnd"/>
+            <w:r>
+              <w:t xml:space="preserve"> (FK)</w:t>
             </w:r>
           </w:p>
         </w:tc>
@@ -8300,8 +11945,21 @@
           </w:tcPr>
           <w:p>
             <w:r>
-              <w:t>N:1 Customer, 1:N OrderLine</w:t>
-            </w:r>
+              <w:t xml:space="preserve">N:1 Customer, </w:t>
+            </w:r>
+            <w:proofErr w:type="gramStart"/>
+            <w:r>
+              <w:t>1:N</w:t>
+            </w:r>
+            <w:proofErr w:type="gramEnd"/>
+            <w:r>
+              <w:t xml:space="preserve"> </w:t>
+            </w:r>
+            <w:proofErr w:type="spellStart"/>
+            <w:r>
+              <w:t>OrderLine</w:t>
+            </w:r>
+            <w:proofErr w:type="spellEnd"/>
           </w:p>
         </w:tc>
         <w:tc>
@@ -8322,9 +11980,11 @@
       <w:pPr>
         <w:pStyle w:val="Heading2"/>
       </w:pPr>
+      <w:bookmarkStart w:id="28" w:name="_Toc235607052"/>
       <w:r>
         <w:t>7.2 Storage Container and Table Definitions</w:t>
       </w:r>
+      <w:bookmarkEnd w:id="28"/>
     </w:p>
     <w:tbl>
       <w:tblPr>
@@ -8347,12 +12007,6 @@
         <w:gridCol w:w="1870"/>
       </w:tblGrid>
       <w:tr>
-        <w:tblPrEx>
-          <w:tblCellMar>
-            <w:top w:w="0" w:type="dxa"/>
-            <w:bottom w:w="0" w:type="dxa"/>
-          </w:tblCellMar>
-        </w:tblPrEx>
         <w:trPr>
           <w:tblHeader/>
         </w:trPr>
@@ -8478,12 +12132,6 @@
         </w:tc>
       </w:tr>
       <w:tr>
-        <w:tblPrEx>
-          <w:tblCellMar>
-            <w:top w:w="0" w:type="dxa"/>
-            <w:bottom w:w="0" w:type="dxa"/>
-          </w:tblCellMar>
-        </w:tblPrEx>
         <w:tc>
           <w:tcPr>
             <w:tcW w:w="1000" w:type="pct"/>
@@ -8522,8 +12170,13 @@
           </w:tcPr>
           <w:p>
             <w:r>
-              <w:t>/customerId</w:t>
-            </w:r>
+              <w:t>/</w:t>
+            </w:r>
+            <w:proofErr w:type="spellStart"/>
+            <w:r>
+              <w:t>customerId</w:t>
+            </w:r>
+            <w:proofErr w:type="spellEnd"/>
           </w:p>
         </w:tc>
         <w:tc>
@@ -8556,12 +12209,6 @@
         </w:tc>
       </w:tr>
       <w:tr>
-        <w:tblPrEx>
-          <w:tblCellMar>
-            <w:top w:w="0" w:type="dxa"/>
-            <w:bottom w:w="0" w:type="dxa"/>
-          </w:tblCellMar>
-        </w:tblPrEx>
         <w:tc>
           <w:tcPr>
             <w:tcW w:w="1000" w:type="pct"/>
@@ -8634,12 +12281,6 @@
         </w:tc>
       </w:tr>
       <w:tr>
-        <w:tblPrEx>
-          <w:tblCellMar>
-            <w:top w:w="0" w:type="dxa"/>
-            <w:bottom w:w="0" w:type="dxa"/>
-          </w:tblCellMar>
-        </w:tblPrEx>
         <w:tc>
           <w:tcPr>
             <w:tcW w:w="1000" w:type="pct"/>
@@ -8702,9 +12343,11 @@
       <w:pPr>
         <w:pStyle w:val="Heading2"/>
       </w:pPr>
+      <w:bookmarkStart w:id="29" w:name="_Toc235607053"/>
       <w:r>
         <w:t>7.3 Indexing and Partitioning Strategy</w:t>
       </w:r>
+      <w:bookmarkEnd w:id="29"/>
     </w:p>
     <w:tbl>
       <w:tblPr>
@@ -8724,12 +12367,6 @@
         <w:gridCol w:w="4675"/>
       </w:tblGrid>
       <w:tr>
-        <w:tblPrEx>
-          <w:tblCellMar>
-            <w:top w:w="0" w:type="dxa"/>
-            <w:bottom w:w="0" w:type="dxa"/>
-          </w:tblCellMar>
-        </w:tblPrEx>
         <w:tc>
           <w:tcPr>
             <w:tcW w:w="2500" w:type="pct"/>
@@ -8770,12 +12407,6 @@
         </w:tc>
       </w:tr>
       <w:tr>
-        <w:tblPrEx>
-          <w:tblCellMar>
-            <w:top w:w="0" w:type="dxa"/>
-            <w:bottom w:w="0" w:type="dxa"/>
-          </w:tblCellMar>
-        </w:tblPrEx>
         <w:tc>
           <w:tcPr>
             <w:tcW w:w="2500" w:type="pct"/>
@@ -8816,12 +12447,6 @@
         </w:tc>
       </w:tr>
       <w:tr>
-        <w:tblPrEx>
-          <w:tblCellMar>
-            <w:top w:w="0" w:type="dxa"/>
-            <w:bottom w:w="0" w:type="dxa"/>
-          </w:tblCellMar>
-        </w:tblPrEx>
         <w:tc>
           <w:tcPr>
             <w:tcW w:w="2500" w:type="pct"/>
@@ -8861,9 +12486,11 @@
       <w:pPr>
         <w:pStyle w:val="Heading2"/>
       </w:pPr>
+      <w:bookmarkStart w:id="30" w:name="_Toc235607054"/>
       <w:r>
         <w:t>7.4 Data Retention, Archival and Purge Jobs</w:t>
       </w:r>
+      <w:bookmarkEnd w:id="30"/>
     </w:p>
     <w:tbl>
       <w:tblPr>
@@ -8886,12 +12513,6 @@
         <w:gridCol w:w="1870"/>
       </w:tblGrid>
       <w:tr>
-        <w:tblPrEx>
-          <w:tblCellMar>
-            <w:top w:w="0" w:type="dxa"/>
-            <w:bottom w:w="0" w:type="dxa"/>
-          </w:tblCellMar>
-        </w:tblPrEx>
         <w:trPr>
           <w:tblHeader/>
         </w:trPr>
@@ -9017,12 +12638,6 @@
         </w:tc>
       </w:tr>
       <w:tr>
-        <w:tblPrEx>
-          <w:tblCellMar>
-            <w:top w:w="0" w:type="dxa"/>
-            <w:bottom w:w="0" w:type="dxa"/>
-          </w:tblCellMar>
-        </w:tblPrEx>
         <w:tc>
           <w:tcPr>
             <w:tcW w:w="1000" w:type="pct"/>
@@ -9095,12 +12710,6 @@
         </w:tc>
       </w:tr>
       <w:tr>
-        <w:tblPrEx>
-          <w:tblCellMar>
-            <w:top w:w="0" w:type="dxa"/>
-            <w:bottom w:w="0" w:type="dxa"/>
-          </w:tblCellMar>
-        </w:tblPrEx>
         <w:tc>
           <w:tcPr>
             <w:tcW w:w="1000" w:type="pct"/>
@@ -9174,12 +12783,6 @@
         </w:tc>
       </w:tr>
       <w:tr>
-        <w:tblPrEx>
-          <w:tblCellMar>
-            <w:top w:w="0" w:type="dxa"/>
-            <w:bottom w:w="0" w:type="dxa"/>
-          </w:tblCellMar>
-        </w:tblPrEx>
         <w:tc>
           <w:tcPr>
             <w:tcW w:w="1000" w:type="pct"/>
@@ -9242,17 +12845,21 @@
       <w:pPr>
         <w:pStyle w:val="Heading1"/>
       </w:pPr>
+      <w:bookmarkStart w:id="31" w:name="_Toc235607055"/>
       <w:r>
         <w:t>8. Integration and API Design Detail</w:t>
       </w:r>
+      <w:bookmarkEnd w:id="31"/>
     </w:p>
     <w:p>
       <w:pPr>
         <w:pStyle w:val="Heading2"/>
       </w:pPr>
+      <w:bookmarkStart w:id="32" w:name="_Toc235607056"/>
       <w:r>
         <w:t>8.1 API Endpoint Specification</w:t>
       </w:r>
+      <w:bookmarkEnd w:id="32"/>
     </w:p>
     <w:tbl>
       <w:tblPr>
@@ -9275,12 +12882,6 @@
         <w:gridCol w:w="1797"/>
       </w:tblGrid>
       <w:tr>
-        <w:tblPrEx>
-          <w:tblCellMar>
-            <w:top w:w="0" w:type="dxa"/>
-            <w:bottom w:w="0" w:type="dxa"/>
-          </w:tblCellMar>
-        </w:tblPrEx>
         <w:trPr>
           <w:tblHeader/>
         </w:trPr>
@@ -9406,12 +13007,6 @@
         </w:tc>
       </w:tr>
       <w:tr>
-        <w:tblPrEx>
-          <w:tblCellMar>
-            <w:top w:w="0" w:type="dxa"/>
-            <w:bottom w:w="0" w:type="dxa"/>
-          </w:tblCellMar>
-        </w:tblPrEx>
         <w:tc>
           <w:tcPr>
             <w:tcW w:w="1000" w:type="pct"/>
@@ -9478,18 +13073,20 @@
           </w:tcPr>
           <w:p>
             <w:r>
-              <w:t>100 req/min</w:t>
+              <w:t xml:space="preserve">100 </w:t>
+            </w:r>
+            <w:proofErr w:type="spellStart"/>
+            <w:r>
+              <w:t>req</w:t>
+            </w:r>
+            <w:proofErr w:type="spellEnd"/>
+            <w:r>
+              <w:t>/min</w:t>
             </w:r>
           </w:p>
         </w:tc>
       </w:tr>
       <w:tr>
-        <w:tblPrEx>
-          <w:tblCellMar>
-            <w:top w:w="0" w:type="dxa"/>
-            <w:bottom w:w="0" w:type="dxa"/>
-          </w:tblCellMar>
-        </w:tblPrEx>
         <w:tc>
           <w:tcPr>
             <w:tcW w:w="1000" w:type="pct"/>
@@ -9556,18 +13153,20 @@
           </w:tcPr>
           <w:p>
             <w:r>
-              <w:t>200 req/min</w:t>
+              <w:t xml:space="preserve">200 </w:t>
+            </w:r>
+            <w:proofErr w:type="spellStart"/>
+            <w:r>
+              <w:t>req</w:t>
+            </w:r>
+            <w:proofErr w:type="spellEnd"/>
+            <w:r>
+              <w:t>/min</w:t>
             </w:r>
           </w:p>
         </w:tc>
       </w:tr>
       <w:tr>
-        <w:tblPrEx>
-          <w:tblCellMar>
-            <w:top w:w="0" w:type="dxa"/>
-            <w:bottom w:w="0" w:type="dxa"/>
-          </w:tblCellMar>
-        </w:tblPrEx>
         <w:tc>
           <w:tcPr>
             <w:tcW w:w="1000" w:type="pct"/>
@@ -9619,7 +13218,15 @@
           </w:tcPr>
           <w:p>
             <w:r>
-              <w:t>50 req/min</w:t>
+              <w:t xml:space="preserve">50 </w:t>
+            </w:r>
+            <w:proofErr w:type="spellStart"/>
+            <w:r>
+              <w:t>req</w:t>
+            </w:r>
+            <w:proofErr w:type="spellEnd"/>
+            <w:r>
+              <w:t>/min</w:t>
             </w:r>
           </w:p>
         </w:tc>
@@ -9630,9 +13237,11 @@
       <w:pPr>
         <w:pStyle w:val="Heading2"/>
       </w:pPr>
+      <w:bookmarkStart w:id="33" w:name="_Toc235607057"/>
       <w:r>
         <w:t>8.2 Message / Event Schema Design</w:t>
       </w:r>
+      <w:bookmarkEnd w:id="33"/>
     </w:p>
     <w:tbl>
       <w:tblPr>
@@ -9655,12 +13264,6 @@
         <w:gridCol w:w="1722"/>
       </w:tblGrid>
       <w:tr>
-        <w:tblPrEx>
-          <w:tblCellMar>
-            <w:top w:w="0" w:type="dxa"/>
-            <w:bottom w:w="0" w:type="dxa"/>
-          </w:tblCellMar>
-        </w:tblPrEx>
         <w:trPr>
           <w:tblHeader/>
         </w:trPr>
@@ -9786,12 +13389,6 @@
         </w:tc>
       </w:tr>
       <w:tr>
-        <w:tblPrEx>
-          <w:tblCellMar>
-            <w:top w:w="0" w:type="dxa"/>
-            <w:bottom w:w="0" w:type="dxa"/>
-          </w:tblCellMar>
-        </w:tblPrEx>
         <w:tc>
           <w:tcPr>
             <w:tcW w:w="1000" w:type="pct"/>
@@ -9815,8 +13412,13 @@
             <w:shd w:val="clear" w:color="auto" w:fill="FFFFFF"/>
           </w:tcPr>
           <w:p>
-            <w:r>
-              <w:t>OrderCreatedEvent (JSON, versioned)</w:t>
+            <w:proofErr w:type="spellStart"/>
+            <w:r>
+              <w:t>OrderCreatedEvent</w:t>
+            </w:r>
+            <w:proofErr w:type="spellEnd"/>
+            <w:r>
+              <w:t xml:space="preserve"> (JSON, versioned)</w:t>
             </w:r>
           </w:p>
         </w:tc>
@@ -9864,12 +13466,6 @@
         </w:tc>
       </w:tr>
       <w:tr>
-        <w:tblPrEx>
-          <w:tblCellMar>
-            <w:top w:w="0" w:type="dxa"/>
-            <w:bottom w:w="0" w:type="dxa"/>
-          </w:tblCellMar>
-        </w:tblPrEx>
         <w:tc>
           <w:tcPr>
             <w:tcW w:w="1000" w:type="pct"/>
@@ -9887,9 +13483,11 @@
             <w:shd w:val="clear" w:color="auto" w:fill="FFFFFF"/>
           </w:tcPr>
           <w:p>
+            <w:proofErr w:type="spellStart"/>
             <w:r>
               <w:t>PaymentProcessedEvent</w:t>
             </w:r>
+            <w:proofErr w:type="spellEnd"/>
           </w:p>
         </w:tc>
         <w:tc>
@@ -9932,9 +13530,11 @@
       <w:pPr>
         <w:pStyle w:val="Heading2"/>
       </w:pPr>
+      <w:bookmarkStart w:id="34" w:name="_Toc235607058"/>
       <w:r>
         <w:t>8.3 Integration Authentication Detail</w:t>
       </w:r>
+      <w:bookmarkEnd w:id="34"/>
     </w:p>
     <w:tbl>
       <w:tblPr>
@@ -9954,12 +13554,6 @@
         <w:gridCol w:w="4675"/>
       </w:tblGrid>
       <w:tr>
-        <w:tblPrEx>
-          <w:tblCellMar>
-            <w:top w:w="0" w:type="dxa"/>
-            <w:bottom w:w="0" w:type="dxa"/>
-          </w:tblCellMar>
-        </w:tblPrEx>
         <w:tc>
           <w:tcPr>
             <w:tcW w:w="2500" w:type="pct"/>
@@ -10000,12 +13594,6 @@
         </w:tc>
       </w:tr>
       <w:tr>
-        <w:tblPrEx>
-          <w:tblCellMar>
-            <w:top w:w="0" w:type="dxa"/>
-            <w:bottom w:w="0" w:type="dxa"/>
-          </w:tblCellMar>
-        </w:tblPrEx>
         <w:tc>
           <w:tcPr>
             <w:tcW w:w="2500" w:type="pct"/>
@@ -10045,17 +13633,29 @@
       <w:pPr>
         <w:pStyle w:val="Heading1"/>
       </w:pPr>
+      <w:bookmarkStart w:id="35" w:name="_Toc235607059"/>
       <w:r>
         <w:t>9. Infrastructure as Code and Deployment</w:t>
       </w:r>
+      <w:bookmarkEnd w:id="35"/>
     </w:p>
     <w:p>
       <w:pPr>
         <w:pStyle w:val="Heading2"/>
       </w:pPr>
+      <w:bookmarkStart w:id="36" w:name="_Toc235607060"/>
       <w:r>
-        <w:t>9.1 IaC Repository and Module Structure</w:t>
+        <w:t xml:space="preserve">9.1 </w:t>
       </w:r>
+      <w:proofErr w:type="spellStart"/>
+      <w:r>
+        <w:t>IaC</w:t>
+      </w:r>
+      <w:proofErr w:type="spellEnd"/>
+      <w:r>
+        <w:t xml:space="preserve"> Repository and Module Structure</w:t>
+      </w:r>
+      <w:bookmarkEnd w:id="36"/>
     </w:p>
     <w:tbl>
       <w:tblPr>
@@ -10075,12 +13675,6 @@
         <w:gridCol w:w="4675"/>
       </w:tblGrid>
       <w:tr>
-        <w:tblPrEx>
-          <w:tblCellMar>
-            <w:top w:w="0" w:type="dxa"/>
-            <w:bottom w:w="0" w:type="dxa"/>
-          </w:tblCellMar>
-        </w:tblPrEx>
         <w:tc>
           <w:tcPr>
             <w:tcW w:w="2500" w:type="pct"/>
@@ -10121,12 +13715,6 @@
         </w:tc>
       </w:tr>
       <w:tr>
-        <w:tblPrEx>
-          <w:tblCellMar>
-            <w:top w:w="0" w:type="dxa"/>
-            <w:bottom w:w="0" w:type="dxa"/>
-          </w:tblCellMar>
-        </w:tblPrEx>
         <w:tc>
           <w:tcPr>
             <w:tcW w:w="2500" w:type="pct"/>
@@ -10142,12 +13730,21 @@
                 <w:color w:val="5F2861"/>
               </w:rPr>
             </w:pPr>
+            <w:proofErr w:type="spellStart"/>
             <w:r>
               <w:rPr>
                 <w:b/>
                 <w:color w:val="5F2861"/>
               </w:rPr>
-              <w:t>IaC Language</w:t>
+              <w:t>IaC</w:t>
+            </w:r>
+            <w:proofErr w:type="spellEnd"/>
+            <w:r>
+              <w:rPr>
+                <w:b/>
+                <w:color w:val="5F2861"/>
+              </w:rPr>
+              <w:t xml:space="preserve"> Language</w:t>
             </w:r>
           </w:p>
         </w:tc>
@@ -10167,12 +13764,6 @@
         </w:tc>
       </w:tr>
       <w:tr>
-        <w:tblPrEx>
-          <w:tblCellMar>
-            <w:top w:w="0" w:type="dxa"/>
-            <w:bottom w:w="0" w:type="dxa"/>
-          </w:tblCellMar>
-        </w:tblPrEx>
         <w:tc>
           <w:tcPr>
             <w:tcW w:w="2500" w:type="pct"/>
@@ -10213,12 +13804,6 @@
         </w:tc>
       </w:tr>
       <w:tr>
-        <w:tblPrEx>
-          <w:tblCellMar>
-            <w:top w:w="0" w:type="dxa"/>
-            <w:bottom w:w="0" w:type="dxa"/>
-          </w:tblCellMar>
-        </w:tblPrEx>
         <w:tc>
           <w:tcPr>
             <w:tcW w:w="2500" w:type="pct"/>
@@ -10258,9 +13843,11 @@
       <w:pPr>
         <w:pStyle w:val="Heading2"/>
       </w:pPr>
+      <w:bookmarkStart w:id="37" w:name="_Toc235607061"/>
       <w:r>
         <w:t>9.2 Environment Parameter Matrix</w:t>
       </w:r>
+      <w:bookmarkEnd w:id="37"/>
     </w:p>
     <w:tbl>
       <w:tblPr>
@@ -10282,12 +13869,6 @@
         <w:gridCol w:w="2338"/>
       </w:tblGrid>
       <w:tr>
-        <w:tblPrEx>
-          <w:tblCellMar>
-            <w:top w:w="0" w:type="dxa"/>
-            <w:bottom w:w="0" w:type="dxa"/>
-          </w:tblCellMar>
-        </w:tblPrEx>
         <w:trPr>
           <w:tblHeader/>
         </w:trPr>
@@ -10390,12 +13971,6 @@
         </w:tc>
       </w:tr>
       <w:tr>
-        <w:tblPrEx>
-          <w:tblCellMar>
-            <w:top w:w="0" w:type="dxa"/>
-            <w:bottom w:w="0" w:type="dxa"/>
-          </w:tblCellMar>
-        </w:tblPrEx>
         <w:tc>
           <w:tcPr>
             <w:tcW w:w="1250" w:type="pct"/>
@@ -10454,12 +14029,6 @@
         </w:tc>
       </w:tr>
       <w:tr>
-        <w:tblPrEx>
-          <w:tblCellMar>
-            <w:top w:w="0" w:type="dxa"/>
-            <w:bottom w:w="0" w:type="dxa"/>
-          </w:tblCellMar>
-        </w:tblPrEx>
         <w:tc>
           <w:tcPr>
             <w:tcW w:w="1250" w:type="pct"/>
@@ -10518,12 +14087,6 @@
         </w:tc>
       </w:tr>
       <w:tr>
-        <w:tblPrEx>
-          <w:tblCellMar>
-            <w:top w:w="0" w:type="dxa"/>
-            <w:bottom w:w="0" w:type="dxa"/>
-          </w:tblCellMar>
-        </w:tblPrEx>
         <w:tc>
           <w:tcPr>
             <w:tcW w:w="1250" w:type="pct"/>
@@ -10582,12 +14145,6 @@
         </w:tc>
       </w:tr>
       <w:tr>
-        <w:tblPrEx>
-          <w:tblCellMar>
-            <w:top w:w="0" w:type="dxa"/>
-            <w:bottom w:w="0" w:type="dxa"/>
-          </w:tblCellMar>
-        </w:tblPrEx>
         <w:tc>
           <w:tcPr>
             <w:tcW w:w="1250" w:type="pct"/>
@@ -10639,9 +14196,11 @@
       <w:pPr>
         <w:pStyle w:val="Heading2"/>
       </w:pPr>
+      <w:bookmarkStart w:id="38" w:name="_Toc235607062"/>
       <w:r>
         <w:t>9.3 CI/CD Pipeline Design</w:t>
       </w:r>
+      <w:bookmarkEnd w:id="38"/>
     </w:p>
     <w:tbl>
       <w:tblPr>
@@ -10663,12 +14222,6 @@
         <w:gridCol w:w="2338"/>
       </w:tblGrid>
       <w:tr>
-        <w:tblPrEx>
-          <w:tblCellMar>
-            <w:top w:w="0" w:type="dxa"/>
-            <w:bottom w:w="0" w:type="dxa"/>
-          </w:tblCellMar>
-        </w:tblPrEx>
         <w:trPr>
           <w:tblHeader/>
         </w:trPr>
@@ -10770,12 +14323,6 @@
         </w:tc>
       </w:tr>
       <w:tr>
-        <w:tblPrEx>
-          <w:tblCellMar>
-            <w:top w:w="0" w:type="dxa"/>
-            <w:bottom w:w="0" w:type="dxa"/>
-          </w:tblCellMar>
-        </w:tblPrEx>
         <w:tc>
           <w:tcPr>
             <w:tcW w:w="1250" w:type="pct"/>
@@ -10834,12 +14381,6 @@
         </w:tc>
       </w:tr>
       <w:tr>
-        <w:tblPrEx>
-          <w:tblCellMar>
-            <w:top w:w="0" w:type="dxa"/>
-            <w:bottom w:w="0" w:type="dxa"/>
-          </w:tblCellMar>
-        </w:tblPrEx>
         <w:tc>
           <w:tcPr>
             <w:tcW w:w="1250" w:type="pct"/>
@@ -10898,12 +14439,6 @@
         </w:tc>
       </w:tr>
       <w:tr>
-        <w:tblPrEx>
-          <w:tblCellMar>
-            <w:top w:w="0" w:type="dxa"/>
-            <w:bottom w:w="0" w:type="dxa"/>
-          </w:tblCellMar>
-        </w:tblPrEx>
         <w:tc>
           <w:tcPr>
             <w:tcW w:w="1250" w:type="pct"/>
@@ -10962,12 +14497,6 @@
         </w:tc>
       </w:tr>
       <w:tr>
-        <w:tblPrEx>
-          <w:tblCellMar>
-            <w:top w:w="0" w:type="dxa"/>
-            <w:bottom w:w="0" w:type="dxa"/>
-          </w:tblCellMar>
-        </w:tblPrEx>
         <w:tc>
           <w:tcPr>
             <w:tcW w:w="1250" w:type="pct"/>
@@ -11019,9 +14548,11 @@
       <w:pPr>
         <w:pStyle w:val="Heading2"/>
       </w:pPr>
+      <w:bookmarkStart w:id="39" w:name="_Toc235607063"/>
       <w:r>
         <w:t>9.4 Deployment Sequence</w:t>
       </w:r>
+      <w:bookmarkEnd w:id="39"/>
     </w:p>
     <w:p>
       <w:pPr>
@@ -11032,7 +14563,15 @@
         </w:numPr>
       </w:pPr>
       <w:r>
-        <w:t>1. Deploy networking module (VNets, subnets, NSGs, route tables)</w:t>
+        <w:t>1. Deploy networking module (</w:t>
+      </w:r>
+      <w:proofErr w:type="spellStart"/>
+      <w:r>
+        <w:t>VNets</w:t>
+      </w:r>
+      <w:proofErr w:type="spellEnd"/>
+      <w:r>
+        <w:t>, subnets, NSGs, route tables)</w:t>
       </w:r>
     </w:p>
     <w:p>
@@ -11132,17 +14671,21 @@
       <w:pPr>
         <w:pStyle w:val="Heading1"/>
       </w:pPr>
+      <w:bookmarkStart w:id="40" w:name="_Toc235607064"/>
       <w:r>
         <w:t>10. Configuration Management</w:t>
       </w:r>
+      <w:bookmarkEnd w:id="40"/>
     </w:p>
     <w:p>
       <w:pPr>
         <w:pStyle w:val="Heading2"/>
       </w:pPr>
+      <w:bookmarkStart w:id="41" w:name="_Toc235607065"/>
       <w:r>
         <w:t>10.1 Application Settings and Environment Variables</w:t>
       </w:r>
+      <w:bookmarkEnd w:id="41"/>
     </w:p>
     <w:tbl>
       <w:tblPr>
@@ -11164,12 +14707,6 @@
         <w:gridCol w:w="2163"/>
       </w:tblGrid>
       <w:tr>
-        <w:tblPrEx>
-          <w:tblCellMar>
-            <w:top w:w="0" w:type="dxa"/>
-            <w:bottom w:w="0" w:type="dxa"/>
-          </w:tblCellMar>
-        </w:tblPrEx>
         <w:trPr>
           <w:tblHeader/>
         </w:trPr>
@@ -11271,12 +14808,6 @@
         </w:tc>
       </w:tr>
       <w:tr>
-        <w:tblPrEx>
-          <w:tblCellMar>
-            <w:top w:w="0" w:type="dxa"/>
-            <w:bottom w:w="0" w:type="dxa"/>
-          </w:tblCellMar>
-        </w:tblPrEx>
         <w:tc>
           <w:tcPr>
             <w:tcW w:w="1250" w:type="pct"/>
@@ -11286,9 +14817,19 @@
             <w:shd w:val="clear" w:color="auto" w:fill="FFFFFF"/>
           </w:tcPr>
           <w:p>
-            <w:r>
-              <w:t>ConnectionStrings__Sql</w:t>
-            </w:r>
+            <w:proofErr w:type="spellStart"/>
+            <w:r>
+              <w:t>ConnectionStrings</w:t>
+            </w:r>
+            <w:proofErr w:type="spellEnd"/>
+            <w:r>
+              <w:t>__</w:t>
+            </w:r>
+            <w:proofErr w:type="spellStart"/>
+            <w:r>
+              <w:t>Sql</w:t>
+            </w:r>
+            <w:proofErr w:type="spellEnd"/>
           </w:p>
         </w:tc>
         <w:tc>
@@ -11335,12 +14876,6 @@
         </w:tc>
       </w:tr>
       <w:tr>
-        <w:tblPrEx>
-          <w:tblCellMar>
-            <w:top w:w="0" w:type="dxa"/>
-            <w:bottom w:w="0" w:type="dxa"/>
-          </w:tblCellMar>
-        </w:tblPrEx>
         <w:tc>
           <w:tcPr>
             <w:tcW w:w="1250" w:type="pct"/>
@@ -11351,8 +14886,13 @@
           </w:tcPr>
           <w:p>
             <w:r>
-              <w:t>Logging__LogLevel</w:t>
-            </w:r>
+              <w:t>Logging__</w:t>
+            </w:r>
+            <w:proofErr w:type="spellStart"/>
+            <w:r>
+              <w:t>LogLevel</w:t>
+            </w:r>
+            <w:proofErr w:type="spellEnd"/>
           </w:p>
         </w:tc>
         <w:tc>
@@ -11399,21 +14939,25 @@
         </w:tc>
       </w:tr>
       <w:tr>
-        <w:tblPrEx>
-          <w:tblCellMar>
-            <w:top w:w="0" w:type="dxa"/>
-            <w:bottom w:w="0" w:type="dxa"/>
-          </w:tblCellMar>
-        </w:tblPrEx>
         <w:tc>
           <w:tcPr>
             <w:tcW w:w="1250" w:type="pct"/>
             <w:shd w:val="clear" w:color="auto" w:fill="FFFFFF"/>
           </w:tcPr>
           <w:p>
-            <w:r>
-              <w:t>FeatureFlags__NewCheckout</w:t>
-            </w:r>
+            <w:proofErr w:type="spellStart"/>
+            <w:r>
+              <w:t>FeatureFlags</w:t>
+            </w:r>
+            <w:proofErr w:type="spellEnd"/>
+            <w:r>
+              <w:t>__</w:t>
+            </w:r>
+            <w:proofErr w:type="spellStart"/>
+            <w:r>
+              <w:t>NewCheckout</w:t>
+            </w:r>
+            <w:proofErr w:type="spellEnd"/>
           </w:p>
         </w:tc>
         <w:tc>
@@ -11456,9 +15000,11 @@
       <w:pPr>
         <w:pStyle w:val="Heading2"/>
       </w:pPr>
+      <w:bookmarkStart w:id="42" w:name="_Toc235607066"/>
       <w:r>
         <w:t>10.2 Feature Flags</w:t>
       </w:r>
+      <w:bookmarkEnd w:id="42"/>
     </w:p>
     <w:tbl>
       <w:tblPr>
@@ -11480,12 +15026,6 @@
         <w:gridCol w:w="2338"/>
       </w:tblGrid>
       <w:tr>
-        <w:tblPrEx>
-          <w:tblCellMar>
-            <w:top w:w="0" w:type="dxa"/>
-            <w:bottom w:w="0" w:type="dxa"/>
-          </w:tblCellMar>
-        </w:tblPrEx>
         <w:trPr>
           <w:tblHeader/>
         </w:trPr>
@@ -11587,21 +15127,17 @@
         </w:tc>
       </w:tr>
       <w:tr>
-        <w:tblPrEx>
-          <w:tblCellMar>
-            <w:top w:w="0" w:type="dxa"/>
-            <w:bottom w:w="0" w:type="dxa"/>
-          </w:tblCellMar>
-        </w:tblPrEx>
         <w:tc>
           <w:tcPr>
             <w:tcW w:w="1250" w:type="pct"/>
             <w:shd w:val="clear" w:color="auto" w:fill="FFFFFF"/>
           </w:tcPr>
           <w:p>
+            <w:proofErr w:type="spellStart"/>
             <w:r>
               <w:t>NewCheckout</w:t>
             </w:r>
+            <w:proofErr w:type="spellEnd"/>
           </w:p>
         </w:tc>
         <w:tc>
@@ -11644,9 +15180,19 @@
       <w:pPr>
         <w:pStyle w:val="Heading2"/>
       </w:pPr>
+      <w:bookmarkStart w:id="43" w:name="_Toc235607067"/>
       <w:r>
-        <w:t>10.3 Scaling and Autoscale Rule Configuration</w:t>
+        <w:t xml:space="preserve">10.3 Scaling and </w:t>
       </w:r>
+      <w:proofErr w:type="spellStart"/>
+      <w:r>
+        <w:t>Autoscale</w:t>
+      </w:r>
+      <w:proofErr w:type="spellEnd"/>
+      <w:r>
+        <w:t xml:space="preserve"> Rule Configuration</w:t>
+      </w:r>
+      <w:bookmarkEnd w:id="43"/>
     </w:p>
     <w:tbl>
       <w:tblPr>
@@ -11669,12 +15215,6 @@
         <w:gridCol w:w="1870"/>
       </w:tblGrid>
       <w:tr>
-        <w:tblPrEx>
-          <w:tblCellMar>
-            <w:top w:w="0" w:type="dxa"/>
-            <w:bottom w:w="0" w:type="dxa"/>
-          </w:tblCellMar>
-        </w:tblPrEx>
         <w:trPr>
           <w:tblHeader/>
         </w:trPr>
@@ -11801,12 +15341,6 @@
         </w:tc>
       </w:tr>
       <w:tr>
-        <w:tblPrEx>
-          <w:tblCellMar>
-            <w:top w:w="0" w:type="dxa"/>
-            <w:bottom w:w="0" w:type="dxa"/>
-          </w:tblCellMar>
-        </w:tblPrEx>
         <w:tc>
           <w:tcPr>
             <w:tcW w:w="1000" w:type="pct"/>
@@ -11879,20 +15413,19 @@
         </w:tc>
       </w:tr>
       <w:tr>
-        <w:tblPrEx>
-          <w:tblCellMar>
-            <w:top w:w="0" w:type="dxa"/>
-            <w:bottom w:w="0" w:type="dxa"/>
-          </w:tblCellMar>
-        </w:tblPrEx>
-        <w:tc>
-          <w:tcPr>
-            <w:tcW w:w="1000" w:type="pct"/>
-            <w:shd w:val="clear" w:color="auto" w:fill="FFFFFF"/>
-          </w:tcPr>
-          <w:p>
-            <w:r>
-              <w:t>aks-[name]-prod-uks-01</w:t>
+        <w:tc>
+          <w:tcPr>
+            <w:tcW w:w="1000" w:type="pct"/>
+            <w:shd w:val="clear" w:color="auto" w:fill="FFFFFF"/>
+          </w:tcPr>
+          <w:p>
+            <w:proofErr w:type="spellStart"/>
+            <w:r>
+              <w:t>aks</w:t>
+            </w:r>
+            <w:proofErr w:type="spellEnd"/>
+            <w:r>
+              <w:t>-[name]-prod-uks-01</w:t>
             </w:r>
           </w:p>
         </w:tc>
@@ -11947,17 +15480,21 @@
       <w:pPr>
         <w:pStyle w:val="Heading1"/>
       </w:pPr>
+      <w:bookmarkStart w:id="44" w:name="_Toc235607068"/>
       <w:r>
         <w:t>11. Monitoring, Logging and Alerting Detail</w:t>
       </w:r>
+      <w:bookmarkEnd w:id="44"/>
     </w:p>
     <w:p>
       <w:pPr>
         <w:pStyle w:val="Heading2"/>
       </w:pPr>
+      <w:bookmarkStart w:id="45" w:name="_Toc235607069"/>
       <w:r>
         <w:t>11.1 Metrics and Diagnostic Settings</w:t>
       </w:r>
+      <w:bookmarkEnd w:id="45"/>
     </w:p>
     <w:tbl>
       <w:tblPr>
@@ -11979,12 +15516,6 @@
         <w:gridCol w:w="2189"/>
       </w:tblGrid>
       <w:tr>
-        <w:tblPrEx>
-          <w:tblCellMar>
-            <w:top w:w="0" w:type="dxa"/>
-            <w:bottom w:w="0" w:type="dxa"/>
-          </w:tblCellMar>
-        </w:tblPrEx>
         <w:trPr>
           <w:tblHeader/>
         </w:trPr>
@@ -12086,12 +15617,6 @@
         </w:tc>
       </w:tr>
       <w:tr>
-        <w:tblPrEx>
-          <w:tblCellMar>
-            <w:top w:w="0" w:type="dxa"/>
-            <w:bottom w:w="0" w:type="dxa"/>
-          </w:tblCellMar>
-        </w:tblPrEx>
         <w:tc>
           <w:tcPr>
             <w:tcW w:w="1250" w:type="pct"/>
@@ -12115,9 +15640,19 @@
             <w:shd w:val="clear" w:color="auto" w:fill="FFFFFF"/>
           </w:tcPr>
           <w:p>
-            <w:r>
-              <w:t>AppServiceHTTPLogs, AppServicePlatformLogs</w:t>
-            </w:r>
+            <w:proofErr w:type="spellStart"/>
+            <w:r>
+              <w:t>AppServiceHTTPLogs</w:t>
+            </w:r>
+            <w:proofErr w:type="spellEnd"/>
+            <w:r>
+              <w:t xml:space="preserve">, </w:t>
+            </w:r>
+            <w:proofErr w:type="spellStart"/>
+            <w:r>
+              <w:t>AppServicePlatformLogs</w:t>
+            </w:r>
+            <w:proofErr w:type="spellEnd"/>
           </w:p>
         </w:tc>
         <w:tc>
@@ -12150,12 +15685,6 @@
         </w:tc>
       </w:tr>
       <w:tr>
-        <w:tblPrEx>
-          <w:tblCellMar>
-            <w:top w:w="0" w:type="dxa"/>
-            <w:bottom w:w="0" w:type="dxa"/>
-          </w:tblCellMar>
-        </w:tblPrEx>
         <w:tc>
           <w:tcPr>
             <w:tcW w:w="1250" w:type="pct"/>
@@ -12179,9 +15708,19 @@
             <w:shd w:val="clear" w:color="auto" w:fill="FFFFFF"/>
           </w:tcPr>
           <w:p>
-            <w:r>
-              <w:t>SQLInsights, Errors, QueryStoreRuntimeStatistics</w:t>
-            </w:r>
+            <w:proofErr w:type="spellStart"/>
+            <w:r>
+              <w:t>SQLInsights</w:t>
+            </w:r>
+            <w:proofErr w:type="spellEnd"/>
+            <w:r>
+              <w:t xml:space="preserve">, Errors, </w:t>
+            </w:r>
+            <w:proofErr w:type="spellStart"/>
+            <w:r>
+              <w:t>QueryStoreRuntimeStatistics</w:t>
+            </w:r>
+            <w:proofErr w:type="spellEnd"/>
           </w:p>
         </w:tc>
         <w:tc>
@@ -12214,12 +15753,6 @@
         </w:tc>
       </w:tr>
       <w:tr>
-        <w:tblPrEx>
-          <w:tblCellMar>
-            <w:top w:w="0" w:type="dxa"/>
-            <w:bottom w:w="0" w:type="dxa"/>
-          </w:tblCellMar>
-        </w:tblPrEx>
         <w:tc>
           <w:tcPr>
             <w:tcW w:w="1250" w:type="pct"/>
@@ -12237,9 +15770,11 @@
             <w:shd w:val="clear" w:color="auto" w:fill="FFFFFF"/>
           </w:tcPr>
           <w:p>
+            <w:proofErr w:type="spellStart"/>
             <w:r>
               <w:t>AuditEvent</w:t>
             </w:r>
+            <w:proofErr w:type="spellEnd"/>
           </w:p>
         </w:tc>
         <w:tc>
@@ -12271,9 +15806,11 @@
       <w:pPr>
         <w:pStyle w:val="Heading2"/>
       </w:pPr>
+      <w:bookmarkStart w:id="46" w:name="_Toc235607070"/>
       <w:r>
         <w:t>11.2 Alert Rule Definitions</w:t>
       </w:r>
+      <w:bookmarkEnd w:id="46"/>
     </w:p>
     <w:tbl>
       <w:tblPr>
@@ -12295,12 +15832,6 @@
         <w:gridCol w:w="2338"/>
       </w:tblGrid>
       <w:tr>
-        <w:tblPrEx>
-          <w:tblCellMar>
-            <w:top w:w="0" w:type="dxa"/>
-            <w:bottom w:w="0" w:type="dxa"/>
-          </w:tblCellMar>
-        </w:tblPrEx>
         <w:trPr>
           <w:tblHeader/>
         </w:trPr>
@@ -12402,12 +15933,6 @@
         </w:tc>
       </w:tr>
       <w:tr>
-        <w:tblPrEx>
-          <w:tblCellMar>
-            <w:top w:w="0" w:type="dxa"/>
-            <w:bottom w:w="0" w:type="dxa"/>
-          </w:tblCellMar>
-        </w:tblPrEx>
         <w:tc>
           <w:tcPr>
             <w:tcW w:w="1250" w:type="pct"/>
@@ -12418,8 +15943,13 @@
           </w:tcPr>
           <w:p>
             <w:r>
-              <w:t>High-CPU-AppService</w:t>
-            </w:r>
+              <w:t>High-CPU-</w:t>
+            </w:r>
+            <w:proofErr w:type="spellStart"/>
+            <w:r>
+              <w:t>AppService</w:t>
+            </w:r>
+            <w:proofErr w:type="spellEnd"/>
           </w:p>
         </w:tc>
         <w:tc>
@@ -12460,18 +15990,17 @@
           </w:tcPr>
           <w:p>
             <w:r>
-              <w:t>ag-platform-oncall</w:t>
-            </w:r>
+              <w:t>ag-platform-</w:t>
+            </w:r>
+            <w:proofErr w:type="spellStart"/>
+            <w:r>
+              <w:t>oncall</w:t>
+            </w:r>
+            <w:proofErr w:type="spellEnd"/>
           </w:p>
         </w:tc>
       </w:tr>
       <w:tr>
-        <w:tblPrEx>
-          <w:tblCellMar>
-            <w:top w:w="0" w:type="dxa"/>
-            <w:bottom w:w="0" w:type="dxa"/>
-          </w:tblCellMar>
-        </w:tblPrEx>
         <w:tc>
           <w:tcPr>
             <w:tcW w:w="1250" w:type="pct"/>
@@ -12524,18 +16053,17 @@
           </w:tcPr>
           <w:p>
             <w:r>
-              <w:t>ag-data-oncall</w:t>
-            </w:r>
+              <w:t>ag-data-</w:t>
+            </w:r>
+            <w:proofErr w:type="spellStart"/>
+            <w:r>
+              <w:t>oncall</w:t>
+            </w:r>
+            <w:proofErr w:type="spellEnd"/>
           </w:p>
         </w:tc>
       </w:tr>
       <w:tr>
-        <w:tblPrEx>
-          <w:tblCellMar>
-            <w:top w:w="0" w:type="dxa"/>
-            <w:bottom w:w="0" w:type="dxa"/>
-          </w:tblCellMar>
-        </w:tblPrEx>
         <w:tc>
           <w:tcPr>
             <w:tcW w:w="1250" w:type="pct"/>
@@ -12576,8 +16104,13 @@
           </w:tcPr>
           <w:p>
             <w:r>
-              <w:t>ag-platform-oncall</w:t>
-            </w:r>
+              <w:t>ag-platform-</w:t>
+            </w:r>
+            <w:proofErr w:type="spellStart"/>
+            <w:r>
+              <w:t>oncall</w:t>
+            </w:r>
+            <w:proofErr w:type="spellEnd"/>
           </w:p>
         </w:tc>
       </w:tr>
@@ -12587,9 +16120,11 @@
       <w:pPr>
         <w:pStyle w:val="Heading2"/>
       </w:pPr>
+      <w:bookmarkStart w:id="47" w:name="_Toc235607071"/>
       <w:r>
         <w:t>11.3 Dashboards and Workbooks</w:t>
       </w:r>
+      <w:bookmarkEnd w:id="47"/>
     </w:p>
     <w:tbl>
       <w:tblPr>
@@ -12609,12 +16144,6 @@
         <w:gridCol w:w="4675"/>
       </w:tblGrid>
       <w:tr>
-        <w:tblPrEx>
-          <w:tblCellMar>
-            <w:top w:w="0" w:type="dxa"/>
-            <w:bottom w:w="0" w:type="dxa"/>
-          </w:tblCellMar>
-        </w:tblPrEx>
         <w:tc>
           <w:tcPr>
             <w:tcW w:w="2500" w:type="pct"/>
@@ -12655,12 +16184,6 @@
         </w:tc>
       </w:tr>
       <w:tr>
-        <w:tblPrEx>
-          <w:tblCellMar>
-            <w:top w:w="0" w:type="dxa"/>
-            <w:bottom w:w="0" w:type="dxa"/>
-          </w:tblCellMar>
-        </w:tblPrEx>
         <w:tc>
           <w:tcPr>
             <w:tcW w:w="2500" w:type="pct"/>
@@ -12701,12 +16224,6 @@
         </w:tc>
       </w:tr>
       <w:tr>
-        <w:tblPrEx>
-          <w:tblCellMar>
-            <w:top w:w="0" w:type="dxa"/>
-            <w:bottom w:w="0" w:type="dxa"/>
-          </w:tblCellMar>
-        </w:tblPrEx>
         <w:tc>
           <w:tcPr>
             <w:tcW w:w="2500" w:type="pct"/>
@@ -12746,17 +16263,21 @@
       <w:pPr>
         <w:pStyle w:val="Heading1"/>
       </w:pPr>
+      <w:bookmarkStart w:id="48" w:name="_Toc235607072"/>
       <w:r>
         <w:t>12. Testing and Validation</w:t>
       </w:r>
+      <w:bookmarkEnd w:id="48"/>
     </w:p>
     <w:p>
       <w:pPr>
         <w:pStyle w:val="Heading2"/>
       </w:pPr>
+      <w:bookmarkStart w:id="49" w:name="_Toc235607073"/>
       <w:r>
         <w:t>12.1 Test Strategy</w:t>
       </w:r>
+      <w:bookmarkEnd w:id="49"/>
     </w:p>
     <w:p>
       <w:pPr>
@@ -12767,7 +16288,15 @@
         </w:numPr>
       </w:pPr>
       <w:r>
-        <w:t>Unit testing performed by the development team, minimum [80]% code coverage</w:t>
+        <w:t>Unit testing performed by the development team, minimum [</w:t>
+      </w:r>
+      <w:proofErr w:type="gramStart"/>
+      <w:r>
+        <w:t>80]%</w:t>
+      </w:r>
+      <w:proofErr w:type="gramEnd"/>
+      <w:r>
+        <w:t xml:space="preserve"> code coverage</w:t>
       </w:r>
     </w:p>
     <w:p>
@@ -12831,9 +16360,11 @@
       <w:pPr>
         <w:pStyle w:val="Heading2"/>
       </w:pPr>
+      <w:bookmarkStart w:id="50" w:name="_Toc235607074"/>
       <w:r>
         <w:t>12.2 Test Case Summary</w:t>
       </w:r>
+      <w:bookmarkEnd w:id="50"/>
     </w:p>
     <w:tbl>
       <w:tblPr>
@@ -12856,12 +16387,6 @@
         <w:gridCol w:w="1870"/>
       </w:tblGrid>
       <w:tr>
-        <w:tblPrEx>
-          <w:tblCellMar>
-            <w:top w:w="0" w:type="dxa"/>
-            <w:bottom w:w="0" w:type="dxa"/>
-          </w:tblCellMar>
-        </w:tblPrEx>
         <w:trPr>
           <w:tblHeader/>
         </w:trPr>
@@ -12988,12 +16513,6 @@
         </w:tc>
       </w:tr>
       <w:tr>
-        <w:tblPrEx>
-          <w:tblCellMar>
-            <w:top w:w="0" w:type="dxa"/>
-            <w:bottom w:w="0" w:type="dxa"/>
-          </w:tblCellMar>
-        </w:tblPrEx>
         <w:tc>
           <w:tcPr>
             <w:tcW w:w="1000" w:type="pct"/>
@@ -13066,12 +16585,6 @@
         </w:tc>
       </w:tr>
       <w:tr>
-        <w:tblPrEx>
-          <w:tblCellMar>
-            <w:top w:w="0" w:type="dxa"/>
-            <w:bottom w:w="0" w:type="dxa"/>
-          </w:tblCellMar>
-        </w:tblPrEx>
         <w:tc>
           <w:tcPr>
             <w:tcW w:w="1000" w:type="pct"/>
@@ -13144,12 +16657,6 @@
         </w:tc>
       </w:tr>
       <w:tr>
-        <w:tblPrEx>
-          <w:tblCellMar>
-            <w:top w:w="0" w:type="dxa"/>
-            <w:bottom w:w="0" w:type="dxa"/>
-          </w:tblCellMar>
-        </w:tblPrEx>
         <w:tc>
           <w:tcPr>
             <w:tcW w:w="1000" w:type="pct"/>
@@ -13212,9 +16719,11 @@
       <w:pPr>
         <w:pStyle w:val="Heading2"/>
       </w:pPr>
+      <w:bookmarkStart w:id="51" w:name="_Toc235607075"/>
       <w:r>
         <w:t>12.3 Performance and Load Test Targets</w:t>
       </w:r>
+      <w:bookmarkEnd w:id="51"/>
     </w:p>
     <w:tbl>
       <w:tblPr>
@@ -13234,12 +16743,6 @@
         <w:gridCol w:w="4675"/>
       </w:tblGrid>
       <w:tr>
-        <w:tblPrEx>
-          <w:tblCellMar>
-            <w:top w:w="0" w:type="dxa"/>
-            <w:bottom w:w="0" w:type="dxa"/>
-          </w:tblCellMar>
-        </w:tblPrEx>
         <w:tc>
           <w:tcPr>
             <w:tcW w:w="2500" w:type="pct"/>
@@ -13274,18 +16777,20 @@
           </w:tcPr>
           <w:p>
             <w:r>
-              <w:t>[e.g. 1,000 req/sec sustained]</w:t>
+              <w:t xml:space="preserve">[e.g. 1,000 </w:t>
+            </w:r>
+            <w:proofErr w:type="spellStart"/>
+            <w:r>
+              <w:t>req</w:t>
+            </w:r>
+            <w:proofErr w:type="spellEnd"/>
+            <w:r>
+              <w:t>/sec sustained]</w:t>
             </w:r>
           </w:p>
         </w:tc>
       </w:tr>
       <w:tr>
-        <w:tblPrEx>
-          <w:tblCellMar>
-            <w:top w:w="0" w:type="dxa"/>
-            <w:bottom w:w="0" w:type="dxa"/>
-          </w:tblCellMar>
-        </w:tblPrEx>
         <w:tc>
           <w:tcPr>
             <w:tcW w:w="2500" w:type="pct"/>
@@ -13320,18 +16825,20 @@
           </w:tcPr>
           <w:p>
             <w:r>
-              <w:t>[e.g. &lt; 500 ms]</w:t>
+              <w:t xml:space="preserve">[e.g. &lt; 500 </w:t>
+            </w:r>
+            <w:proofErr w:type="spellStart"/>
+            <w:r>
+              <w:t>ms</w:t>
+            </w:r>
+            <w:proofErr w:type="spellEnd"/>
+            <w:r>
+              <w:t>]</w:t>
             </w:r>
           </w:p>
         </w:tc>
       </w:tr>
       <w:tr>
-        <w:tblPrEx>
-          <w:tblCellMar>
-            <w:top w:w="0" w:type="dxa"/>
-            <w:bottom w:w="0" w:type="dxa"/>
-          </w:tblCellMar>
-        </w:tblPrEx>
         <w:tc>
           <w:tcPr>
             <w:tcW w:w="2500" w:type="pct"/>
@@ -13372,12 +16879,6 @@
         </w:tc>
       </w:tr>
       <w:tr>
-        <w:tblPrEx>
-          <w:tblCellMar>
-            <w:top w:w="0" w:type="dxa"/>
-            <w:bottom w:w="0" w:type="dxa"/>
-          </w:tblCellMar>
-        </w:tblPrEx>
         <w:tc>
           <w:tcPr>
             <w:tcW w:w="2500" w:type="pct"/>
@@ -13417,9 +16918,11 @@
       <w:pPr>
         <w:pStyle w:val="Heading2"/>
       </w:pPr>
+      <w:bookmarkStart w:id="52" w:name="_Toc235607076"/>
       <w:r>
         <w:t>12.4 DR / Failover Test Plan</w:t>
       </w:r>
+      <w:bookmarkEnd w:id="52"/>
     </w:p>
     <w:tbl>
       <w:tblPr>
@@ -13439,12 +16942,6 @@
         <w:gridCol w:w="4675"/>
       </w:tblGrid>
       <w:tr>
-        <w:tblPrEx>
-          <w:tblCellMar>
-            <w:top w:w="0" w:type="dxa"/>
-            <w:bottom w:w="0" w:type="dxa"/>
-          </w:tblCellMar>
-        </w:tblPrEx>
         <w:tc>
           <w:tcPr>
             <w:tcW w:w="2500" w:type="pct"/>
@@ -13485,12 +16982,6 @@
         </w:tc>
       </w:tr>
       <w:tr>
-        <w:tblPrEx>
-          <w:tblCellMar>
-            <w:top w:w="0" w:type="dxa"/>
-            <w:bottom w:w="0" w:type="dxa"/>
-          </w:tblCellMar>
-        </w:tblPrEx>
         <w:tc>
           <w:tcPr>
             <w:tcW w:w="2500" w:type="pct"/>
@@ -13531,12 +17022,6 @@
         </w:tc>
       </w:tr>
       <w:tr>
-        <w:tblPrEx>
-          <w:tblCellMar>
-            <w:top w:w="0" w:type="dxa"/>
-            <w:bottom w:w="0" w:type="dxa"/>
-          </w:tblCellMar>
-        </w:tblPrEx>
         <w:tc>
           <w:tcPr>
             <w:tcW w:w="2500" w:type="pct"/>
@@ -13577,12 +17062,6 @@
         </w:tc>
       </w:tr>
       <w:tr>
-        <w:tblPrEx>
-          <w:tblCellMar>
-            <w:top w:w="0" w:type="dxa"/>
-            <w:bottom w:w="0" w:type="dxa"/>
-          </w:tblCellMar>
-        </w:tblPrEx>
         <w:tc>
           <w:tcPr>
             <w:tcW w:w="2500" w:type="pct"/>
@@ -13622,17 +17101,21 @@
       <w:pPr>
         <w:pStyle w:val="Heading1"/>
       </w:pPr>
+      <w:bookmarkStart w:id="53" w:name="_Toc235607077"/>
       <w:r>
         <w:t>13. Operational Runbooks</w:t>
       </w:r>
+      <w:bookmarkEnd w:id="53"/>
     </w:p>
     <w:p>
       <w:pPr>
         <w:pStyle w:val="Heading2"/>
       </w:pPr>
+      <w:bookmarkStart w:id="54" w:name="_Toc235607078"/>
       <w:r>
         <w:t>13.1 Deployment Runbook</w:t>
       </w:r>
+      <w:bookmarkEnd w:id="54"/>
     </w:p>
     <w:p>
       <w:pPr>
@@ -13667,7 +17150,15 @@
         </w:numPr>
       </w:pPr>
       <w:r>
-        <w:t>3. Run IaC what-if / plan and review the output</w:t>
+        <w:t xml:space="preserve">3. Run </w:t>
+      </w:r>
+      <w:proofErr w:type="spellStart"/>
+      <w:r>
+        <w:t>IaC</w:t>
+      </w:r>
+      <w:proofErr w:type="spellEnd"/>
+      <w:r>
+        <w:t xml:space="preserve"> what-if / plan and review the output</w:t>
       </w:r>
     </w:p>
     <w:p>
@@ -13719,9 +17210,11 @@
       <w:pPr>
         <w:pStyle w:val="Heading2"/>
       </w:pPr>
+      <w:bookmarkStart w:id="55" w:name="_Toc235607079"/>
       <w:r>
         <w:t>13.2 Rollback Procedure</w:t>
       </w:r>
+      <w:bookmarkEnd w:id="55"/>
     </w:p>
     <w:p>
       <w:pPr>
@@ -13744,7 +17237,15 @@
         </w:numPr>
       </w:pPr>
       <w:r>
-        <w:t>2. Trigger the rollback pipeline to redeploy the last known-good IaC version</w:t>
+        <w:t xml:space="preserve">2. Trigger the rollback pipeline to redeploy the last known-good </w:t>
+      </w:r>
+      <w:proofErr w:type="spellStart"/>
+      <w:r>
+        <w:t>IaC</w:t>
+      </w:r>
+      <w:proofErr w:type="spellEnd"/>
+      <w:r>
+        <w:t xml:space="preserve"> version</w:t>
       </w:r>
     </w:p>
     <w:p>
@@ -13784,9 +17285,11 @@
       <w:pPr>
         <w:pStyle w:val="Heading2"/>
       </w:pPr>
+      <w:bookmarkStart w:id="56" w:name="_Toc235607080"/>
       <w:r>
         <w:t>13.3 Scaling Procedure</w:t>
       </w:r>
+      <w:bookmarkEnd w:id="56"/>
     </w:p>
     <w:p>
       <w:pPr>
@@ -13809,7 +17312,15 @@
         </w:numPr>
       </w:pPr>
       <w:r>
-        <w:t>2. For temporary scale: adjust the autoscale max instance count via portal/CLI with change approval</w:t>
+        <w:t xml:space="preserve">2. For temporary scale: adjust the </w:t>
+      </w:r>
+      <w:proofErr w:type="spellStart"/>
+      <w:r>
+        <w:t>autoscale</w:t>
+      </w:r>
+      <w:proofErr w:type="spellEnd"/>
+      <w:r>
+        <w:t xml:space="preserve"> max instance count via portal/CLI with change approval</w:t>
       </w:r>
     </w:p>
     <w:p>
@@ -13821,7 +17332,15 @@
         </w:numPr>
       </w:pPr>
       <w:r>
-        <w:t>3. For permanent scale: raise a change request, update the IaC parameter, and redeploy</w:t>
+        <w:t xml:space="preserve">3. For permanent scale: raise a change request, update the </w:t>
+      </w:r>
+      <w:proofErr w:type="spellStart"/>
+      <w:r>
+        <w:t>IaC</w:t>
+      </w:r>
+      <w:proofErr w:type="spellEnd"/>
+      <w:r>
+        <w:t xml:space="preserve"> parameter, and redeploy</w:t>
       </w:r>
     </w:p>
     <w:p>
@@ -13849,9 +17368,11 @@
       <w:pPr>
         <w:pStyle w:val="Heading2"/>
       </w:pPr>
+      <w:bookmarkStart w:id="57" w:name="_Toc235607081"/>
       <w:r>
         <w:t>13.4 Incident Response and Troubleshooting</w:t>
       </w:r>
+      <w:bookmarkEnd w:id="57"/>
     </w:p>
     <w:tbl>
       <w:tblPr>
@@ -13873,12 +17394,6 @@
         <w:gridCol w:w="2338"/>
       </w:tblGrid>
       <w:tr>
-        <w:tblPrEx>
-          <w:tblCellMar>
-            <w:top w:w="0" w:type="dxa"/>
-            <w:bottom w:w="0" w:type="dxa"/>
-          </w:tblCellMar>
-        </w:tblPrEx>
         <w:trPr>
           <w:tblHeader/>
         </w:trPr>
@@ -13980,12 +17495,6 @@
         </w:tc>
       </w:tr>
       <w:tr>
-        <w:tblPrEx>
-          <w:tblCellMar>
-            <w:top w:w="0" w:type="dxa"/>
-            <w:bottom w:w="0" w:type="dxa"/>
-          </w:tblCellMar>
-        </w:tblPrEx>
         <w:tc>
           <w:tcPr>
             <w:tcW w:w="1250" w:type="pct"/>
@@ -14044,12 +17553,6 @@
         </w:tc>
       </w:tr>
       <w:tr>
-        <w:tblPrEx>
-          <w:tblCellMar>
-            <w:top w:w="0" w:type="dxa"/>
-            <w:bottom w:w="0" w:type="dxa"/>
-          </w:tblCellMar>
-        </w:tblPrEx>
         <w:tc>
           <w:tcPr>
             <w:tcW w:w="1250" w:type="pct"/>
@@ -14108,12 +17611,6 @@
         </w:tc>
       </w:tr>
       <w:tr>
-        <w:tblPrEx>
-          <w:tblCellMar>
-            <w:top w:w="0" w:type="dxa"/>
-            <w:bottom w:w="0" w:type="dxa"/>
-          </w:tblCellMar>
-        </w:tblPrEx>
         <w:tc>
           <w:tcPr>
             <w:tcW w:w="1250" w:type="pct"/>
@@ -14142,9 +17639,19 @@
             <w:shd w:val="clear" w:color="auto" w:fill="FFFFFF"/>
           </w:tcPr>
           <w:p>
-            <w:r>
-              <w:t>nslookup FQDN from a VM in the VNet</w:t>
-            </w:r>
+            <w:proofErr w:type="spellStart"/>
+            <w:r>
+              <w:t>nslookup</w:t>
+            </w:r>
+            <w:proofErr w:type="spellEnd"/>
+            <w:r>
+              <w:t xml:space="preserve"> FQDN from a VM in the </w:t>
+            </w:r>
+            <w:proofErr w:type="spellStart"/>
+            <w:r>
+              <w:t>VNet</w:t>
+            </w:r>
+            <w:proofErr w:type="spellEnd"/>
           </w:p>
         </w:tc>
         <w:tc>
@@ -14165,9 +17672,11 @@
       <w:pPr>
         <w:pStyle w:val="Heading1"/>
       </w:pPr>
+      <w:bookmarkStart w:id="58" w:name="_Toc235607082"/>
       <w:r>
         <w:t>14. Open Issues and Decisions</w:t>
       </w:r>
+      <w:bookmarkEnd w:id="58"/>
     </w:p>
     <w:p>
       <w:r>
@@ -14197,12 +17706,6 @@
         <w:gridCol w:w="1558"/>
       </w:tblGrid>
       <w:tr>
-        <w:tblPrEx>
-          <w:tblCellMar>
-            <w:top w:w="0" w:type="dxa"/>
-            <w:bottom w:w="0" w:type="dxa"/>
-          </w:tblCellMar>
-        </w:tblPrEx>
         <w:trPr>
           <w:tblHeader/>
         </w:trPr>
@@ -14352,12 +17855,6 @@
         </w:tc>
       </w:tr>
       <w:tr>
-        <w:tblPrEx>
-          <w:tblCellMar>
-            <w:top w:w="0" w:type="dxa"/>
-            <w:bottom w:w="0" w:type="dxa"/>
-          </w:tblCellMar>
-        </w:tblPrEx>
         <w:tc>
           <w:tcPr>
             <w:tcW w:w="833" w:type="pct"/>
@@ -14444,12 +17941,6 @@
         </w:tc>
       </w:tr>
       <w:tr>
-        <w:tblPrEx>
-          <w:tblCellMar>
-            <w:top w:w="0" w:type="dxa"/>
-            <w:bottom w:w="0" w:type="dxa"/>
-          </w:tblCellMar>
-        </w:tblPrEx>
         <w:tc>
           <w:tcPr>
             <w:tcW w:w="833" w:type="pct"/>
@@ -14523,9 +18014,11 @@
       <w:pPr>
         <w:pStyle w:val="Heading1"/>
       </w:pPr>
+      <w:bookmarkStart w:id="59" w:name="_Toc235607083"/>
       <w:r>
         <w:t>Appendix A -- Configuration and Script Reference</w:t>
       </w:r>
+      <w:bookmarkEnd w:id="59"/>
     </w:p>
     <w:p>
       <w:r>
@@ -14549,12 +18042,6 @@
         <w:gridCol w:w="9350"/>
       </w:tblGrid>
       <w:tr>
-        <w:tblPrEx>
-          <w:tblCellMar>
-            <w:top w:w="0" w:type="dxa"/>
-            <w:bottom w:w="0" w:type="dxa"/>
-          </w:tblCellMar>
-        </w:tblPrEx>
         <w:tc>
           <w:tcPr>
             <w:tcW w:w="5000" w:type="pct"/>
@@ -14566,12 +18053,66 @@
                 <w:color w:val="5F2861"/>
               </w:rPr>
             </w:pPr>
+            <w:proofErr w:type="spellStart"/>
             <w:r>
               <w:rPr>
                 <w:color w:val="5F2861"/>
               </w:rPr>
-              <w:t>az deployment group what-if --resource-group rg-[name]-prod --template-file main.bicep --parameters main.prod.bicepparam</w:t>
-            </w:r>
+              <w:t>az</w:t>
+            </w:r>
+            <w:proofErr w:type="spellEnd"/>
+            <w:r>
+              <w:rPr>
+                <w:color w:val="5F2861"/>
+              </w:rPr>
+              <w:t xml:space="preserve"> deployment group what-if --resource-group </w:t>
+            </w:r>
+            <w:proofErr w:type="spellStart"/>
+            <w:r>
+              <w:rPr>
+                <w:color w:val="5F2861"/>
+              </w:rPr>
+              <w:t>rg</w:t>
+            </w:r>
+            <w:proofErr w:type="spellEnd"/>
+            <w:r>
+              <w:rPr>
+                <w:color w:val="5F2861"/>
+              </w:rPr>
+              <w:t xml:space="preserve">-[name]-prod --template-file </w:t>
+            </w:r>
+            <w:proofErr w:type="spellStart"/>
+            <w:proofErr w:type="gramStart"/>
+            <w:r>
+              <w:rPr>
+                <w:color w:val="5F2861"/>
+              </w:rPr>
+              <w:t>main.bicep</w:t>
+            </w:r>
+            <w:proofErr w:type="spellEnd"/>
+            <w:proofErr w:type="gramEnd"/>
+            <w:r>
+              <w:rPr>
+                <w:color w:val="5F2861"/>
+              </w:rPr>
+              <w:t xml:space="preserve"> --parameters </w:t>
+            </w:r>
+            <w:proofErr w:type="spellStart"/>
+            <w:proofErr w:type="gramStart"/>
+            <w:r>
+              <w:rPr>
+                <w:color w:val="5F2861"/>
+              </w:rPr>
+              <w:t>main.prod</w:t>
+            </w:r>
+            <w:proofErr w:type="gramEnd"/>
+            <w:r>
+              <w:rPr>
+                <w:color w:val="5F2861"/>
+              </w:rPr>
+              <w:t>.bicepparam</w:t>
+            </w:r>
+            <w:proofErr w:type="spellEnd"/>
           </w:p>
         </w:tc>
       </w:tr>
@@ -14581,9 +18122,11 @@
       <w:pPr>
         <w:pStyle w:val="Heading1"/>
       </w:pPr>
+      <w:bookmarkStart w:id="60" w:name="_Toc235607084"/>
       <w:r>
         <w:t>Appendix B -- Glossary</w:t>
       </w:r>
+      <w:bookmarkEnd w:id="60"/>
     </w:p>
     <w:tbl>
       <w:tblPr>
@@ -14603,12 +18146,6 @@
         <w:gridCol w:w="4675"/>
       </w:tblGrid>
       <w:tr>
-        <w:tblPrEx>
-          <w:tblCellMar>
-            <w:top w:w="0" w:type="dxa"/>
-            <w:bottom w:w="0" w:type="dxa"/>
-          </w:tblCellMar>
-        </w:tblPrEx>
         <w:trPr>
           <w:tblHeader/>
         </w:trPr>
@@ -14662,12 +18199,6 @@
         </w:tc>
       </w:tr>
       <w:tr>
-        <w:tblPrEx>
-          <w:tblCellMar>
-            <w:top w:w="0" w:type="dxa"/>
-            <w:bottom w:w="0" w:type="dxa"/>
-          </w:tblCellMar>
-        </w:tblPrEx>
         <w:tc>
           <w:tcPr>
             <w:tcW w:w="2500" w:type="pct"/>
@@ -14698,12 +18229,6 @@
         </w:tc>
       </w:tr>
       <w:tr>
-        <w:tblPrEx>
-          <w:tblCellMar>
-            <w:top w:w="0" w:type="dxa"/>
-            <w:bottom w:w="0" w:type="dxa"/>
-          </w:tblCellMar>
-        </w:tblPrEx>
         <w:tc>
           <w:tcPr>
             <w:tcW w:w="2500" w:type="pct"/>
@@ -14734,12 +18259,6 @@
         </w:tc>
       </w:tr>
       <w:tr>
-        <w:tblPrEx>
-          <w:tblCellMar>
-            <w:top w:w="0" w:type="dxa"/>
-            <w:bottom w:w="0" w:type="dxa"/>
-          </w:tblCellMar>
-        </w:tblPrEx>
         <w:tc>
           <w:tcPr>
             <w:tcW w:w="2500" w:type="pct"/>
@@ -14770,12 +18289,6 @@
         </w:tc>
       </w:tr>
       <w:tr>
-        <w:tblPrEx>
-          <w:tblCellMar>
-            <w:top w:w="0" w:type="dxa"/>
-            <w:bottom w:w="0" w:type="dxa"/>
-          </w:tblCellMar>
-        </w:tblPrEx>
         <w:tc>
           <w:tcPr>
             <w:tcW w:w="2500" w:type="pct"/>
@@ -14806,12 +18319,6 @@
         </w:tc>
       </w:tr>
       <w:tr>
-        <w:tblPrEx>
-          <w:tblCellMar>
-            <w:top w:w="0" w:type="dxa"/>
-            <w:bottom w:w="0" w:type="dxa"/>
-          </w:tblCellMar>
-        </w:tblPrEx>
         <w:tc>
           <w:tcPr>
             <w:tcW w:w="2500" w:type="pct"/>
@@ -14842,12 +18349,6 @@
         </w:tc>
       </w:tr>
       <w:tr>
-        <w:tblPrEx>
-          <w:tblCellMar>
-            <w:top w:w="0" w:type="dxa"/>
-            <w:bottom w:w="0" w:type="dxa"/>
-          </w:tblCellMar>
-        </w:tblPrEx>
         <w:tc>
           <w:tcPr>
             <w:tcW w:w="2500" w:type="pct"/>
@@ -14878,12 +18379,6 @@
         </w:tc>
       </w:tr>
       <w:tr>
-        <w:tblPrEx>
-          <w:tblCellMar>
-            <w:top w:w="0" w:type="dxa"/>
-            <w:bottom w:w="0" w:type="dxa"/>
-          </w:tblCellMar>
-        </w:tblPrEx>
         <w:tc>
           <w:tcPr>
             <w:tcW w:w="2500" w:type="pct"/>
@@ -14893,9 +18388,11 @@
             <w:shd w:val="clear" w:color="auto" w:fill="FFFFFF"/>
           </w:tcPr>
           <w:p>
+            <w:proofErr w:type="spellStart"/>
             <w:r>
               <w:t>IaC</w:t>
             </w:r>
+            <w:proofErr w:type="spellEnd"/>
           </w:p>
         </w:tc>
         <w:tc>
@@ -14914,12 +18411,6 @@
         </w:tc>
       </w:tr>
       <w:tr>
-        <w:tblPrEx>
-          <w:tblCellMar>
-            <w:top w:w="0" w:type="dxa"/>
-            <w:bottom w:w="0" w:type="dxa"/>
-          </w:tblCellMar>
-        </w:tblPrEx>
         <w:tc>
           <w:tcPr>
             <w:tcW w:w="2500" w:type="pct"/>
@@ -14951,12 +18442,6 @@
         </w:tc>
       </w:tr>
       <w:tr>
-        <w:tblPrEx>
-          <w:tblCellMar>
-            <w:top w:w="0" w:type="dxa"/>
-            <w:bottom w:w="0" w:type="dxa"/>
-          </w:tblCellMar>
-        </w:tblPrEx>
         <w:tc>
           <w:tcPr>
             <w:tcW w:w="2500" w:type="pct"/>
@@ -14987,12 +18472,6 @@
         </w:tc>
       </w:tr>
       <w:tr>
-        <w:tblPrEx>
-          <w:tblCellMar>
-            <w:top w:w="0" w:type="dxa"/>
-            <w:bottom w:w="0" w:type="dxa"/>
-          </w:tblCellMar>
-        </w:tblPrEx>
         <w:tc>
           <w:tcPr>
             <w:tcW w:w="2500" w:type="pct"/>
@@ -15023,12 +18502,6 @@
         </w:tc>
       </w:tr>
       <w:tr>
-        <w:tblPrEx>
-          <w:tblCellMar>
-            <w:top w:w="0" w:type="dxa"/>
-            <w:bottom w:w="0" w:type="dxa"/>
-          </w:tblCellMar>
-        </w:tblPrEx>
         <w:tc>
           <w:tcPr>
             <w:tcW w:w="2500" w:type="pct"/>
@@ -15059,12 +18532,6 @@
         </w:tc>
       </w:tr>
       <w:tr>
-        <w:tblPrEx>
-          <w:tblCellMar>
-            <w:top w:w="0" w:type="dxa"/>
-            <w:bottom w:w="0" w:type="dxa"/>
-          </w:tblCellMar>
-        </w:tblPrEx>
         <w:tc>
           <w:tcPr>
             <w:tcW w:w="2500" w:type="pct"/>
@@ -15095,12 +18562,6 @@
         </w:tc>
       </w:tr>
       <w:tr>
-        <w:tblPrEx>
-          <w:tblCellMar>
-            <w:top w:w="0" w:type="dxa"/>
-            <w:bottom w:w="0" w:type="dxa"/>
-          </w:tblCellMar>
-        </w:tblPrEx>
         <w:tc>
           <w:tcPr>
             <w:tcW w:w="2500" w:type="pct"/>
@@ -15131,12 +18592,6 @@
         </w:tc>
       </w:tr>
       <w:tr>
-        <w:tblPrEx>
-          <w:tblCellMar>
-            <w:top w:w="0" w:type="dxa"/>
-            <w:bottom w:w="0" w:type="dxa"/>
-          </w:tblCellMar>
-        </w:tblPrEx>
         <w:tc>
           <w:tcPr>
             <w:tcW w:w="2500" w:type="pct"/>
@@ -15167,12 +18622,6 @@
         </w:tc>
       </w:tr>
       <w:tr>
-        <w:tblPrEx>
-          <w:tblCellMar>
-            <w:top w:w="0" w:type="dxa"/>
-            <w:bottom w:w="0" w:type="dxa"/>
-          </w:tblCellMar>
-        </w:tblPrEx>
         <w:tc>
           <w:tcPr>
             <w:tcW w:w="2500" w:type="pct"/>
@@ -15203,12 +18652,6 @@
         </w:tc>
       </w:tr>
       <w:tr>
-        <w:tblPrEx>
-          <w:tblCellMar>
-            <w:top w:w="0" w:type="dxa"/>
-            <w:bottom w:w="0" w:type="dxa"/>
-          </w:tblCellMar>
-        </w:tblPrEx>
         <w:tc>
           <w:tcPr>
             <w:tcW w:w="2500" w:type="pct"/>
@@ -15239,12 +18682,6 @@
         </w:tc>
       </w:tr>
       <w:tr>
-        <w:tblPrEx>
-          <w:tblCellMar>
-            <w:top w:w="0" w:type="dxa"/>
-            <w:bottom w:w="0" w:type="dxa"/>
-          </w:tblCellMar>
-        </w:tblPrEx>
         <w:tc>
           <w:tcPr>
             <w:tcW w:w="2500" w:type="pct"/>
@@ -15275,12 +18712,6 @@
         </w:tc>
       </w:tr>
       <w:tr>
-        <w:tblPrEx>
-          <w:tblCellMar>
-            <w:top w:w="0" w:type="dxa"/>
-            <w:bottom w:w="0" w:type="dxa"/>
-          </w:tblCellMar>
-        </w:tblPrEx>
         <w:tc>
           <w:tcPr>
             <w:tcW w:w="2500" w:type="pct"/>
@@ -15311,12 +18742,6 @@
         </w:tc>
       </w:tr>
       <w:tr>
-        <w:tblPrEx>
-          <w:tblCellMar>
-            <w:top w:w="0" w:type="dxa"/>
-            <w:bottom w:w="0" w:type="dxa"/>
-          </w:tblCellMar>
-        </w:tblPrEx>
         <w:tc>
           <w:tcPr>
             <w:tcW w:w="2500" w:type="pct"/>
@@ -15346,9 +18771,11 @@
       <w:pPr>
         <w:pStyle w:val="Heading1"/>
       </w:pPr>
+      <w:bookmarkStart w:id="61" w:name="_Toc235607085"/>
       <w:r>
         <w:t>Appendix C -- Reference Architecture Links</w:t>
       </w:r>
+      <w:bookmarkEnd w:id="61"/>
     </w:p>
     <w:p>
       <w:pPr>
@@ -15359,7 +18786,15 @@
         </w:numPr>
       </w:pPr>
       <w:r>
-        <w:t>Azure Architecture Center: https://learn.microsoft.com/en-us/azure/architecture/</w:t>
+        <w:t xml:space="preserve">Azure Architecture </w:t>
+      </w:r>
+      <w:proofErr w:type="spellStart"/>
+      <w:r>
+        <w:t>Center</w:t>
+      </w:r>
+      <w:proofErr w:type="spellEnd"/>
+      <w:r>
+        <w:t>: https://learn.microsoft.com/en-us/azure/architecture/</w:t>
       </w:r>
     </w:p>
     <w:p>
@@ -15695,7 +19130,23 @@
         <w:szCs w:val="18"/>
       </w:rPr>
       <w:tab/>
-      <w:t>[Project Name]  |  DRAFT</w:t>
+      <w:t xml:space="preserve">[Project </w:t>
+    </w:r>
+    <w:proofErr w:type="gramStart"/>
+    <w:r>
+      <w:rPr>
+        <w:sz w:val="18"/>
+        <w:szCs w:val="18"/>
+      </w:rPr>
+      <w:t>Name]  |</w:t>
+    </w:r>
+    <w:proofErr w:type="gramEnd"/>
+    <w:r>
+      <w:rPr>
+        <w:sz w:val="18"/>
+        <w:szCs w:val="18"/>
+      </w:rPr>
+      <w:t xml:space="preserve">  DRAFT</w:t>
     </w:r>
   </w:p>
 </w:hdr>
@@ -16664,6 +20115,31 @@
     <w:uiPriority w:val="99"/>
     <w:rsid w:val="002A59E7"/>
   </w:style>
+  <w:style w:type="paragraph" w:styleId="TOC1">
+    <w:name w:val="toc 1"/>
+    <w:basedOn w:val="Normal"/>
+    <w:next w:val="Normal"/>
+    <w:autoRedefine/>
+    <w:uiPriority w:val="39"/>
+    <w:unhideWhenUsed/>
+    <w:rsid w:val="001D03AF"/>
+    <w:pPr>
+      <w:spacing w:after="100"/>
+    </w:pPr>
+  </w:style>
+  <w:style w:type="paragraph" w:styleId="TOC2">
+    <w:name w:val="toc 2"/>
+    <w:basedOn w:val="Normal"/>
+    <w:next w:val="Normal"/>
+    <w:autoRedefine/>
+    <w:uiPriority w:val="39"/>
+    <w:unhideWhenUsed/>
+    <w:rsid w:val="001D03AF"/>
+    <w:pPr>
+      <w:spacing w:after="100"/>
+      <w:ind w:left="200"/>
+    </w:pPr>
+  </w:style>
 </w:styles>
 </file>
 
